--- a/何翔_个人简历.docx
+++ b/何翔_个人简历.docx
@@ -1,6 +1,6 @@
 
 <file path=word/document.xml><?xml version="1.0" encoding="utf-8"?>
-<w:document xmlns:wpc="http://schemas.microsoft.com/office/word/2010/wordprocessingCanvas" xmlns:mc="http://schemas.openxmlformats.org/markup-compatibility/2006" xmlns:o="urn:schemas-microsoft-com:office:office" xmlns:r="http://schemas.openxmlformats.org/officeDocument/2006/relationships" xmlns:m="http://schemas.openxmlformats.org/officeDocument/2006/math" xmlns:v="urn:schemas-microsoft-com:vml" xmlns:wp14="http://schemas.microsoft.com/office/word/2010/wordprocessingDrawing" xmlns:wp="http://schemas.openxmlformats.org/drawingml/2006/wordprocessingDrawing" xmlns:w="http://schemas.openxmlformats.org/wordprocessingml/2006/main" xmlns:w14="http://schemas.microsoft.com/office/word/2010/wordml" xmlns:w10="urn:schemas-microsoft-com:office:word" xmlns:w15="http://schemas.microsoft.com/office/word/2012/wordml" xmlns:wpg="http://schemas.microsoft.com/office/word/2010/wordprocessingGroup" xmlns:wpi="http://schemas.microsoft.com/office/word/2010/wordprocessingInk" xmlns:wne="http://schemas.microsoft.com/office/word/2006/wordml" xmlns:wps="http://schemas.microsoft.com/office/word/2010/wordprocessingShape" xmlns:wpsCustomData="http://www.wps.cn/officeDocument/2013/wpsCustomData" mc:Ignorable="w14 w15 wp14">
+<w:document xmlns:wpc="http://schemas.microsoft.com/office/word/2010/wordprocessingCanvas" xmlns:cx="http://schemas.microsoft.com/office/drawing/2014/chartex" xmlns:cx1="http://schemas.microsoft.com/office/drawing/2015/9/8/chartex" xmlns:cx2="http://schemas.microsoft.com/office/drawing/2015/10/21/chartex" xmlns:cx3="http://schemas.microsoft.com/office/drawing/2016/5/9/chartex" xmlns:cx4="http://schemas.microsoft.com/office/drawing/2016/5/10/chartex" xmlns:cx5="http://schemas.microsoft.com/office/drawing/2016/5/11/chartex" xmlns:cx6="http://schemas.microsoft.com/office/drawing/2016/5/12/chartex" xmlns:cx7="http://schemas.microsoft.com/office/drawing/2016/5/13/chartex" xmlns:cx8="http://schemas.microsoft.com/office/drawing/2016/5/14/chartex" xmlns:mc="http://schemas.openxmlformats.org/markup-compatibility/2006" xmlns:aink="http://schemas.microsoft.com/office/drawing/2016/ink" xmlns:am3d="http://schemas.microsoft.com/office/drawing/2017/model3d" xmlns:o="urn:schemas-microsoft-com:office:office" xmlns:r="http://schemas.openxmlformats.org/officeDocument/2006/relationships" xmlns:m="http://schemas.openxmlformats.org/officeDocument/2006/math" xmlns:v="urn:schemas-microsoft-com:vml" xmlns:wp14="http://schemas.microsoft.com/office/word/2010/wordprocessingDrawing" xmlns:wp="http://schemas.openxmlformats.org/drawingml/2006/wordprocessingDrawing" xmlns:w10="urn:schemas-microsoft-com:office:word" xmlns:w="http://schemas.openxmlformats.org/wordprocessingml/2006/main" xmlns:w14="http://schemas.microsoft.com/office/word/2010/wordml" xmlns:w15="http://schemas.microsoft.com/office/word/2012/wordml" xmlns:w16cid="http://schemas.microsoft.com/office/word/2016/wordml/cid" xmlns:w16se="http://schemas.microsoft.com/office/word/2015/wordml/symex" xmlns:wpg="http://schemas.microsoft.com/office/word/2010/wordprocessingGroup" xmlns:wpi="http://schemas.microsoft.com/office/word/2010/wordprocessingInk" xmlns:wne="http://schemas.microsoft.com/office/word/2006/wordml" xmlns:wps="http://schemas.microsoft.com/office/word/2010/wordprocessingShape" mc:Ignorable="w14 w15 w16se w16cid wp14">
   <w:body>
     <w:p>
       <w:pPr>
@@ -8,9 +8,9 @@
           <w:tab w:val="left" w:pos="4858"/>
         </w:tabs>
         <w:spacing w:line="502" w:lineRule="exact"/>
-        <w:ind w:firstLine="1441" w:firstLineChars="600"/>
-        <w:rPr>
-          <w:rFonts w:ascii="微软雅黑" w:hAnsi="微软雅黑" w:eastAsia="微软雅黑"/>
+        <w:ind w:firstLineChars="600" w:firstLine="1440"/>
+        <w:rPr>
+          <w:rFonts w:ascii="微软雅黑" w:eastAsia="微软雅黑" w:hAnsi="微软雅黑"/>
           <w:b/>
           <w:sz w:val="20"/>
           <w:szCs w:val="20"/>
@@ -18,14 +18,15 @@
       </w:pPr>
       <w:r>
         <w:rPr>
-          <w:rFonts w:ascii="微软雅黑" w:hAnsi="微软雅黑" w:eastAsia="微软雅黑" w:cs="宋体"/>
-          <w:b/>
+          <w:rFonts w:ascii="微软雅黑" w:eastAsia="微软雅黑" w:hAnsi="微软雅黑" w:cs="宋体"/>
+          <w:b/>
+          <w:noProof/>
           <w:kern w:val="1"/>
           <w:sz w:val="24"/>
           <w:szCs w:val="24"/>
         </w:rPr>
         <w:drawing>
-          <wp:anchor distT="0" distB="0" distL="114300" distR="114300" simplePos="0" relativeHeight="251661312" behindDoc="0" locked="0" layoutInCell="1" allowOverlap="1">
+          <wp:anchor distT="0" distB="0" distL="114300" distR="114300" simplePos="0" relativeHeight="251661312" behindDoc="0" locked="0" layoutInCell="1" allowOverlap="1" wp14:anchorId="522DECB6" wp14:editId="46DEE4CC">
             <wp:simplePos x="0" y="0"/>
             <wp:positionH relativeFrom="column">
               <wp:posOffset>3175</wp:posOffset>
@@ -83,7 +84,7 @@
       </w:r>
       <w:r>
         <w:rPr>
-          <w:rFonts w:hint="eastAsia" w:ascii="微软雅黑" w:hAnsi="微软雅黑" w:eastAsia="微软雅黑" w:cs="宋体"/>
+          <w:rFonts w:ascii="微软雅黑" w:eastAsia="微软雅黑" w:hAnsi="微软雅黑" w:cs="宋体" w:hint="eastAsia"/>
           <w:b/>
           <w:bCs/>
           <w:sz w:val="44"/>
@@ -102,11 +103,12 @@
       </w:pPr>
       <w:r>
         <w:rPr>
+          <w:noProof/>
           <w:sz w:val="24"/>
           <w:szCs w:val="24"/>
         </w:rPr>
         <w:drawing>
-          <wp:anchor distT="0" distB="0" distL="114300" distR="114300" simplePos="0" relativeHeight="251659264" behindDoc="1" locked="0" layoutInCell="0" allowOverlap="1">
+          <wp:anchor distT="0" distB="0" distL="114300" distR="114300" simplePos="0" relativeHeight="251659264" behindDoc="1" locked="0" layoutInCell="0" allowOverlap="1" wp14:anchorId="6FFC486A" wp14:editId="3C72F056">
             <wp:simplePos x="0" y="0"/>
             <wp:positionH relativeFrom="column">
               <wp:posOffset>5203825</wp:posOffset>
@@ -164,13 +166,14 @@
       </w:pPr>
       <w:r>
         <w:rPr>
-          <w:rFonts w:ascii="微软雅黑" w:hAnsi="微软雅黑" w:eastAsia="微软雅黑"/>
-          <w:b/>
+          <w:rFonts w:ascii="微软雅黑" w:eastAsia="微软雅黑" w:hAnsi="微软雅黑"/>
+          <w:b/>
+          <w:noProof/>
           <w:sz w:val="20"/>
           <w:szCs w:val="20"/>
         </w:rPr>
         <w:drawing>
-          <wp:anchor distT="0" distB="0" distL="114300" distR="114300" simplePos="0" relativeHeight="251665408" behindDoc="0" locked="0" layoutInCell="1" allowOverlap="1">
+          <wp:anchor distT="0" distB="0" distL="114300" distR="114300" simplePos="0" relativeHeight="251665408" behindDoc="0" locked="0" layoutInCell="1" allowOverlap="1" wp14:anchorId="207AE764" wp14:editId="260B9A22">
             <wp:simplePos x="0" y="0"/>
             <wp:positionH relativeFrom="column">
               <wp:posOffset>2903855</wp:posOffset>
@@ -293,17 +296,16 @@
     <w:p>
       <w:pPr>
         <w:spacing w:line="274" w:lineRule="exact"/>
-        <w:ind w:firstLine="1183" w:firstLineChars="491"/>
-        <w:rPr>
-          <w:rFonts w:hint="eastAsia" w:eastAsia="宋体"/>
+        <w:ind w:firstLineChars="491" w:firstLine="1183"/>
+        <w:rPr>
+          <w:rFonts w:eastAsia="宋体"/>
           <w:sz w:val="20"/>
           <w:szCs w:val="20"/>
-          <w:lang w:eastAsia="zh-CN"/>
-        </w:rPr>
-      </w:pPr>
-      <w:r>
-        <w:rPr>
-          <w:rFonts w:ascii="宋体" w:hAnsi="宋体" w:eastAsia="宋体" w:cs="宋体"/>
+        </w:rPr>
+      </w:pPr>
+      <w:r>
+        <w:rPr>
+          <w:rFonts w:ascii="宋体" w:eastAsia="宋体" w:hAnsi="宋体" w:cs="宋体"/>
           <w:b/>
           <w:bCs/>
           <w:sz w:val="24"/>
@@ -313,14 +315,33 @@
       </w:r>
       <w:r>
         <w:rPr>
-          <w:rFonts w:hint="eastAsia" w:ascii="宋体" w:hAnsi="宋体" w:eastAsia="宋体" w:cs="宋体"/>
-          <w:b/>
-          <w:bCs/>
-          <w:sz w:val="24"/>
-          <w:szCs w:val="24"/>
-          <w:lang w:eastAsia="zh-CN"/>
-        </w:rPr>
-        <w:t>云平台开发工程师</w:t>
+          <w:rFonts w:ascii="宋体" w:eastAsia="宋体" w:hAnsi="宋体" w:cs="宋体" w:hint="eastAsia"/>
+          <w:b/>
+          <w:bCs/>
+          <w:sz w:val="24"/>
+          <w:szCs w:val="24"/>
+        </w:rPr>
+        <w:t>云</w:t>
+      </w:r>
+      <w:r>
+        <w:rPr>
+          <w:rFonts w:ascii="宋体" w:eastAsia="宋体" w:hAnsi="宋体" w:cs="宋体" w:hint="eastAsia"/>
+          <w:b/>
+          <w:bCs/>
+          <w:sz w:val="24"/>
+          <w:szCs w:val="24"/>
+        </w:rPr>
+        <w:t>原生</w:t>
+      </w:r>
+      <w:r>
+        <w:rPr>
+          <w:rFonts w:ascii="宋体" w:eastAsia="宋体" w:hAnsi="宋体" w:cs="宋体" w:hint="eastAsia"/>
+          <w:b/>
+          <w:bCs/>
+          <w:sz w:val="24"/>
+          <w:szCs w:val="24"/>
+        </w:rPr>
+        <w:t>开发工程师</w:t>
       </w:r>
     </w:p>
     <w:p>
@@ -328,7 +349,7 @@
         <w:spacing w:line="240" w:lineRule="exact"/>
         <w:ind w:left="180"/>
         <w:rPr>
-          <w:rFonts w:ascii="宋体" w:hAnsi="宋体" w:eastAsia="宋体" w:cs="宋体"/>
+          <w:rFonts w:ascii="宋体" w:eastAsia="宋体" w:hAnsi="宋体" w:cs="宋体"/>
           <w:b/>
           <w:bCs/>
           <w:color w:val="FFFFFF"/>
@@ -338,11 +359,12 @@
       </w:pPr>
       <w:r>
         <w:rPr>
+          <w:noProof/>
           <w:sz w:val="24"/>
           <w:szCs w:val="24"/>
         </w:rPr>
         <w:drawing>
-          <wp:anchor distT="0" distB="0" distL="114300" distR="114300" simplePos="0" relativeHeight="251660288" behindDoc="1" locked="0" layoutInCell="0" allowOverlap="1">
+          <wp:anchor distT="0" distB="0" distL="114300" distR="114300" simplePos="0" relativeHeight="251660288" behindDoc="1" locked="0" layoutInCell="0" allowOverlap="1" wp14:anchorId="2624C3AC" wp14:editId="6B737599">
             <wp:simplePos x="0" y="0"/>
             <wp:positionH relativeFrom="column">
               <wp:posOffset>-5715</wp:posOffset>
@@ -393,7 +415,7 @@
     <w:p>
       <w:pPr>
         <w:spacing w:line="240" w:lineRule="exact"/>
-        <w:ind w:firstLine="103" w:firstLineChars="49"/>
+        <w:ind w:firstLineChars="49" w:firstLine="103"/>
         <w:rPr>
           <w:sz w:val="20"/>
           <w:szCs w:val="20"/>
@@ -401,7 +423,7 @@
       </w:pPr>
       <w:r>
         <w:rPr>
-          <w:rFonts w:ascii="宋体" w:hAnsi="宋体" w:eastAsia="宋体" w:cs="宋体"/>
+          <w:rFonts w:ascii="宋体" w:eastAsia="宋体" w:hAnsi="宋体" w:cs="宋体"/>
           <w:b/>
           <w:bCs/>
           <w:color w:val="FFFFFF"/>
@@ -416,7 +438,7 @@
         <w:sectPr>
           <w:pgSz w:w="11900" w:h="16838"/>
           <w:pgMar w:top="776" w:right="746" w:bottom="188" w:left="720" w:header="0" w:footer="0" w:gutter="0"/>
-          <w:cols w:equalWidth="0" w:num="1">
+          <w:cols w:space="720" w:equalWidth="0">
             <w:col w:w="10440"/>
           </w:cols>
         </w:sectPr>
@@ -441,7 +463,7 @@
       </w:pPr>
       <w:r>
         <w:rPr>
-          <w:rFonts w:ascii="宋体" w:hAnsi="宋体" w:eastAsia="宋体" w:cs="宋体"/>
+          <w:rFonts w:ascii="宋体" w:eastAsia="宋体" w:hAnsi="宋体" w:cs="宋体"/>
           <w:sz w:val="21"/>
           <w:szCs w:val="21"/>
         </w:rPr>
@@ -449,7 +471,7 @@
       </w:r>
       <w:r>
         <w:rPr>
-          <w:rFonts w:hint="eastAsia" w:ascii="宋体" w:hAnsi="宋体" w:eastAsia="宋体" w:cs="宋体"/>
+          <w:rFonts w:ascii="宋体" w:eastAsia="宋体" w:hAnsi="宋体" w:cs="宋体" w:hint="eastAsia"/>
           <w:sz w:val="21"/>
           <w:szCs w:val="21"/>
         </w:rPr>
@@ -457,7 +479,7 @@
       </w:r>
       <w:r>
         <w:rPr>
-          <w:rFonts w:ascii="宋体" w:hAnsi="宋体" w:eastAsia="宋体" w:cs="宋体"/>
+          <w:rFonts w:ascii="宋体" w:eastAsia="宋体" w:hAnsi="宋体" w:cs="宋体"/>
           <w:sz w:val="21"/>
           <w:szCs w:val="21"/>
         </w:rPr>
@@ -483,7 +505,7 @@
       </w:pPr>
       <w:r>
         <w:rPr>
-          <w:rFonts w:ascii="宋体" w:hAnsi="宋体" w:eastAsia="宋体" w:cs="宋体"/>
+          <w:rFonts w:ascii="宋体" w:eastAsia="宋体" w:hAnsi="宋体" w:cs="宋体"/>
           <w:sz w:val="21"/>
           <w:szCs w:val="21"/>
         </w:rPr>
@@ -525,7 +547,7 @@
       </w:pPr>
       <w:r>
         <w:rPr>
-          <w:rFonts w:ascii="宋体" w:hAnsi="宋体" w:eastAsia="宋体" w:cs="宋体"/>
+          <w:rFonts w:ascii="宋体" w:eastAsia="宋体" w:hAnsi="宋体" w:cs="宋体"/>
           <w:sz w:val="21"/>
           <w:szCs w:val="21"/>
         </w:rPr>
@@ -533,7 +555,7 @@
       </w:r>
       <w:r>
         <w:rPr>
-          <w:rFonts w:hint="eastAsia" w:ascii="宋体" w:hAnsi="宋体" w:eastAsia="宋体" w:cs="宋体"/>
+          <w:rFonts w:ascii="宋体" w:eastAsia="宋体" w:hAnsi="宋体" w:cs="宋体" w:hint="eastAsia"/>
           <w:sz w:val="21"/>
           <w:szCs w:val="21"/>
         </w:rPr>
@@ -559,7 +581,7 @@
       </w:pPr>
       <w:r>
         <w:rPr>
-          <w:rFonts w:ascii="宋体" w:hAnsi="宋体" w:eastAsia="宋体" w:cs="宋体"/>
+          <w:rFonts w:ascii="宋体" w:eastAsia="宋体" w:hAnsi="宋体" w:cs="宋体"/>
           <w:sz w:val="21"/>
           <w:szCs w:val="21"/>
         </w:rPr>
@@ -567,7 +589,7 @@
       </w:r>
       <w:r>
         <w:rPr>
-          <w:rFonts w:hint="eastAsia" w:ascii="宋体" w:hAnsi="宋体" w:eastAsia="宋体" w:cs="宋体"/>
+          <w:rFonts w:ascii="宋体" w:eastAsia="宋体" w:hAnsi="宋体" w:cs="宋体" w:hint="eastAsia"/>
           <w:sz w:val="21"/>
           <w:szCs w:val="21"/>
         </w:rPr>
@@ -575,7 +597,7 @@
       </w:r>
       <w:r>
         <w:rPr>
-          <w:rFonts w:ascii="宋体" w:hAnsi="宋体" w:eastAsia="宋体" w:cs="宋体"/>
+          <w:rFonts w:ascii="宋体" w:eastAsia="宋体" w:hAnsi="宋体" w:cs="宋体"/>
           <w:sz w:val="21"/>
           <w:szCs w:val="21"/>
         </w:rPr>
@@ -617,7 +639,7 @@
       </w:pPr>
       <w:r>
         <w:rPr>
-          <w:rFonts w:ascii="宋体" w:hAnsi="宋体" w:eastAsia="宋体" w:cs="宋体"/>
+          <w:rFonts w:ascii="宋体" w:eastAsia="宋体" w:hAnsi="宋体" w:cs="宋体"/>
           <w:sz w:val="21"/>
           <w:szCs w:val="21"/>
         </w:rPr>
@@ -643,7 +665,7 @@
       </w:pPr>
       <w:r>
         <w:rPr>
-          <w:rFonts w:ascii="宋体" w:hAnsi="宋体" w:eastAsia="宋体" w:cs="宋体"/>
+          <w:rFonts w:ascii="宋体" w:eastAsia="宋体" w:hAnsi="宋体" w:cs="宋体"/>
           <w:sz w:val="21"/>
           <w:szCs w:val="21"/>
         </w:rPr>
@@ -651,7 +673,7 @@
       </w:r>
       <w:r>
         <w:rPr>
-          <w:rFonts w:hint="eastAsia" w:ascii="宋体" w:hAnsi="宋体" w:eastAsia="宋体" w:cs="宋体"/>
+          <w:rFonts w:ascii="宋体" w:eastAsia="宋体" w:hAnsi="宋体" w:cs="宋体" w:hint="eastAsia"/>
           <w:sz w:val="21"/>
           <w:szCs w:val="21"/>
         </w:rPr>
@@ -659,7 +681,7 @@
       </w:r>
       <w:r>
         <w:rPr>
-          <w:rFonts w:ascii="宋体" w:hAnsi="宋体" w:eastAsia="宋体" w:cs="宋体"/>
+          <w:rFonts w:ascii="宋体" w:eastAsia="宋体" w:hAnsi="宋体" w:cs="宋体"/>
           <w:sz w:val="21"/>
           <w:szCs w:val="21"/>
         </w:rPr>
@@ -667,7 +689,7 @@
       </w:r>
       <w:r>
         <w:rPr>
-          <w:rFonts w:hint="eastAsia" w:ascii="宋体" w:hAnsi="宋体" w:eastAsia="宋体" w:cs="宋体"/>
+          <w:rFonts w:ascii="宋体" w:eastAsia="宋体" w:hAnsi="宋体" w:cs="宋体" w:hint="eastAsia"/>
           <w:sz w:val="21"/>
           <w:szCs w:val="21"/>
         </w:rPr>
@@ -694,7 +716,7 @@
       </w:pPr>
       <w:r>
         <w:rPr>
-          <w:rFonts w:ascii="宋体" w:hAnsi="宋体" w:eastAsia="宋体" w:cs="宋体"/>
+          <w:rFonts w:ascii="宋体" w:eastAsia="宋体" w:hAnsi="宋体" w:cs="宋体"/>
           <w:sz w:val="21"/>
           <w:szCs w:val="21"/>
         </w:rPr>
@@ -721,7 +743,7 @@
       </w:pPr>
       <w:r>
         <w:rPr>
-          <w:rFonts w:ascii="宋体" w:hAnsi="宋体" w:eastAsia="宋体" w:cs="宋体"/>
+          <w:rFonts w:ascii="宋体" w:eastAsia="宋体" w:hAnsi="宋体" w:cs="宋体"/>
           <w:sz w:val="21"/>
           <w:szCs w:val="21"/>
         </w:rPr>
@@ -729,7 +751,7 @@
       </w:r>
       <w:r>
         <w:rPr>
-          <w:rFonts w:hint="eastAsia" w:ascii="宋体" w:hAnsi="宋体" w:eastAsia="宋体" w:cs="宋体"/>
+          <w:rFonts w:ascii="宋体" w:eastAsia="宋体" w:hAnsi="宋体" w:cs="宋体" w:hint="eastAsia"/>
           <w:sz w:val="21"/>
           <w:szCs w:val="21"/>
         </w:rPr>
@@ -737,7 +759,7 @@
       </w:r>
       <w:r>
         <w:rPr>
-          <w:rFonts w:ascii="宋体" w:hAnsi="宋体" w:eastAsia="宋体" w:cs="宋体"/>
+          <w:rFonts w:ascii="宋体" w:eastAsia="宋体" w:hAnsi="宋体" w:cs="宋体"/>
           <w:sz w:val="21"/>
           <w:szCs w:val="21"/>
         </w:rPr>
@@ -750,7 +772,7 @@
           <w:type w:val="continuous"/>
           <w:pgSz w:w="11900" w:h="16838"/>
           <w:pgMar w:top="776" w:right="746" w:bottom="188" w:left="720" w:header="0" w:footer="0" w:gutter="0"/>
-          <w:cols w:equalWidth="0" w:num="2">
+          <w:cols w:num="2" w:space="720" w:equalWidth="0">
             <w:col w:w="4800" w:space="720"/>
             <w:col w:w="4920"/>
           </w:cols>
@@ -771,7 +793,7 @@
         <w:spacing w:line="240" w:lineRule="exact"/>
         <w:ind w:left="140"/>
         <w:rPr>
-          <w:rFonts w:ascii="宋体" w:hAnsi="宋体" w:eastAsia="宋体" w:cs="宋体"/>
+          <w:rFonts w:ascii="宋体" w:eastAsia="宋体" w:hAnsi="宋体" w:cs="宋体"/>
           <w:b/>
           <w:bCs/>
           <w:color w:val="FFFFFF"/>
@@ -781,11 +803,12 @@
       </w:pPr>
       <w:r>
         <w:rPr>
+          <w:noProof/>
           <w:sz w:val="24"/>
           <w:szCs w:val="24"/>
         </w:rPr>
         <w:drawing>
-          <wp:anchor distT="0" distB="0" distL="114300" distR="114300" simplePos="0" relativeHeight="251662336" behindDoc="1" locked="0" layoutInCell="0" allowOverlap="1">
+          <wp:anchor distT="0" distB="0" distL="114300" distR="114300" simplePos="0" relativeHeight="251662336" behindDoc="1" locked="0" layoutInCell="0" allowOverlap="1" wp14:anchorId="47735FCC" wp14:editId="302F00A2">
             <wp:simplePos x="0" y="0"/>
             <wp:positionH relativeFrom="column">
               <wp:posOffset>-6985</wp:posOffset>
@@ -836,7 +859,7 @@
     <w:p>
       <w:pPr>
         <w:spacing w:line="240" w:lineRule="exact"/>
-        <w:ind w:firstLine="103" w:firstLineChars="49"/>
+        <w:ind w:firstLineChars="49" w:firstLine="103"/>
         <w:rPr>
           <w:sz w:val="20"/>
           <w:szCs w:val="20"/>
@@ -844,7 +867,7 @@
       </w:pPr>
       <w:r>
         <w:rPr>
-          <w:rFonts w:ascii="宋体" w:hAnsi="宋体" w:eastAsia="宋体" w:cs="宋体"/>
+          <w:rFonts w:ascii="宋体" w:eastAsia="宋体" w:hAnsi="宋体" w:cs="宋体"/>
           <w:b/>
           <w:bCs/>
           <w:color w:val="FFFFFF"/>
@@ -866,14 +889,14 @@
     <w:p>
       <w:pPr>
         <w:rPr>
-          <w:rFonts w:ascii="宋体" w:hAnsi="宋体" w:eastAsia="宋体" w:cs="宋体"/>
-          <w:sz w:val="21"/>
-          <w:szCs w:val="21"/>
-        </w:rPr>
-      </w:pPr>
-      <w:r>
-        <w:rPr>
-          <w:rFonts w:ascii="宋体" w:hAnsi="宋体" w:eastAsia="宋体" w:cs="宋体"/>
+          <w:rFonts w:ascii="宋体" w:eastAsia="宋体" w:hAnsi="宋体" w:cs="宋体"/>
+          <w:sz w:val="21"/>
+          <w:szCs w:val="21"/>
+        </w:rPr>
+      </w:pPr>
+      <w:r>
+        <w:rPr>
+          <w:rFonts w:ascii="宋体" w:eastAsia="宋体" w:hAnsi="宋体" w:cs="宋体"/>
           <w:sz w:val="21"/>
           <w:szCs w:val="21"/>
         </w:rPr>
@@ -881,7 +904,7 @@
       </w:r>
       <w:r>
         <w:rPr>
-          <w:rFonts w:hint="eastAsia" w:ascii="宋体" w:hAnsi="宋体" w:eastAsia="宋体" w:cs="宋体"/>
+          <w:rFonts w:ascii="宋体" w:eastAsia="宋体" w:hAnsi="宋体" w:cs="宋体" w:hint="eastAsia"/>
           <w:sz w:val="21"/>
           <w:szCs w:val="21"/>
         </w:rPr>
@@ -889,7 +912,7 @@
       </w:r>
       <w:r>
         <w:rPr>
-          <w:rFonts w:ascii="宋体" w:hAnsi="宋体" w:eastAsia="宋体" w:cs="宋体"/>
+          <w:rFonts w:ascii="宋体" w:eastAsia="宋体" w:hAnsi="宋体" w:cs="宋体"/>
           <w:sz w:val="21"/>
           <w:szCs w:val="21"/>
         </w:rPr>
@@ -897,7 +920,7 @@
       </w:r>
       <w:r>
         <w:rPr>
-          <w:rFonts w:hint="eastAsia" w:ascii="宋体" w:hAnsi="宋体" w:eastAsia="宋体" w:cs="宋体"/>
+          <w:rFonts w:ascii="宋体" w:eastAsia="宋体" w:hAnsi="宋体" w:cs="宋体" w:hint="eastAsia"/>
           <w:sz w:val="21"/>
           <w:szCs w:val="21"/>
         </w:rPr>
@@ -913,7 +936,7 @@
       </w:r>
       <w:r>
         <w:rPr>
-          <w:rFonts w:ascii="宋体" w:hAnsi="宋体" w:eastAsia="宋体" w:cs="宋体"/>
+          <w:rFonts w:ascii="宋体" w:eastAsia="宋体" w:hAnsi="宋体" w:cs="宋体"/>
           <w:sz w:val="21"/>
           <w:szCs w:val="21"/>
         </w:rPr>
@@ -921,7 +944,7 @@
       </w:r>
       <w:r>
         <w:rPr>
-          <w:rFonts w:hint="eastAsia" w:ascii="宋体" w:hAnsi="宋体" w:eastAsia="宋体" w:cs="宋体"/>
+          <w:rFonts w:ascii="宋体" w:eastAsia="宋体" w:hAnsi="宋体" w:cs="宋体" w:hint="eastAsia"/>
           <w:sz w:val="21"/>
           <w:szCs w:val="21"/>
         </w:rPr>
@@ -929,15 +952,23 @@
       </w:r>
       <w:r>
         <w:rPr>
-          <w:rFonts w:ascii="宋体" w:hAnsi="宋体" w:eastAsia="宋体" w:cs="宋体"/>
-          <w:sz w:val="21"/>
-          <w:szCs w:val="21"/>
-        </w:rPr>
-        <w:t>C语言设计等</w:t>
-      </w:r>
-      <w:r>
-        <w:rPr>
-          <w:rFonts w:hint="eastAsia" w:ascii="宋体" w:hAnsi="宋体" w:eastAsia="宋体" w:cs="宋体"/>
+          <w:rFonts w:ascii="宋体" w:eastAsia="宋体" w:hAnsi="宋体" w:cs="宋体"/>
+          <w:sz w:val="21"/>
+          <w:szCs w:val="21"/>
+        </w:rPr>
+        <w:t>C</w:t>
+      </w:r>
+      <w:r>
+        <w:rPr>
+          <w:rFonts w:ascii="宋体" w:eastAsia="宋体" w:hAnsi="宋体" w:cs="宋体"/>
+          <w:sz w:val="21"/>
+          <w:szCs w:val="21"/>
+        </w:rPr>
+        <w:t>语言设计等</w:t>
+      </w:r>
+      <w:r>
+        <w:rPr>
+          <w:rFonts w:ascii="宋体" w:eastAsia="宋体" w:hAnsi="宋体" w:cs="宋体" w:hint="eastAsia"/>
           <w:sz w:val="21"/>
           <w:szCs w:val="21"/>
         </w:rPr>
@@ -955,7 +986,7 @@
     </w:p>
     <w:p>
       <w:pPr>
-        <w:spacing w:after="48" w:afterLines="20" w:line="272" w:lineRule="exact"/>
+        <w:spacing w:afterLines="20" w:after="48" w:line="272" w:lineRule="exact"/>
         <w:ind w:right="79"/>
         <w:rPr>
           <w:sz w:val="24"/>
@@ -964,7 +995,7 @@
       </w:pPr>
       <w:r>
         <w:rPr>
-          <w:rFonts w:ascii="宋体" w:hAnsi="宋体" w:eastAsia="宋体" w:cs="宋体"/>
+          <w:rFonts w:ascii="宋体" w:eastAsia="宋体" w:hAnsi="宋体" w:cs="宋体"/>
           <w:sz w:val="21"/>
           <w:szCs w:val="21"/>
         </w:rPr>
@@ -980,7 +1011,7 @@
       </w:r>
       <w:r>
         <w:rPr>
-          <w:rFonts w:ascii="宋体" w:hAnsi="宋体" w:eastAsia="宋体" w:cs="宋体"/>
+          <w:rFonts w:ascii="宋体" w:eastAsia="宋体" w:hAnsi="宋体" w:cs="宋体"/>
           <w:sz w:val="21"/>
           <w:szCs w:val="21"/>
         </w:rPr>
@@ -996,7 +1027,7 @@
       </w:r>
       <w:r>
         <w:rPr>
-          <w:rFonts w:ascii="宋体" w:hAnsi="宋体" w:eastAsia="宋体" w:cs="宋体"/>
+          <w:rFonts w:ascii="宋体" w:eastAsia="宋体" w:hAnsi="宋体" w:cs="宋体"/>
           <w:sz w:val="21"/>
           <w:szCs w:val="21"/>
         </w:rPr>
@@ -1012,7 +1043,7 @@
       </w:r>
       <w:r>
         <w:rPr>
-          <w:rFonts w:ascii="宋体" w:hAnsi="宋体" w:eastAsia="宋体" w:cs="宋体"/>
+          <w:rFonts w:ascii="宋体" w:eastAsia="宋体" w:hAnsi="宋体" w:cs="宋体"/>
           <w:sz w:val="21"/>
           <w:szCs w:val="21"/>
         </w:rPr>
@@ -1028,7 +1059,7 @@
       </w:r>
       <w:r>
         <w:rPr>
-          <w:rFonts w:ascii="宋体" w:hAnsi="宋体" w:eastAsia="宋体" w:cs="宋体"/>
+          <w:rFonts w:ascii="宋体" w:eastAsia="宋体" w:hAnsi="宋体" w:cs="宋体"/>
           <w:sz w:val="21"/>
           <w:szCs w:val="21"/>
         </w:rPr>
@@ -1044,7 +1075,7 @@
       </w:r>
       <w:r>
         <w:rPr>
-          <w:rFonts w:ascii="宋体" w:hAnsi="宋体" w:eastAsia="宋体" w:cs="宋体"/>
+          <w:rFonts w:ascii="宋体" w:eastAsia="宋体" w:hAnsi="宋体" w:cs="宋体"/>
           <w:sz w:val="21"/>
           <w:szCs w:val="21"/>
         </w:rPr>
@@ -1052,7 +1083,7 @@
       </w:r>
       <w:r>
         <w:rPr>
-          <w:rFonts w:hint="eastAsia" w:ascii="宋体" w:hAnsi="宋体" w:eastAsia="宋体" w:cs="宋体"/>
+          <w:rFonts w:ascii="宋体" w:eastAsia="宋体" w:hAnsi="宋体" w:cs="宋体" w:hint="eastAsia"/>
           <w:sz w:val="21"/>
           <w:szCs w:val="21"/>
         </w:rPr>
@@ -1060,7 +1091,7 @@
       </w:r>
       <w:r>
         <w:rPr>
-          <w:rFonts w:ascii="宋体" w:hAnsi="宋体" w:eastAsia="宋体" w:cs="宋体"/>
+          <w:rFonts w:ascii="宋体" w:eastAsia="宋体" w:hAnsi="宋体" w:cs="宋体"/>
           <w:sz w:val="21"/>
           <w:szCs w:val="21"/>
         </w:rPr>
@@ -1072,7 +1103,7 @@
         <w:spacing w:line="240" w:lineRule="exact"/>
         <w:ind w:left="140"/>
         <w:rPr>
-          <w:rFonts w:ascii="宋体" w:hAnsi="宋体" w:eastAsia="宋体" w:cs="宋体"/>
+          <w:rFonts w:ascii="宋体" w:eastAsia="宋体" w:hAnsi="宋体" w:cs="宋体"/>
           <w:b/>
           <w:bCs/>
           <w:color w:val="FFFFFF"/>
@@ -1082,11 +1113,12 @@
       </w:pPr>
       <w:r>
         <w:rPr>
+          <w:noProof/>
           <w:sz w:val="24"/>
           <w:szCs w:val="24"/>
         </w:rPr>
         <w:drawing>
-          <wp:anchor distT="0" distB="0" distL="114300" distR="114300" simplePos="0" relativeHeight="251663360" behindDoc="1" locked="0" layoutInCell="0" allowOverlap="1">
+          <wp:anchor distT="0" distB="0" distL="114300" distR="114300" simplePos="0" relativeHeight="251663360" behindDoc="1" locked="0" layoutInCell="0" allowOverlap="1" wp14:anchorId="1638136E" wp14:editId="004E2EDE">
             <wp:simplePos x="0" y="0"/>
             <wp:positionH relativeFrom="column">
               <wp:posOffset>0</wp:posOffset>
@@ -1139,15 +1171,14 @@
         <w:spacing w:line="240" w:lineRule="exact"/>
         <w:ind w:left="140"/>
         <w:rPr>
-          <w:rFonts w:hint="eastAsia" w:eastAsia="宋体"/>
+          <w:rFonts w:eastAsia="宋体"/>
           <w:sz w:val="20"/>
           <w:szCs w:val="20"/>
-          <w:lang w:val="en-US" w:eastAsia="zh-CN"/>
-        </w:rPr>
-      </w:pPr>
-      <w:r>
-        <w:rPr>
-          <w:rFonts w:ascii="宋体" w:hAnsi="宋体" w:eastAsia="宋体" w:cs="宋体"/>
+        </w:rPr>
+      </w:pPr>
+      <w:r>
+        <w:rPr>
+          <w:rFonts w:ascii="宋体" w:eastAsia="宋体" w:hAnsi="宋体" w:cs="宋体"/>
           <w:b/>
           <w:bCs/>
           <w:color w:val="FFFFFF"/>
@@ -1158,13 +1189,12 @@
       </w:r>
       <w:r>
         <w:rPr>
-          <w:rFonts w:hint="eastAsia" w:ascii="宋体" w:hAnsi="宋体" w:eastAsia="宋体" w:cs="宋体"/>
+          <w:rFonts w:ascii="宋体" w:eastAsia="宋体" w:hAnsi="宋体" w:cs="宋体" w:hint="eastAsia"/>
           <w:b/>
           <w:bCs/>
           <w:color w:val="FFFFFF"/>
           <w:sz w:val="21"/>
           <w:szCs w:val="21"/>
-          <w:lang w:eastAsia="zh-CN"/>
         </w:rPr>
         <w:t>优势</w:t>
       </w:r>
@@ -1180,65 +1210,178 @@
     </w:p>
     <w:p>
       <w:pPr>
-        <w:spacing w:after="48" w:afterLines="20" w:line="272" w:lineRule="exact"/>
+        <w:spacing w:afterLines="20" w:after="48" w:line="272" w:lineRule="exact"/>
         <w:ind w:right="79"/>
         <w:rPr>
-          <w:rFonts w:hint="eastAsia" w:ascii="宋体" w:hAnsi="宋体" w:eastAsia="宋体" w:cs="宋体"/>
-          <w:sz w:val="21"/>
-          <w:szCs w:val="21"/>
-          <w:lang w:val="en-US" w:eastAsia="zh-CN"/>
-        </w:rPr>
-      </w:pPr>
-      <w:r>
-        <w:rPr>
-          <w:rFonts w:hint="eastAsia" w:ascii="宋体" w:hAnsi="宋体" w:eastAsia="宋体" w:cs="宋体"/>
-          <w:sz w:val="21"/>
-          <w:szCs w:val="21"/>
-          <w:lang w:val="en-US" w:eastAsia="zh-CN"/>
-        </w:rPr>
-        <w:t>1、有独立开发能力，掌握多门后端开发语言：golang、java、python</w:t>
-      </w:r>
-    </w:p>
-    <w:p>
-      <w:pPr>
-        <w:spacing w:after="48" w:afterLines="20" w:line="272" w:lineRule="exact"/>
+          <w:rFonts w:ascii="宋体" w:eastAsia="宋体" w:hAnsi="宋体" w:cs="宋体"/>
+          <w:sz w:val="21"/>
+          <w:szCs w:val="21"/>
+        </w:rPr>
+      </w:pPr>
+      <w:r>
+        <w:rPr>
+          <w:rFonts w:ascii="宋体" w:eastAsia="宋体" w:hAnsi="宋体" w:cs="宋体" w:hint="eastAsia"/>
+          <w:sz w:val="21"/>
+          <w:szCs w:val="21"/>
+        </w:rPr>
+        <w:t>1</w:t>
+      </w:r>
+      <w:r>
+        <w:rPr>
+          <w:rFonts w:ascii="宋体" w:eastAsia="宋体" w:hAnsi="宋体" w:cs="宋体" w:hint="eastAsia"/>
+          <w:sz w:val="21"/>
+          <w:szCs w:val="21"/>
+        </w:rPr>
+        <w:t>、有独立开发能力，掌握多门后端开发语言：</w:t>
+      </w:r>
+      <w:proofErr w:type="spellStart"/>
+      <w:r>
+        <w:rPr>
+          <w:rFonts w:ascii="宋体" w:eastAsia="宋体" w:hAnsi="宋体" w:cs="宋体" w:hint="eastAsia"/>
+          <w:sz w:val="21"/>
+          <w:szCs w:val="21"/>
+        </w:rPr>
+        <w:t>golang</w:t>
+      </w:r>
+      <w:proofErr w:type="spellEnd"/>
+      <w:r>
+        <w:rPr>
+          <w:rFonts w:ascii="宋体" w:eastAsia="宋体" w:hAnsi="宋体" w:cs="宋体" w:hint="eastAsia"/>
+          <w:sz w:val="21"/>
+          <w:szCs w:val="21"/>
+        </w:rPr>
+        <w:t>、</w:t>
+      </w:r>
+      <w:r>
+        <w:rPr>
+          <w:rFonts w:ascii="宋体" w:eastAsia="宋体" w:hAnsi="宋体" w:cs="宋体" w:hint="eastAsia"/>
+          <w:sz w:val="21"/>
+          <w:szCs w:val="21"/>
+        </w:rPr>
+        <w:t>java</w:t>
+      </w:r>
+      <w:r>
+        <w:rPr>
+          <w:rFonts w:ascii="宋体" w:eastAsia="宋体" w:hAnsi="宋体" w:cs="宋体" w:hint="eastAsia"/>
+          <w:sz w:val="21"/>
+          <w:szCs w:val="21"/>
+        </w:rPr>
+        <w:t>、</w:t>
+      </w:r>
+      <w:r>
+        <w:rPr>
+          <w:rFonts w:ascii="宋体" w:eastAsia="宋体" w:hAnsi="宋体" w:cs="宋体" w:hint="eastAsia"/>
+          <w:sz w:val="21"/>
+          <w:szCs w:val="21"/>
+        </w:rPr>
+        <w:t>python</w:t>
+      </w:r>
+      <w:r>
+        <w:rPr>
+          <w:rFonts w:ascii="宋体" w:eastAsia="宋体" w:hAnsi="宋体" w:cs="宋体" w:hint="eastAsia"/>
+          <w:sz w:val="21"/>
+          <w:szCs w:val="21"/>
+        </w:rPr>
+        <w:t>等</w:t>
+      </w:r>
+    </w:p>
+    <w:p>
+      <w:pPr>
+        <w:spacing w:afterLines="20" w:after="48" w:line="272" w:lineRule="exact"/>
         <w:ind w:right="79"/>
         <w:rPr>
-          <w:rFonts w:hint="eastAsia" w:ascii="宋体" w:hAnsi="宋体" w:eastAsia="宋体" w:cs="宋体"/>
-          <w:sz w:val="21"/>
-          <w:szCs w:val="21"/>
-          <w:lang w:val="en-US" w:eastAsia="zh-CN"/>
-        </w:rPr>
-      </w:pPr>
-      <w:r>
-        <w:rPr>
-          <w:rFonts w:hint="eastAsia" w:ascii="宋体" w:hAnsi="宋体" w:eastAsia="宋体" w:cs="宋体"/>
-          <w:sz w:val="21"/>
-          <w:szCs w:val="21"/>
-          <w:lang w:val="en-US" w:eastAsia="zh-CN"/>
-        </w:rPr>
-        <w:t>2、平时热爱学习新技术，并能通过快速学习运用到项目中，有AI辅助编程相关经验（spec-kit + cursor需求端到端交付实践）</w:t>
-      </w:r>
-    </w:p>
-    <w:p>
-      <w:pPr>
-        <w:spacing w:after="48" w:afterLines="20" w:line="272" w:lineRule="exact"/>
-        <w:ind w:right="79"/>
-        <w:rPr>
-          <w:rFonts w:hint="default" w:ascii="宋体" w:hAnsi="宋体" w:eastAsia="宋体" w:cs="宋体"/>
-          <w:sz w:val="21"/>
-          <w:szCs w:val="21"/>
-          <w:lang w:val="en-US" w:eastAsia="zh-CN"/>
-        </w:rPr>
-      </w:pPr>
-      <w:r>
-        <w:rPr>
-          <w:rFonts w:hint="eastAsia" w:ascii="宋体" w:hAnsi="宋体" w:eastAsia="宋体" w:cs="宋体"/>
-          <w:sz w:val="21"/>
-          <w:szCs w:val="21"/>
-          <w:lang w:val="en-US" w:eastAsia="zh-CN"/>
-        </w:rPr>
-        <w:t>3、工作责任心强，执行力强。</w:t>
+          <w:rFonts w:ascii="宋体" w:eastAsia="宋体" w:hAnsi="宋体" w:cs="宋体"/>
+          <w:sz w:val="21"/>
+          <w:szCs w:val="21"/>
+        </w:rPr>
+      </w:pPr>
+      <w:r>
+        <w:rPr>
+          <w:rFonts w:ascii="宋体" w:eastAsia="宋体" w:hAnsi="宋体" w:cs="宋体" w:hint="eastAsia"/>
+          <w:sz w:val="21"/>
+          <w:szCs w:val="21"/>
+        </w:rPr>
+        <w:t>2</w:t>
+      </w:r>
+      <w:r>
+        <w:rPr>
+          <w:rFonts w:ascii="宋体" w:eastAsia="宋体" w:hAnsi="宋体" w:cs="宋体" w:hint="eastAsia"/>
+          <w:sz w:val="21"/>
+          <w:szCs w:val="21"/>
+        </w:rPr>
+        <w:t>、平时热爱学习新技术，并能通过快速学习运用到项目中，</w:t>
+      </w:r>
+      <w:r>
+        <w:rPr>
+          <w:rFonts w:ascii="宋体" w:eastAsia="宋体" w:hAnsi="宋体" w:cs="宋体" w:hint="eastAsia"/>
+          <w:sz w:val="21"/>
+          <w:szCs w:val="21"/>
+        </w:rPr>
+        <w:t>熟悉k</w:t>
+      </w:r>
+      <w:r>
+        <w:rPr>
+          <w:rFonts w:ascii="宋体" w:eastAsia="宋体" w:hAnsi="宋体" w:cs="宋体"/>
+          <w:sz w:val="21"/>
+          <w:szCs w:val="21"/>
+        </w:rPr>
+        <w:t>8s</w:t>
+      </w:r>
+      <w:r>
+        <w:rPr>
+          <w:rFonts w:ascii="宋体" w:eastAsia="宋体" w:hAnsi="宋体" w:cs="宋体" w:hint="eastAsia"/>
+          <w:sz w:val="21"/>
+          <w:szCs w:val="21"/>
+        </w:rPr>
+        <w:t>原理</w:t>
+      </w:r>
+      <w:r>
+        <w:rPr>
+          <w:rFonts w:ascii="宋体" w:eastAsia="宋体" w:hAnsi="宋体" w:cs="宋体" w:hint="eastAsia"/>
+          <w:sz w:val="21"/>
+          <w:szCs w:val="21"/>
+        </w:rPr>
+        <w:t>，有云原生相关开发和运维经验，</w:t>
+      </w:r>
+      <w:r>
+        <w:rPr>
+          <w:rFonts w:ascii="宋体" w:eastAsia="宋体" w:hAnsi="宋体" w:cs="宋体" w:hint="eastAsia"/>
+          <w:sz w:val="21"/>
+          <w:szCs w:val="21"/>
+        </w:rPr>
+        <w:t>有</w:t>
+      </w:r>
+      <w:r>
+        <w:rPr>
+          <w:rFonts w:ascii="宋体" w:eastAsia="宋体" w:hAnsi="宋体" w:cs="宋体" w:hint="eastAsia"/>
+          <w:sz w:val="21"/>
+          <w:szCs w:val="21"/>
+        </w:rPr>
+        <w:t>AI</w:t>
+      </w:r>
+      <w:r>
+        <w:rPr>
+          <w:rFonts w:ascii="宋体" w:eastAsia="宋体" w:hAnsi="宋体" w:cs="宋体" w:hint="eastAsia"/>
+          <w:sz w:val="21"/>
+          <w:szCs w:val="21"/>
+        </w:rPr>
+        <w:t>辅助编程相关经验（</w:t>
+      </w:r>
+      <w:r>
+        <w:rPr>
+          <w:rFonts w:ascii="宋体" w:eastAsia="宋体" w:hAnsi="宋体" w:cs="宋体" w:hint="eastAsia"/>
+          <w:sz w:val="21"/>
+          <w:szCs w:val="21"/>
+        </w:rPr>
+        <w:t>spec-kit + cursor</w:t>
+      </w:r>
+      <w:r>
+        <w:rPr>
+          <w:rFonts w:ascii="宋体" w:eastAsia="宋体" w:hAnsi="宋体" w:cs="宋体" w:hint="eastAsia"/>
+          <w:sz w:val="21"/>
+          <w:szCs w:val="21"/>
+        </w:rPr>
+        <w:t>需求端到端交付实践）</w:t>
       </w:r>
     </w:p>
     <w:p>
@@ -1269,11 +1412,12 @@
       </w:pPr>
       <w:r>
         <w:rPr>
+          <w:noProof/>
           <w:sz w:val="24"/>
           <w:szCs w:val="24"/>
         </w:rPr>
         <w:drawing>
-          <wp:anchor distT="0" distB="0" distL="114300" distR="114300" simplePos="0" relativeHeight="251664384" behindDoc="1" locked="0" layoutInCell="0" allowOverlap="1">
+          <wp:anchor distT="0" distB="0" distL="114300" distR="114300" simplePos="0" relativeHeight="251664384" behindDoc="1" locked="0" layoutInCell="0" allowOverlap="1" wp14:anchorId="5268AE33" wp14:editId="14EFB32C">
             <wp:simplePos x="0" y="0"/>
             <wp:positionH relativeFrom="column">
               <wp:posOffset>0</wp:posOffset>
@@ -1332,19 +1476,18 @@
       </w:pPr>
       <w:r>
         <w:rPr>
-          <w:rFonts w:hint="eastAsia" w:ascii="宋体" w:hAnsi="宋体" w:eastAsia="宋体" w:cs="宋体"/>
+          <w:rFonts w:ascii="宋体" w:eastAsia="宋体" w:hAnsi="宋体" w:cs="宋体" w:hint="eastAsia"/>
           <w:b/>
           <w:bCs/>
           <w:color w:val="FFFFFF"/>
           <w:sz w:val="21"/>
           <w:szCs w:val="21"/>
-          <w:lang w:eastAsia="zh-CN"/>
         </w:rPr>
         <w:t>工作</w:t>
       </w:r>
       <w:r>
         <w:rPr>
-          <w:rFonts w:hint="eastAsia" w:ascii="宋体" w:hAnsi="宋体" w:eastAsia="宋体" w:cs="宋体"/>
+          <w:rFonts w:ascii="宋体" w:eastAsia="宋体" w:hAnsi="宋体" w:cs="宋体" w:hint="eastAsia"/>
           <w:b/>
           <w:bCs/>
           <w:color w:val="FFFFFF"/>
@@ -1387,27 +1530,26 @@
         </w:tabs>
         <w:spacing w:line="244" w:lineRule="exact"/>
         <w:rPr>
-          <w:rFonts w:hint="eastAsia" w:ascii="宋体" w:hAnsi="宋体" w:eastAsia="宋体" w:cs="宋体"/>
-          <w:b/>
-          <w:bCs/>
-          <w:sz w:val="21"/>
-          <w:szCs w:val="21"/>
-        </w:rPr>
-      </w:pPr>
-      <w:r>
-        <w:rPr>
-          <w:rFonts w:hint="eastAsia" w:ascii="宋体" w:hAnsi="宋体" w:eastAsia="宋体" w:cs="宋体"/>
-          <w:b/>
-          <w:bCs/>
-          <w:sz w:val="24"/>
-          <w:szCs w:val="24"/>
-          <w:lang w:eastAsia="zh-CN"/>
+          <w:rFonts w:ascii="宋体" w:eastAsia="宋体" w:hAnsi="宋体" w:cs="宋体"/>
+          <w:b/>
+          <w:bCs/>
+          <w:sz w:val="21"/>
+          <w:szCs w:val="21"/>
+        </w:rPr>
+      </w:pPr>
+      <w:r>
+        <w:rPr>
+          <w:rFonts w:ascii="宋体" w:eastAsia="宋体" w:hAnsi="宋体" w:cs="宋体" w:hint="eastAsia"/>
+          <w:b/>
+          <w:bCs/>
+          <w:sz w:val="24"/>
+          <w:szCs w:val="24"/>
         </w:rPr>
         <w:t>中兴通讯股份有限公司</w:t>
       </w:r>
       <w:r>
         <w:rPr>
-          <w:rFonts w:hint="eastAsia" w:ascii="宋体" w:hAnsi="宋体" w:eastAsia="宋体" w:cs="宋体"/>
+          <w:rFonts w:ascii="宋体" w:eastAsia="宋体" w:hAnsi="宋体" w:cs="宋体" w:hint="eastAsia"/>
           <w:b/>
           <w:bCs/>
           <w:sz w:val="21"/>
@@ -1425,79 +1567,102 @@
         </w:tabs>
         <w:spacing w:line="244" w:lineRule="exact"/>
         <w:rPr>
-          <w:rFonts w:hint="default" w:ascii="宋体" w:hAnsi="宋体" w:eastAsia="宋体" w:cs="宋体"/>
-          <w:b/>
-          <w:bCs/>
-          <w:sz w:val="21"/>
-          <w:szCs w:val="21"/>
-          <w:lang w:val="en-US" w:eastAsia="zh-CN"/>
-        </w:rPr>
-      </w:pPr>
-      <w:r>
-        <w:rPr>
-          <w:rFonts w:hint="eastAsia" w:ascii="宋体" w:hAnsi="宋体" w:eastAsia="宋体" w:cs="宋体"/>
-          <w:b/>
-          <w:bCs/>
-          <w:sz w:val="21"/>
-          <w:szCs w:val="21"/>
-          <w:lang w:eastAsia="zh-CN"/>
+          <w:rFonts w:ascii="宋体" w:eastAsia="宋体" w:hAnsi="宋体" w:cs="宋体"/>
+          <w:b/>
+          <w:bCs/>
+          <w:sz w:val="21"/>
+          <w:szCs w:val="21"/>
+        </w:rPr>
+      </w:pPr>
+      <w:r>
+        <w:rPr>
+          <w:rFonts w:ascii="宋体" w:eastAsia="宋体" w:hAnsi="宋体" w:cs="宋体" w:hint="eastAsia"/>
+          <w:b/>
+          <w:bCs/>
+          <w:sz w:val="21"/>
+          <w:szCs w:val="21"/>
         </w:rPr>
         <w:t>20</w:t>
       </w:r>
       <w:r>
         <w:rPr>
-          <w:rFonts w:hint="eastAsia" w:ascii="宋体" w:hAnsi="宋体" w:eastAsia="宋体" w:cs="宋体"/>
-          <w:b/>
-          <w:bCs/>
-          <w:sz w:val="21"/>
-          <w:szCs w:val="21"/>
-          <w:lang w:val="en-US" w:eastAsia="zh-CN"/>
+          <w:rFonts w:ascii="宋体" w:eastAsia="宋体" w:hAnsi="宋体" w:cs="宋体" w:hint="eastAsia"/>
+          <w:b/>
+          <w:bCs/>
+          <w:sz w:val="21"/>
+          <w:szCs w:val="21"/>
         </w:rPr>
         <w:t>23</w:t>
       </w:r>
       <w:r>
         <w:rPr>
-          <w:rFonts w:hint="eastAsia" w:ascii="宋体" w:hAnsi="宋体" w:eastAsia="宋体" w:cs="宋体"/>
-          <w:b/>
-          <w:bCs/>
-          <w:sz w:val="21"/>
-          <w:szCs w:val="21"/>
-          <w:lang w:eastAsia="zh-CN"/>
+          <w:rFonts w:ascii="宋体" w:eastAsia="宋体" w:hAnsi="宋体" w:cs="宋体" w:hint="eastAsia"/>
+          <w:b/>
+          <w:bCs/>
+          <w:sz w:val="21"/>
+          <w:szCs w:val="21"/>
         </w:rPr>
         <w:t>.</w:t>
       </w:r>
       <w:r>
         <w:rPr>
-          <w:rFonts w:hint="eastAsia" w:ascii="宋体" w:hAnsi="宋体" w:eastAsia="宋体" w:cs="宋体"/>
-          <w:b/>
-          <w:bCs/>
-          <w:sz w:val="21"/>
-          <w:szCs w:val="21"/>
-          <w:lang w:val="en-US" w:eastAsia="zh-CN"/>
-        </w:rPr>
-        <w:t xml:space="preserve">3 - 至今 | </w:t>
-      </w:r>
-      <w:r>
-        <w:rPr>
-          <w:rFonts w:hint="eastAsia" w:ascii="宋体" w:hAnsi="宋体" w:eastAsia="宋体" w:cs="宋体"/>
-          <w:b/>
-          <w:bCs/>
-          <w:sz w:val="21"/>
-          <w:szCs w:val="21"/>
-          <w:lang w:eastAsia="zh-CN"/>
+          <w:rFonts w:ascii="宋体" w:eastAsia="宋体" w:hAnsi="宋体" w:cs="宋体" w:hint="eastAsia"/>
+          <w:b/>
+          <w:bCs/>
+          <w:sz w:val="21"/>
+          <w:szCs w:val="21"/>
+        </w:rPr>
+        <w:t xml:space="preserve">3 - </w:t>
+      </w:r>
+      <w:r>
+        <w:rPr>
+          <w:rFonts w:ascii="宋体" w:eastAsia="宋体" w:hAnsi="宋体" w:cs="宋体" w:hint="eastAsia"/>
+          <w:b/>
+          <w:bCs/>
+          <w:sz w:val="21"/>
+          <w:szCs w:val="21"/>
+        </w:rPr>
+        <w:t>至今</w:t>
+      </w:r>
+      <w:r>
+        <w:rPr>
+          <w:rFonts w:ascii="宋体" w:eastAsia="宋体" w:hAnsi="宋体" w:cs="宋体" w:hint="eastAsia"/>
+          <w:b/>
+          <w:bCs/>
+          <w:sz w:val="21"/>
+          <w:szCs w:val="21"/>
+        </w:rPr>
+        <w:t xml:space="preserve"> | </w:t>
+      </w:r>
+      <w:r>
+        <w:rPr>
+          <w:rFonts w:ascii="宋体" w:eastAsia="宋体" w:hAnsi="宋体" w:cs="宋体" w:hint="eastAsia"/>
+          <w:b/>
+          <w:bCs/>
+          <w:sz w:val="21"/>
+          <w:szCs w:val="21"/>
         </w:rPr>
         <w:t>云原生平台和应用部署工具开发</w:t>
       </w:r>
       <w:r>
         <w:rPr>
-          <w:rFonts w:hint="eastAsia" w:ascii="宋体" w:hAnsi="宋体" w:eastAsia="宋体" w:cs="宋体"/>
-          <w:b/>
-          <w:bCs/>
-          <w:sz w:val="21"/>
-          <w:szCs w:val="21"/>
-          <w:lang w:val="en-US" w:eastAsia="zh-CN"/>
-        </w:rPr>
-        <w:t xml:space="preserve"> | 软件开发工程师</w:t>
+          <w:rFonts w:ascii="宋体" w:eastAsia="宋体" w:hAnsi="宋体" w:cs="宋体" w:hint="eastAsia"/>
+          <w:b/>
+          <w:bCs/>
+          <w:sz w:val="21"/>
+          <w:szCs w:val="21"/>
+        </w:rPr>
+        <w:t xml:space="preserve"> | </w:t>
+      </w:r>
+      <w:r>
+        <w:rPr>
+          <w:rFonts w:ascii="宋体" w:eastAsia="宋体" w:hAnsi="宋体" w:cs="宋体" w:hint="eastAsia"/>
+          <w:b/>
+          <w:bCs/>
+          <w:sz w:val="21"/>
+          <w:szCs w:val="21"/>
+        </w:rPr>
+        <w:t>软件开发工程师</w:t>
       </w:r>
     </w:p>
     <w:p>
@@ -1507,22 +1672,60 @@
         </w:tabs>
         <w:spacing w:line="244" w:lineRule="exact"/>
         <w:rPr>
-          <w:rFonts w:hint="eastAsia" w:ascii="宋体" w:hAnsi="宋体" w:eastAsia="宋体" w:cs="宋体"/>
-          <w:bCs/>
-          <w:sz w:val="21"/>
-          <w:szCs w:val="21"/>
-          <w:lang w:eastAsia="zh-CN"/>
-        </w:rPr>
-      </w:pPr>
-      <w:r>
-        <w:rPr>
-          <w:rFonts w:hint="eastAsia" w:ascii="宋体" w:hAnsi="宋体" w:eastAsia="宋体" w:cs="宋体"/>
-          <w:bCs/>
-          <w:sz w:val="21"/>
-          <w:szCs w:val="21"/>
-          <w:lang w:eastAsia="zh-CN"/>
-        </w:rPr>
-        <w:t>项目介绍：自动化集成增强一键式部署工具，负责云原生应用和其依赖的云资源的生命周期管理。</w:t>
+          <w:rFonts w:ascii="宋体" w:eastAsia="宋体" w:hAnsi="宋体" w:cs="宋体"/>
+          <w:bCs/>
+          <w:sz w:val="21"/>
+          <w:szCs w:val="21"/>
+        </w:rPr>
+      </w:pPr>
+      <w:r>
+        <w:rPr>
+          <w:rFonts w:ascii="宋体" w:eastAsia="宋体" w:hAnsi="宋体" w:cs="宋体" w:hint="eastAsia"/>
+          <w:bCs/>
+          <w:sz w:val="21"/>
+          <w:szCs w:val="21"/>
+        </w:rPr>
+        <w:t>项目介绍：自动化集成增强一键</w:t>
+      </w:r>
+      <w:proofErr w:type="gramStart"/>
+      <w:r>
+        <w:rPr>
+          <w:rFonts w:ascii="宋体" w:eastAsia="宋体" w:hAnsi="宋体" w:cs="宋体" w:hint="eastAsia"/>
+          <w:bCs/>
+          <w:sz w:val="21"/>
+          <w:szCs w:val="21"/>
+        </w:rPr>
+        <w:t>式部署</w:t>
+      </w:r>
+      <w:proofErr w:type="gramEnd"/>
+      <w:r>
+        <w:rPr>
+          <w:rFonts w:ascii="宋体" w:eastAsia="宋体" w:hAnsi="宋体" w:cs="宋体" w:hint="eastAsia"/>
+          <w:bCs/>
+          <w:sz w:val="21"/>
+          <w:szCs w:val="21"/>
+        </w:rPr>
+        <w:t>工具，负责云原生应用和其依赖的</w:t>
+      </w:r>
+      <w:proofErr w:type="gramStart"/>
+      <w:r>
+        <w:rPr>
+          <w:rFonts w:ascii="宋体" w:eastAsia="宋体" w:hAnsi="宋体" w:cs="宋体" w:hint="eastAsia"/>
+          <w:bCs/>
+          <w:sz w:val="21"/>
+          <w:szCs w:val="21"/>
+        </w:rPr>
+        <w:t>云资</w:t>
+      </w:r>
+      <w:proofErr w:type="gramEnd"/>
+      <w:r>
+        <w:rPr>
+          <w:rFonts w:ascii="宋体" w:eastAsia="宋体" w:hAnsi="宋体" w:cs="宋体" w:hint="eastAsia"/>
+          <w:bCs/>
+          <w:sz w:val="21"/>
+          <w:szCs w:val="21"/>
+        </w:rPr>
+        <w:t>源的生命周期管理。</w:t>
       </w:r>
     </w:p>
     <w:p>
@@ -1532,22 +1735,132 @@
         </w:tabs>
         <w:spacing w:line="244" w:lineRule="exact"/>
         <w:rPr>
-          <w:rFonts w:hint="eastAsia" w:ascii="宋体" w:hAnsi="宋体" w:eastAsia="宋体" w:cs="宋体"/>
-          <w:bCs/>
-          <w:sz w:val="21"/>
-          <w:szCs w:val="21"/>
-          <w:lang w:eastAsia="zh-CN"/>
-        </w:rPr>
-      </w:pPr>
-      <w:r>
-        <w:rPr>
-          <w:rFonts w:hint="eastAsia" w:ascii="宋体" w:hAnsi="宋体" w:eastAsia="宋体" w:cs="宋体"/>
-          <w:bCs/>
-          <w:sz w:val="21"/>
-          <w:szCs w:val="21"/>
-          <w:lang w:eastAsia="zh-CN"/>
-        </w:rPr>
-        <w:t>技术栈：Golang、K8s Operator二次开发、corbra命令行框架、Helm Chart部署、Go Template模板语言等</w:t>
+          <w:rFonts w:ascii="宋体" w:eastAsia="宋体" w:hAnsi="宋体" w:cs="宋体"/>
+          <w:bCs/>
+          <w:sz w:val="21"/>
+          <w:szCs w:val="21"/>
+        </w:rPr>
+      </w:pPr>
+      <w:r>
+        <w:rPr>
+          <w:rFonts w:ascii="宋体" w:eastAsia="宋体" w:hAnsi="宋体" w:cs="宋体" w:hint="eastAsia"/>
+          <w:bCs/>
+          <w:sz w:val="21"/>
+          <w:szCs w:val="21"/>
+        </w:rPr>
+        <w:t>技术</w:t>
+      </w:r>
+      <w:proofErr w:type="gramStart"/>
+      <w:r>
+        <w:rPr>
+          <w:rFonts w:ascii="宋体" w:eastAsia="宋体" w:hAnsi="宋体" w:cs="宋体" w:hint="eastAsia"/>
+          <w:bCs/>
+          <w:sz w:val="21"/>
+          <w:szCs w:val="21"/>
+        </w:rPr>
+        <w:t>栈</w:t>
+      </w:r>
+      <w:proofErr w:type="gramEnd"/>
+      <w:r>
+        <w:rPr>
+          <w:rFonts w:ascii="宋体" w:eastAsia="宋体" w:hAnsi="宋体" w:cs="宋体" w:hint="eastAsia"/>
+          <w:bCs/>
+          <w:sz w:val="21"/>
+          <w:szCs w:val="21"/>
+        </w:rPr>
+        <w:t>：</w:t>
+      </w:r>
+      <w:r>
+        <w:rPr>
+          <w:rFonts w:ascii="宋体" w:eastAsia="宋体" w:hAnsi="宋体" w:cs="宋体" w:hint="eastAsia"/>
+          <w:bCs/>
+          <w:sz w:val="21"/>
+          <w:szCs w:val="21"/>
+        </w:rPr>
+        <w:t>Golang</w:t>
+      </w:r>
+      <w:r>
+        <w:rPr>
+          <w:rFonts w:ascii="宋体" w:eastAsia="宋体" w:hAnsi="宋体" w:cs="宋体" w:hint="eastAsia"/>
+          <w:bCs/>
+          <w:sz w:val="21"/>
+          <w:szCs w:val="21"/>
+        </w:rPr>
+        <w:t>、</w:t>
+      </w:r>
+      <w:r>
+        <w:rPr>
+          <w:rFonts w:ascii="宋体" w:eastAsia="宋体" w:hAnsi="宋体" w:cs="宋体" w:hint="eastAsia"/>
+          <w:bCs/>
+          <w:sz w:val="21"/>
+          <w:szCs w:val="21"/>
+        </w:rPr>
+        <w:t>K8s Operator</w:t>
+      </w:r>
+      <w:r>
+        <w:rPr>
+          <w:rFonts w:ascii="宋体" w:eastAsia="宋体" w:hAnsi="宋体" w:cs="宋体" w:hint="eastAsia"/>
+          <w:bCs/>
+          <w:sz w:val="21"/>
+          <w:szCs w:val="21"/>
+        </w:rPr>
+        <w:t>二次开发、</w:t>
+      </w:r>
+      <w:proofErr w:type="spellStart"/>
+      <w:r>
+        <w:rPr>
+          <w:rFonts w:ascii="宋体" w:eastAsia="宋体" w:hAnsi="宋体" w:cs="宋体" w:hint="eastAsia"/>
+          <w:bCs/>
+          <w:sz w:val="21"/>
+          <w:szCs w:val="21"/>
+        </w:rPr>
+        <w:t>corbra</w:t>
+      </w:r>
+      <w:proofErr w:type="spellEnd"/>
+      <w:r>
+        <w:rPr>
+          <w:rFonts w:ascii="宋体" w:eastAsia="宋体" w:hAnsi="宋体" w:cs="宋体" w:hint="eastAsia"/>
+          <w:bCs/>
+          <w:sz w:val="21"/>
+          <w:szCs w:val="21"/>
+        </w:rPr>
+        <w:t>命令行框架、</w:t>
+      </w:r>
+      <w:r>
+        <w:rPr>
+          <w:rFonts w:ascii="宋体" w:eastAsia="宋体" w:hAnsi="宋体" w:cs="宋体" w:hint="eastAsia"/>
+          <w:bCs/>
+          <w:sz w:val="21"/>
+          <w:szCs w:val="21"/>
+        </w:rPr>
+        <w:t>Helm Chart</w:t>
+      </w:r>
+      <w:r>
+        <w:rPr>
+          <w:rFonts w:ascii="宋体" w:eastAsia="宋体" w:hAnsi="宋体" w:cs="宋体" w:hint="eastAsia"/>
+          <w:bCs/>
+          <w:sz w:val="21"/>
+          <w:szCs w:val="21"/>
+        </w:rPr>
+        <w:t>部署、</w:t>
+      </w:r>
+      <w:r>
+        <w:rPr>
+          <w:rFonts w:ascii="宋体" w:eastAsia="宋体" w:hAnsi="宋体" w:cs="宋体" w:hint="eastAsia"/>
+          <w:bCs/>
+          <w:sz w:val="21"/>
+          <w:szCs w:val="21"/>
+        </w:rPr>
+        <w:t>Go Template</w:t>
+      </w:r>
+      <w:r>
+        <w:rPr>
+          <w:rFonts w:ascii="宋体" w:eastAsia="宋体" w:hAnsi="宋体" w:cs="宋体" w:hint="eastAsia"/>
+          <w:bCs/>
+          <w:sz w:val="21"/>
+          <w:szCs w:val="21"/>
+        </w:rPr>
+        <w:t>模板语言等</w:t>
       </w:r>
     </w:p>
     <w:p>
@@ -1557,22 +1870,74 @@
         </w:tabs>
         <w:spacing w:line="244" w:lineRule="exact"/>
         <w:rPr>
-          <w:rFonts w:hint="eastAsia" w:ascii="宋体" w:hAnsi="宋体" w:eastAsia="宋体" w:cs="宋体"/>
-          <w:bCs/>
-          <w:sz w:val="21"/>
-          <w:szCs w:val="21"/>
-          <w:lang w:val="en-US" w:eastAsia="zh-CN"/>
-        </w:rPr>
-      </w:pPr>
-      <w:r>
-        <w:rPr>
-          <w:rFonts w:hint="eastAsia" w:ascii="宋体" w:hAnsi="宋体" w:eastAsia="宋体" w:cs="宋体"/>
-          <w:bCs/>
-          <w:sz w:val="21"/>
-          <w:szCs w:val="21"/>
-          <w:lang w:val="en-US" w:eastAsia="zh-CN"/>
-        </w:rPr>
-        <w:t>项目经验： 负责安装部署任务调度框架、任务步骤编排框架、任务流程编排产品二次开发扩展点框架、支持产品自定义版本包结构功能、应用部署Operator二次开发、部署技术服务operator、部署应用等多个核心模块方案的设计和实现。</w:t>
+          <w:rFonts w:ascii="宋体" w:eastAsia="宋体" w:hAnsi="宋体" w:cs="宋体"/>
+          <w:bCs/>
+          <w:sz w:val="21"/>
+          <w:szCs w:val="21"/>
+        </w:rPr>
+      </w:pPr>
+      <w:r>
+        <w:rPr>
+          <w:rFonts w:ascii="宋体" w:eastAsia="宋体" w:hAnsi="宋体" w:cs="宋体" w:hint="eastAsia"/>
+          <w:bCs/>
+          <w:sz w:val="21"/>
+          <w:szCs w:val="21"/>
+        </w:rPr>
+        <w:t>项目经验：</w:t>
+      </w:r>
+      <w:r>
+        <w:rPr>
+          <w:rFonts w:ascii="宋体" w:eastAsia="宋体" w:hAnsi="宋体" w:cs="宋体" w:hint="eastAsia"/>
+          <w:bCs/>
+          <w:sz w:val="21"/>
+          <w:szCs w:val="21"/>
+        </w:rPr>
+        <w:t xml:space="preserve"> </w:t>
+      </w:r>
+      <w:r>
+        <w:rPr>
+          <w:rFonts w:ascii="宋体" w:eastAsia="宋体" w:hAnsi="宋体" w:cs="宋体" w:hint="eastAsia"/>
+          <w:bCs/>
+          <w:sz w:val="21"/>
+          <w:szCs w:val="21"/>
+        </w:rPr>
+        <w:t>负责安装部署任务调度框架、任务步骤编排框架、任务流程编排产品二次开发扩展点框架、支持产品自定义版本包结构功能、应用部署</w:t>
+      </w:r>
+      <w:r>
+        <w:rPr>
+          <w:rFonts w:ascii="宋体" w:eastAsia="宋体" w:hAnsi="宋体" w:cs="宋体" w:hint="eastAsia"/>
+          <w:bCs/>
+          <w:sz w:val="21"/>
+          <w:szCs w:val="21"/>
+        </w:rPr>
+        <w:t>Operator</w:t>
+      </w:r>
+      <w:r>
+        <w:rPr>
+          <w:rFonts w:ascii="宋体" w:eastAsia="宋体" w:hAnsi="宋体" w:cs="宋体" w:hint="eastAsia"/>
+          <w:bCs/>
+          <w:sz w:val="21"/>
+          <w:szCs w:val="21"/>
+        </w:rPr>
+        <w:t>二次开发、部署技术服务</w:t>
+      </w:r>
+      <w:r>
+        <w:rPr>
+          <w:rFonts w:ascii="宋体" w:eastAsia="宋体" w:hAnsi="宋体" w:cs="宋体" w:hint="eastAsia"/>
+          <w:bCs/>
+          <w:sz w:val="21"/>
+          <w:szCs w:val="21"/>
+        </w:rPr>
+        <w:t>operator</w:t>
+      </w:r>
+      <w:r>
+        <w:rPr>
+          <w:rFonts w:ascii="宋体" w:eastAsia="宋体" w:hAnsi="宋体" w:cs="宋体" w:hint="eastAsia"/>
+          <w:bCs/>
+          <w:sz w:val="21"/>
+          <w:szCs w:val="21"/>
+        </w:rPr>
+        <w:t>、部署应用等多个核心模块方案的设计和实现。</w:t>
       </w:r>
     </w:p>
     <w:p>
@@ -1582,57 +1947,124 @@
         </w:tabs>
         <w:spacing w:line="244" w:lineRule="exact"/>
         <w:rPr>
-          <w:rFonts w:hint="default" w:ascii="宋体" w:hAnsi="宋体" w:eastAsia="宋体" w:cs="宋体"/>
-          <w:b/>
-          <w:bCs/>
-          <w:sz w:val="21"/>
-          <w:szCs w:val="21"/>
-          <w:lang w:val="en-US" w:eastAsia="zh-CN"/>
-        </w:rPr>
-      </w:pPr>
-      <w:r>
-        <w:rPr>
-          <w:rFonts w:hint="eastAsia" w:ascii="宋体" w:hAnsi="宋体" w:eastAsia="宋体" w:cs="宋体"/>
-          <w:b/>
-          <w:bCs/>
-          <w:sz w:val="21"/>
-          <w:szCs w:val="21"/>
-          <w:lang w:eastAsia="zh-CN"/>
+          <w:rFonts w:ascii="宋体" w:eastAsia="宋体" w:hAnsi="宋体" w:cs="宋体"/>
+          <w:b/>
+          <w:bCs/>
+          <w:sz w:val="21"/>
+          <w:szCs w:val="21"/>
+        </w:rPr>
+      </w:pPr>
+      <w:r>
+        <w:rPr>
+          <w:rFonts w:ascii="宋体" w:eastAsia="宋体" w:hAnsi="宋体" w:cs="宋体" w:hint="eastAsia"/>
+          <w:b/>
+          <w:bCs/>
+          <w:sz w:val="21"/>
+          <w:szCs w:val="21"/>
         </w:rPr>
         <w:t>20</w:t>
       </w:r>
       <w:r>
         <w:rPr>
-          <w:rFonts w:hint="eastAsia" w:ascii="宋体" w:hAnsi="宋体" w:eastAsia="宋体" w:cs="宋体"/>
-          <w:b/>
-          <w:bCs/>
-          <w:sz w:val="21"/>
-          <w:szCs w:val="21"/>
-          <w:lang w:val="en-US" w:eastAsia="zh-CN"/>
-        </w:rPr>
-        <w:t>21.6 - 2023.2 | 非</w:t>
-      </w:r>
-      <w:r>
-        <w:rPr>
-          <w:rFonts w:hint="eastAsia" w:ascii="宋体" w:hAnsi="宋体" w:eastAsia="宋体" w:cs="宋体"/>
-          <w:b/>
-          <w:bCs/>
-          <w:sz w:val="21"/>
-          <w:szCs w:val="21"/>
-          <w:lang w:eastAsia="zh-CN"/>
-        </w:rPr>
-        <w:t>云原生应用部署工具开发</w:t>
-      </w:r>
-      <w:r>
-        <w:rPr>
-          <w:rFonts w:hint="eastAsia" w:ascii="宋体" w:hAnsi="宋体" w:eastAsia="宋体" w:cs="宋体"/>
-          <w:b/>
-          <w:bCs/>
-          <w:sz w:val="21"/>
-          <w:szCs w:val="21"/>
-          <w:lang w:val="en-US" w:eastAsia="zh-CN"/>
-        </w:rPr>
-        <w:t xml:space="preserve"> | 软件开发工程师</w:t>
+          <w:rFonts w:ascii="宋体" w:eastAsia="宋体" w:hAnsi="宋体" w:cs="宋体" w:hint="eastAsia"/>
+          <w:b/>
+          <w:bCs/>
+          <w:sz w:val="21"/>
+          <w:szCs w:val="21"/>
+        </w:rPr>
+        <w:t xml:space="preserve">21.6 </w:t>
+      </w:r>
+      <w:r>
+        <w:rPr>
+          <w:rFonts w:ascii="宋体" w:eastAsia="宋体" w:hAnsi="宋体" w:cs="宋体"/>
+          <w:b/>
+          <w:bCs/>
+          <w:sz w:val="21"/>
+          <w:szCs w:val="21"/>
+        </w:rPr>
+        <w:t>–</w:t>
+      </w:r>
+      <w:r>
+        <w:rPr>
+          <w:rFonts w:ascii="宋体" w:eastAsia="宋体" w:hAnsi="宋体" w:cs="宋体" w:hint="eastAsia"/>
+          <w:b/>
+          <w:bCs/>
+          <w:sz w:val="21"/>
+          <w:szCs w:val="21"/>
+        </w:rPr>
+        <w:t xml:space="preserve"> </w:t>
+      </w:r>
+      <w:r>
+        <w:rPr>
+          <w:rFonts w:ascii="宋体" w:eastAsia="宋体" w:hAnsi="宋体" w:cs="宋体" w:hint="eastAsia"/>
+          <w:b/>
+          <w:bCs/>
+          <w:sz w:val="21"/>
+          <w:szCs w:val="21"/>
+        </w:rPr>
+        <w:t>至今</w:t>
+      </w:r>
+      <w:r>
+        <w:rPr>
+          <w:rFonts w:ascii="宋体" w:eastAsia="宋体" w:hAnsi="宋体" w:cs="宋体" w:hint="eastAsia"/>
+          <w:b/>
+          <w:bCs/>
+          <w:sz w:val="21"/>
+          <w:szCs w:val="21"/>
+        </w:rPr>
+        <w:t xml:space="preserve"> | </w:t>
+      </w:r>
+      <w:proofErr w:type="gramStart"/>
+      <w:r>
+        <w:rPr>
+          <w:rFonts w:ascii="宋体" w:eastAsia="宋体" w:hAnsi="宋体" w:cs="宋体" w:hint="eastAsia"/>
+          <w:b/>
+          <w:bCs/>
+          <w:sz w:val="21"/>
+          <w:szCs w:val="21"/>
+        </w:rPr>
+        <w:t>非</w:t>
+      </w:r>
+      <w:r>
+        <w:rPr>
+          <w:rFonts w:ascii="宋体" w:eastAsia="宋体" w:hAnsi="宋体" w:cs="宋体" w:hint="eastAsia"/>
+          <w:b/>
+          <w:bCs/>
+          <w:sz w:val="21"/>
+          <w:szCs w:val="21"/>
+        </w:rPr>
+        <w:t>云原生</w:t>
+      </w:r>
+      <w:proofErr w:type="gramEnd"/>
+      <w:r>
+        <w:rPr>
+          <w:rFonts w:ascii="宋体" w:eastAsia="宋体" w:hAnsi="宋体" w:cs="宋体" w:hint="eastAsia"/>
+          <w:b/>
+          <w:bCs/>
+          <w:sz w:val="21"/>
+          <w:szCs w:val="21"/>
+        </w:rPr>
+        <w:t>应用部署工具开发</w:t>
+      </w:r>
+      <w:r>
+        <w:rPr>
+          <w:rFonts w:ascii="宋体" w:eastAsia="宋体" w:hAnsi="宋体" w:cs="宋体" w:hint="eastAsia"/>
+          <w:b/>
+          <w:bCs/>
+          <w:sz w:val="21"/>
+          <w:szCs w:val="21"/>
+        </w:rPr>
+        <w:t xml:space="preserve"> | </w:t>
+      </w:r>
+      <w:r>
+        <w:rPr>
+          <w:rFonts w:ascii="宋体" w:eastAsia="宋体" w:hAnsi="宋体" w:cs="宋体" w:hint="eastAsia"/>
+          <w:b/>
+          <w:bCs/>
+          <w:sz w:val="21"/>
+          <w:szCs w:val="21"/>
+        </w:rPr>
+        <w:t>软件开发工程师</w:t>
       </w:r>
     </w:p>
     <w:p>
@@ -1642,22 +2074,40 @@
         </w:tabs>
         <w:spacing w:line="244" w:lineRule="exact"/>
         <w:rPr>
-          <w:rFonts w:hint="eastAsia" w:ascii="宋体" w:hAnsi="宋体" w:eastAsia="宋体" w:cs="宋体"/>
-          <w:bCs/>
-          <w:sz w:val="21"/>
-          <w:szCs w:val="21"/>
-          <w:lang w:eastAsia="zh-CN"/>
-        </w:rPr>
-      </w:pPr>
-      <w:r>
-        <w:rPr>
-          <w:rFonts w:hint="eastAsia" w:ascii="宋体" w:hAnsi="宋体" w:eastAsia="宋体" w:cs="宋体"/>
-          <w:bCs/>
-          <w:sz w:val="21"/>
-          <w:szCs w:val="21"/>
-          <w:lang w:eastAsia="zh-CN"/>
-        </w:rPr>
-        <w:t>项目介绍：应用部署工具，负责非云原生应用和其依赖资源的生命周期管理。</w:t>
+          <w:rFonts w:ascii="宋体" w:eastAsia="宋体" w:hAnsi="宋体" w:cs="宋体"/>
+          <w:bCs/>
+          <w:sz w:val="21"/>
+          <w:szCs w:val="21"/>
+        </w:rPr>
+      </w:pPr>
+      <w:r>
+        <w:rPr>
+          <w:rFonts w:ascii="宋体" w:eastAsia="宋体" w:hAnsi="宋体" w:cs="宋体" w:hint="eastAsia"/>
+          <w:bCs/>
+          <w:sz w:val="21"/>
+          <w:szCs w:val="21"/>
+        </w:rPr>
+        <w:t>项目介绍：应用部署工具，</w:t>
+      </w:r>
+      <w:proofErr w:type="gramStart"/>
+      <w:r>
+        <w:rPr>
+          <w:rFonts w:ascii="宋体" w:eastAsia="宋体" w:hAnsi="宋体" w:cs="宋体" w:hint="eastAsia"/>
+          <w:bCs/>
+          <w:sz w:val="21"/>
+          <w:szCs w:val="21"/>
+        </w:rPr>
+        <w:t>负责非云原生</w:t>
+      </w:r>
+      <w:proofErr w:type="gramEnd"/>
+      <w:r>
+        <w:rPr>
+          <w:rFonts w:ascii="宋体" w:eastAsia="宋体" w:hAnsi="宋体" w:cs="宋体" w:hint="eastAsia"/>
+          <w:bCs/>
+          <w:sz w:val="21"/>
+          <w:szCs w:val="21"/>
+        </w:rPr>
+        <w:t>应用和其依赖资源的生命周期管理。</w:t>
       </w:r>
     </w:p>
     <w:p>
@@ -1667,22 +2117,96 @@
         </w:tabs>
         <w:spacing w:line="244" w:lineRule="exact"/>
         <w:rPr>
-          <w:rFonts w:hint="eastAsia" w:ascii="宋体" w:hAnsi="宋体" w:eastAsia="宋体" w:cs="宋体"/>
-          <w:bCs/>
-          <w:sz w:val="21"/>
-          <w:szCs w:val="21"/>
-          <w:lang w:eastAsia="zh-CN"/>
-        </w:rPr>
-      </w:pPr>
-      <w:r>
-        <w:rPr>
-          <w:rFonts w:hint="eastAsia" w:ascii="宋体" w:hAnsi="宋体" w:eastAsia="宋体" w:cs="宋体"/>
-          <w:bCs/>
-          <w:sz w:val="21"/>
-          <w:szCs w:val="21"/>
-          <w:lang w:eastAsia="zh-CN"/>
-        </w:rPr>
-        <w:t>技术栈：Golang、CSP并发模型、corbra命令行框架等</w:t>
+          <w:rFonts w:ascii="宋体" w:eastAsia="宋体" w:hAnsi="宋体" w:cs="宋体"/>
+          <w:bCs/>
+          <w:sz w:val="21"/>
+          <w:szCs w:val="21"/>
+        </w:rPr>
+      </w:pPr>
+      <w:r>
+        <w:rPr>
+          <w:rFonts w:ascii="宋体" w:eastAsia="宋体" w:hAnsi="宋体" w:cs="宋体" w:hint="eastAsia"/>
+          <w:bCs/>
+          <w:sz w:val="21"/>
+          <w:szCs w:val="21"/>
+        </w:rPr>
+        <w:t>技术</w:t>
+      </w:r>
+      <w:proofErr w:type="gramStart"/>
+      <w:r>
+        <w:rPr>
+          <w:rFonts w:ascii="宋体" w:eastAsia="宋体" w:hAnsi="宋体" w:cs="宋体" w:hint="eastAsia"/>
+          <w:bCs/>
+          <w:sz w:val="21"/>
+          <w:szCs w:val="21"/>
+        </w:rPr>
+        <w:t>栈</w:t>
+      </w:r>
+      <w:proofErr w:type="gramEnd"/>
+      <w:r>
+        <w:rPr>
+          <w:rFonts w:ascii="宋体" w:eastAsia="宋体" w:hAnsi="宋体" w:cs="宋体" w:hint="eastAsia"/>
+          <w:bCs/>
+          <w:sz w:val="21"/>
+          <w:szCs w:val="21"/>
+        </w:rPr>
+        <w:t>：</w:t>
+      </w:r>
+      <w:r>
+        <w:rPr>
+          <w:rFonts w:ascii="宋体" w:eastAsia="宋体" w:hAnsi="宋体" w:cs="宋体" w:hint="eastAsia"/>
+          <w:bCs/>
+          <w:sz w:val="21"/>
+          <w:szCs w:val="21"/>
+        </w:rPr>
+        <w:t>Golang</w:t>
+      </w:r>
+      <w:r>
+        <w:rPr>
+          <w:rFonts w:ascii="宋体" w:eastAsia="宋体" w:hAnsi="宋体" w:cs="宋体" w:hint="eastAsia"/>
+          <w:bCs/>
+          <w:sz w:val="21"/>
+          <w:szCs w:val="21"/>
+        </w:rPr>
+        <w:t>、</w:t>
+      </w:r>
+      <w:r>
+        <w:rPr>
+          <w:rFonts w:ascii="宋体" w:eastAsia="宋体" w:hAnsi="宋体" w:cs="宋体" w:hint="eastAsia"/>
+          <w:bCs/>
+          <w:sz w:val="21"/>
+          <w:szCs w:val="21"/>
+        </w:rPr>
+        <w:t>CSP</w:t>
+      </w:r>
+      <w:r>
+        <w:rPr>
+          <w:rFonts w:ascii="宋体" w:eastAsia="宋体" w:hAnsi="宋体" w:cs="宋体" w:hint="eastAsia"/>
+          <w:bCs/>
+          <w:sz w:val="21"/>
+          <w:szCs w:val="21"/>
+        </w:rPr>
+        <w:t>并发模型、</w:t>
+      </w:r>
+      <w:proofErr w:type="spellStart"/>
+      <w:r>
+        <w:rPr>
+          <w:rFonts w:ascii="宋体" w:eastAsia="宋体" w:hAnsi="宋体" w:cs="宋体" w:hint="eastAsia"/>
+          <w:bCs/>
+          <w:sz w:val="21"/>
+          <w:szCs w:val="21"/>
+        </w:rPr>
+        <w:t>corbra</w:t>
+      </w:r>
+      <w:proofErr w:type="spellEnd"/>
+      <w:r>
+        <w:rPr>
+          <w:rFonts w:ascii="宋体" w:eastAsia="宋体" w:hAnsi="宋体" w:cs="宋体" w:hint="eastAsia"/>
+          <w:bCs/>
+          <w:sz w:val="21"/>
+          <w:szCs w:val="21"/>
+        </w:rPr>
+        <w:t>命令行框架等</w:t>
       </w:r>
     </w:p>
     <w:p>
@@ -1692,22 +2216,177 @@
         </w:tabs>
         <w:spacing w:line="244" w:lineRule="exact"/>
         <w:rPr>
-          <w:rFonts w:hint="eastAsia" w:ascii="宋体" w:hAnsi="宋体" w:eastAsia="宋体" w:cs="宋体"/>
-          <w:bCs/>
-          <w:sz w:val="21"/>
-          <w:szCs w:val="21"/>
-          <w:lang w:val="en-US" w:eastAsia="zh-CN"/>
-        </w:rPr>
-      </w:pPr>
-      <w:r>
-        <w:rPr>
-          <w:rFonts w:hint="eastAsia" w:ascii="宋体" w:hAnsi="宋体" w:eastAsia="宋体" w:cs="宋体"/>
-          <w:bCs/>
-          <w:sz w:val="21"/>
-          <w:szCs w:val="21"/>
-          <w:lang w:val="en-US" w:eastAsia="zh-CN"/>
-        </w:rPr>
-        <w:t>项目经验： 负责公共服务实体实例创建、应用pvc创建、镜像构建、证书上传、全量和补丁版本包合并等多个核心模块方案的设计和实现。</w:t>
+          <w:rFonts w:ascii="宋体" w:eastAsia="宋体" w:hAnsi="宋体" w:cs="宋体" w:hint="eastAsia"/>
+          <w:bCs/>
+          <w:sz w:val="21"/>
+          <w:szCs w:val="21"/>
+        </w:rPr>
+      </w:pPr>
+      <w:r>
+        <w:rPr>
+          <w:rFonts w:ascii="宋体" w:eastAsia="宋体" w:hAnsi="宋体" w:cs="宋体" w:hint="eastAsia"/>
+          <w:bCs/>
+          <w:sz w:val="21"/>
+          <w:szCs w:val="21"/>
+        </w:rPr>
+        <w:t>项目经验：</w:t>
+      </w:r>
+      <w:r>
+        <w:rPr>
+          <w:rFonts w:ascii="宋体" w:eastAsia="宋体" w:hAnsi="宋体" w:cs="宋体" w:hint="eastAsia"/>
+          <w:bCs/>
+          <w:sz w:val="21"/>
+          <w:szCs w:val="21"/>
+        </w:rPr>
+        <w:t xml:space="preserve"> </w:t>
+      </w:r>
+      <w:r>
+        <w:rPr>
+          <w:rFonts w:ascii="宋体" w:eastAsia="宋体" w:hAnsi="宋体" w:cs="宋体" w:hint="eastAsia"/>
+          <w:bCs/>
+          <w:sz w:val="21"/>
+          <w:szCs w:val="21"/>
+        </w:rPr>
+        <w:t>负责公共服务实体实例创建、应用</w:t>
+      </w:r>
+      <w:proofErr w:type="spellStart"/>
+      <w:r>
+        <w:rPr>
+          <w:rFonts w:ascii="宋体" w:eastAsia="宋体" w:hAnsi="宋体" w:cs="宋体" w:hint="eastAsia"/>
+          <w:bCs/>
+          <w:sz w:val="21"/>
+          <w:szCs w:val="21"/>
+        </w:rPr>
+        <w:t>pvc</w:t>
+      </w:r>
+      <w:proofErr w:type="spellEnd"/>
+      <w:r>
+        <w:rPr>
+          <w:rFonts w:ascii="宋体" w:eastAsia="宋体" w:hAnsi="宋体" w:cs="宋体" w:hint="eastAsia"/>
+          <w:bCs/>
+          <w:sz w:val="21"/>
+          <w:szCs w:val="21"/>
+        </w:rPr>
+        <w:t>创建、镜像构建、证书上传、全量和</w:t>
+      </w:r>
+      <w:r>
+        <w:rPr>
+          <w:rFonts w:ascii="宋体" w:eastAsia="宋体" w:hAnsi="宋体" w:cs="宋体" w:hint="eastAsia"/>
+          <w:bCs/>
+          <w:sz w:val="21"/>
+          <w:szCs w:val="21"/>
+        </w:rPr>
+        <w:t>补丁版本包合并等多个核心模块方案的设计和实现。</w:t>
+      </w:r>
+      <w:r>
+        <w:rPr>
+          <w:rFonts w:ascii="宋体" w:eastAsia="宋体" w:hAnsi="宋体" w:cs="宋体" w:hint="eastAsia"/>
+          <w:bCs/>
+          <w:sz w:val="21"/>
+          <w:szCs w:val="21"/>
+        </w:rPr>
+        <w:t>使用</w:t>
+      </w:r>
+      <w:proofErr w:type="spellStart"/>
+      <w:r>
+        <w:rPr>
+          <w:rFonts w:ascii="宋体" w:eastAsia="宋体" w:hAnsi="宋体" w:cs="宋体" w:hint="eastAsia"/>
+          <w:bCs/>
+          <w:sz w:val="21"/>
+          <w:szCs w:val="21"/>
+        </w:rPr>
+        <w:t>csp</w:t>
+      </w:r>
+      <w:proofErr w:type="spellEnd"/>
+      <w:r>
+        <w:rPr>
+          <w:rFonts w:ascii="宋体" w:eastAsia="宋体" w:hAnsi="宋体" w:cs="宋体" w:hint="eastAsia"/>
+          <w:bCs/>
+          <w:sz w:val="21"/>
+          <w:szCs w:val="21"/>
+        </w:rPr>
+        <w:t>并发模型对应用升级进行耗时优化，将升级时长由9</w:t>
+      </w:r>
+      <w:r>
+        <w:rPr>
+          <w:rFonts w:ascii="宋体" w:eastAsia="宋体" w:hAnsi="宋体" w:cs="宋体"/>
+          <w:bCs/>
+          <w:sz w:val="21"/>
+          <w:szCs w:val="21"/>
+        </w:rPr>
+        <w:t>0</w:t>
+      </w:r>
+      <w:r>
+        <w:rPr>
+          <w:rFonts w:ascii="宋体" w:eastAsia="宋体" w:hAnsi="宋体" w:cs="宋体"/>
+          <w:bCs/>
+          <w:sz w:val="21"/>
+          <w:szCs w:val="21"/>
+        </w:rPr>
+        <w:t xml:space="preserve"> </w:t>
+      </w:r>
+      <w:r>
+        <w:rPr>
+          <w:rFonts w:ascii="宋体" w:eastAsia="宋体" w:hAnsi="宋体" w:cs="宋体"/>
+          <w:bCs/>
+          <w:sz w:val="21"/>
+          <w:szCs w:val="21"/>
+        </w:rPr>
+        <w:t>min</w:t>
+      </w:r>
+      <w:r>
+        <w:rPr>
+          <w:rFonts w:ascii="宋体" w:eastAsia="宋体" w:hAnsi="宋体" w:cs="宋体" w:hint="eastAsia"/>
+          <w:bCs/>
+          <w:sz w:val="21"/>
+          <w:szCs w:val="21"/>
+        </w:rPr>
+        <w:t>缩短到4</w:t>
+      </w:r>
+      <w:r>
+        <w:rPr>
+          <w:rFonts w:ascii="宋体" w:eastAsia="宋体" w:hAnsi="宋体" w:cs="宋体"/>
+          <w:bCs/>
+          <w:sz w:val="21"/>
+          <w:szCs w:val="21"/>
+        </w:rPr>
+        <w:t>0</w:t>
+      </w:r>
+      <w:r>
+        <w:rPr>
+          <w:rFonts w:ascii="宋体" w:eastAsia="宋体" w:hAnsi="宋体" w:cs="宋体"/>
+          <w:bCs/>
+          <w:sz w:val="21"/>
+          <w:szCs w:val="21"/>
+        </w:rPr>
+        <w:t xml:space="preserve"> </w:t>
+      </w:r>
+      <w:r>
+        <w:rPr>
+          <w:rFonts w:ascii="宋体" w:eastAsia="宋体" w:hAnsi="宋体" w:cs="宋体"/>
+          <w:bCs/>
+          <w:sz w:val="21"/>
+          <w:szCs w:val="21"/>
+        </w:rPr>
+        <w:t>min</w:t>
+      </w:r>
+      <w:r>
+        <w:rPr>
+          <w:rFonts w:ascii="宋体" w:eastAsia="宋体" w:hAnsi="宋体" w:cs="宋体" w:hint="eastAsia"/>
+          <w:bCs/>
+          <w:sz w:val="21"/>
+          <w:szCs w:val="21"/>
+        </w:rPr>
+        <w:t>内，</w:t>
+      </w:r>
+      <w:r>
+        <w:rPr>
+          <w:rFonts w:ascii="宋体" w:eastAsia="宋体" w:hAnsi="宋体" w:cs="宋体" w:hint="eastAsia"/>
+          <w:bCs/>
+          <w:sz w:val="21"/>
+          <w:szCs w:val="21"/>
+        </w:rPr>
+        <w:t>受到项目和外场工服一致好评。</w:t>
       </w:r>
     </w:p>
     <w:p>
@@ -1717,70 +2396,72 @@
         </w:tabs>
         <w:spacing w:line="244" w:lineRule="exact"/>
         <w:rPr>
-          <w:rFonts w:hint="default" w:ascii="宋体" w:hAnsi="宋体" w:eastAsia="宋体" w:cs="宋体"/>
-          <w:b/>
-          <w:bCs/>
-          <w:sz w:val="21"/>
-          <w:szCs w:val="21"/>
-          <w:lang w:val="en-US" w:eastAsia="zh-CN"/>
-        </w:rPr>
-      </w:pPr>
-      <w:r>
-        <w:rPr>
-          <w:rFonts w:hint="eastAsia" w:ascii="宋体" w:hAnsi="宋体" w:eastAsia="宋体" w:cs="宋体"/>
-          <w:b/>
-          <w:bCs/>
-          <w:sz w:val="21"/>
-          <w:szCs w:val="21"/>
-          <w:lang w:eastAsia="zh-CN"/>
+          <w:rFonts w:ascii="宋体" w:eastAsia="宋体" w:hAnsi="宋体" w:cs="宋体"/>
+          <w:b/>
+          <w:bCs/>
+          <w:sz w:val="21"/>
+          <w:szCs w:val="21"/>
+        </w:rPr>
+      </w:pPr>
+      <w:r>
+        <w:rPr>
+          <w:rFonts w:ascii="宋体" w:eastAsia="宋体" w:hAnsi="宋体" w:cs="宋体" w:hint="eastAsia"/>
+          <w:b/>
+          <w:bCs/>
+          <w:sz w:val="21"/>
+          <w:szCs w:val="21"/>
         </w:rPr>
         <w:t>20</w:t>
       </w:r>
       <w:r>
         <w:rPr>
-          <w:rFonts w:hint="eastAsia" w:ascii="宋体" w:hAnsi="宋体" w:eastAsia="宋体" w:cs="宋体"/>
-          <w:b/>
-          <w:bCs/>
-          <w:sz w:val="21"/>
-          <w:szCs w:val="21"/>
-          <w:lang w:val="en-US" w:eastAsia="zh-CN"/>
-        </w:rPr>
-        <w:t>19.11 - 2021.5</w:t>
-      </w:r>
-      <w:bookmarkStart w:id="1" w:name="_GoBack"/>
-      <w:bookmarkEnd w:id="1"/>
-      <w:r>
-        <w:rPr>
-          <w:rFonts w:hint="eastAsia" w:ascii="宋体" w:hAnsi="宋体" w:eastAsia="宋体" w:cs="宋体"/>
-          <w:b/>
-          <w:bCs/>
-          <w:sz w:val="21"/>
-          <w:szCs w:val="21"/>
-          <w:lang w:val="en-US" w:eastAsia="zh-CN"/>
-        </w:rPr>
-        <w:t xml:space="preserve"> | 网元流式清洗框架</w:t>
-      </w:r>
-      <w:r>
-        <w:rPr>
-          <w:rFonts w:hint="eastAsia" w:ascii="宋体" w:hAnsi="宋体" w:eastAsia="宋体" w:cs="宋体"/>
-          <w:b/>
-          <w:bCs/>
-          <w:sz w:val="21"/>
-          <w:szCs w:val="21"/>
-          <w:lang w:eastAsia="zh-CN"/>
+          <w:rFonts w:ascii="宋体" w:eastAsia="宋体" w:hAnsi="宋体" w:cs="宋体" w:hint="eastAsia"/>
+          <w:b/>
+          <w:bCs/>
+          <w:sz w:val="21"/>
+          <w:szCs w:val="21"/>
+        </w:rPr>
+        <w:t xml:space="preserve">19.11 - 2021.5 | </w:t>
+      </w:r>
+      <w:r>
+        <w:rPr>
+          <w:rFonts w:ascii="宋体" w:eastAsia="宋体" w:hAnsi="宋体" w:cs="宋体" w:hint="eastAsia"/>
+          <w:b/>
+          <w:bCs/>
+          <w:sz w:val="21"/>
+          <w:szCs w:val="21"/>
+        </w:rPr>
+        <w:t>网元流式清洗框架</w:t>
+      </w:r>
+      <w:r>
+        <w:rPr>
+          <w:rFonts w:ascii="宋体" w:eastAsia="宋体" w:hAnsi="宋体" w:cs="宋体" w:hint="eastAsia"/>
+          <w:b/>
+          <w:bCs/>
+          <w:sz w:val="21"/>
+          <w:szCs w:val="21"/>
         </w:rPr>
         <w:t>开发</w:t>
       </w:r>
       <w:r>
         <w:rPr>
-          <w:rFonts w:hint="eastAsia" w:ascii="宋体" w:hAnsi="宋体" w:eastAsia="宋体" w:cs="宋体"/>
-          <w:b/>
-          <w:bCs/>
-          <w:sz w:val="21"/>
-          <w:szCs w:val="21"/>
-          <w:lang w:val="en-US" w:eastAsia="zh-CN"/>
-        </w:rPr>
-        <w:t xml:space="preserve"> | 软件开发工程师</w:t>
+          <w:rFonts w:ascii="宋体" w:eastAsia="宋体" w:hAnsi="宋体" w:cs="宋体" w:hint="eastAsia"/>
+          <w:b/>
+          <w:bCs/>
+          <w:sz w:val="21"/>
+          <w:szCs w:val="21"/>
+        </w:rPr>
+        <w:t xml:space="preserve"> | </w:t>
+      </w:r>
+      <w:r>
+        <w:rPr>
+          <w:rFonts w:ascii="宋体" w:eastAsia="宋体" w:hAnsi="宋体" w:cs="宋体" w:hint="eastAsia"/>
+          <w:b/>
+          <w:bCs/>
+          <w:sz w:val="21"/>
+          <w:szCs w:val="21"/>
+        </w:rPr>
+        <w:t>软件开发工程师</w:t>
       </w:r>
     </w:p>
     <w:p>
@@ -1790,20 +2471,18 @@
         </w:tabs>
         <w:spacing w:line="244" w:lineRule="exact"/>
         <w:rPr>
-          <w:rFonts w:hint="eastAsia" w:ascii="宋体" w:hAnsi="宋体" w:eastAsia="宋体" w:cs="宋体"/>
-          <w:bCs/>
-          <w:sz w:val="21"/>
-          <w:szCs w:val="21"/>
-          <w:lang w:eastAsia="zh-CN"/>
-        </w:rPr>
-      </w:pPr>
-      <w:r>
-        <w:rPr>
-          <w:rFonts w:hint="eastAsia" w:ascii="宋体" w:hAnsi="宋体" w:eastAsia="宋体" w:cs="宋体"/>
-          <w:bCs/>
-          <w:sz w:val="21"/>
-          <w:szCs w:val="21"/>
-          <w:lang w:eastAsia="zh-CN"/>
+          <w:rFonts w:ascii="宋体" w:eastAsia="宋体" w:hAnsi="宋体" w:cs="宋体"/>
+          <w:bCs/>
+          <w:sz w:val="21"/>
+          <w:szCs w:val="21"/>
+        </w:rPr>
+      </w:pPr>
+      <w:r>
+        <w:rPr>
+          <w:rFonts w:ascii="宋体" w:eastAsia="宋体" w:hAnsi="宋体" w:cs="宋体" w:hint="eastAsia"/>
+          <w:bCs/>
+          <w:sz w:val="21"/>
+          <w:szCs w:val="21"/>
         </w:rPr>
         <w:t>项目介绍：对上报的网元数据数据进行时间和空间维度汇总，并入库</w:t>
       </w:r>
@@ -1815,32 +2494,69 @@
         </w:tabs>
         <w:spacing w:line="244" w:lineRule="exact"/>
         <w:rPr>
-          <w:rFonts w:hint="eastAsia" w:ascii="宋体" w:hAnsi="宋体" w:eastAsia="宋体" w:cs="宋体"/>
-          <w:bCs/>
-          <w:sz w:val="21"/>
-          <w:szCs w:val="21"/>
-          <w:lang w:val="en-US" w:eastAsia="zh-CN"/>
-        </w:rPr>
-      </w:pPr>
-      <w:r>
-        <w:rPr>
-          <w:rFonts w:hint="eastAsia" w:ascii="宋体" w:hAnsi="宋体" w:eastAsia="宋体" w:cs="宋体"/>
-          <w:bCs/>
-          <w:sz w:val="21"/>
-          <w:szCs w:val="21"/>
-          <w:lang w:eastAsia="zh-CN"/>
-        </w:rPr>
-        <w:t>技术栈：</w:t>
-      </w:r>
-      <w:r>
-        <w:rPr>
-          <w:rFonts w:hint="eastAsia" w:ascii="宋体" w:hAnsi="宋体" w:eastAsia="宋体" w:cs="宋体"/>
-          <w:bCs/>
-          <w:sz w:val="21"/>
-          <w:szCs w:val="21"/>
-          <w:lang w:val="en-US" w:eastAsia="zh-CN"/>
-        </w:rPr>
-        <w:t>java</w:t>
+          <w:rFonts w:ascii="宋体" w:eastAsia="宋体" w:hAnsi="宋体" w:cs="宋体"/>
+          <w:bCs/>
+          <w:sz w:val="21"/>
+          <w:szCs w:val="21"/>
+        </w:rPr>
+      </w:pPr>
+      <w:r>
+        <w:rPr>
+          <w:rFonts w:ascii="宋体" w:eastAsia="宋体" w:hAnsi="宋体" w:cs="宋体" w:hint="eastAsia"/>
+          <w:bCs/>
+          <w:sz w:val="21"/>
+          <w:szCs w:val="21"/>
+        </w:rPr>
+        <w:t>技术</w:t>
+      </w:r>
+      <w:proofErr w:type="gramStart"/>
+      <w:r>
+        <w:rPr>
+          <w:rFonts w:ascii="宋体" w:eastAsia="宋体" w:hAnsi="宋体" w:cs="宋体" w:hint="eastAsia"/>
+          <w:bCs/>
+          <w:sz w:val="21"/>
+          <w:szCs w:val="21"/>
+        </w:rPr>
+        <w:t>栈</w:t>
+      </w:r>
+      <w:proofErr w:type="gramEnd"/>
+      <w:r>
+        <w:rPr>
+          <w:rFonts w:ascii="宋体" w:eastAsia="宋体" w:hAnsi="宋体" w:cs="宋体" w:hint="eastAsia"/>
+          <w:bCs/>
+          <w:sz w:val="21"/>
+          <w:szCs w:val="21"/>
+        </w:rPr>
+        <w:t>：</w:t>
+      </w:r>
+      <w:r>
+        <w:rPr>
+          <w:rFonts w:ascii="宋体" w:eastAsia="宋体" w:hAnsi="宋体" w:cs="宋体" w:hint="eastAsia"/>
+          <w:bCs/>
+          <w:sz w:val="21"/>
+          <w:szCs w:val="21"/>
+        </w:rPr>
+        <w:t>java、C++、</w:t>
+      </w:r>
+      <w:proofErr w:type="spellStart"/>
+      <w:r>
+        <w:rPr>
+          <w:rFonts w:ascii="宋体" w:eastAsia="宋体" w:hAnsi="宋体" w:cs="宋体" w:hint="eastAsia"/>
+          <w:bCs/>
+          <w:sz w:val="21"/>
+          <w:szCs w:val="21"/>
+        </w:rPr>
+        <w:t>kafka</w:t>
+      </w:r>
+      <w:proofErr w:type="spellEnd"/>
+      <w:r>
+        <w:rPr>
+          <w:rFonts w:ascii="宋体" w:eastAsia="宋体" w:hAnsi="宋体" w:cs="宋体" w:hint="eastAsia"/>
+          <w:bCs/>
+          <w:sz w:val="21"/>
+          <w:szCs w:val="21"/>
+        </w:rPr>
+        <w:t>等</w:t>
       </w:r>
     </w:p>
     <w:p>
@@ -1850,23 +2566,106 @@
         </w:tabs>
         <w:spacing w:line="244" w:lineRule="exact"/>
         <w:rPr>
-          <w:rFonts w:hint="eastAsia" w:ascii="宋体" w:hAnsi="宋体" w:eastAsia="宋体" w:cs="宋体"/>
-          <w:bCs/>
-          <w:sz w:val="21"/>
-          <w:szCs w:val="21"/>
-          <w:lang w:val="en-US" w:eastAsia="zh-CN"/>
-        </w:rPr>
-      </w:pPr>
-      <w:r>
-        <w:rPr>
-          <w:rFonts w:hint="eastAsia" w:ascii="宋体" w:hAnsi="宋体" w:eastAsia="宋体" w:cs="宋体"/>
-          <w:bCs/>
-          <w:sz w:val="21"/>
-          <w:szCs w:val="21"/>
-          <w:lang w:val="en-US" w:eastAsia="zh-CN"/>
-        </w:rPr>
-        <w:t>项目经验： 负责算法调度模块方案的设计和实现。</w:t>
-      </w:r>
+          <w:rFonts w:ascii="宋体" w:eastAsia="宋体" w:hAnsi="宋体" w:cs="宋体" w:hint="eastAsia"/>
+          <w:bCs/>
+          <w:sz w:val="21"/>
+          <w:szCs w:val="21"/>
+        </w:rPr>
+      </w:pPr>
+      <w:r>
+        <w:rPr>
+          <w:rFonts w:ascii="宋体" w:eastAsia="宋体" w:hAnsi="宋体" w:cs="宋体" w:hint="eastAsia"/>
+          <w:bCs/>
+          <w:sz w:val="21"/>
+          <w:szCs w:val="21"/>
+        </w:rPr>
+        <w:t>项目经验：</w:t>
+      </w:r>
+      <w:r>
+        <w:rPr>
+          <w:rFonts w:ascii="宋体" w:eastAsia="宋体" w:hAnsi="宋体" w:cs="宋体" w:hint="eastAsia"/>
+          <w:bCs/>
+          <w:sz w:val="21"/>
+          <w:szCs w:val="21"/>
+        </w:rPr>
+        <w:t xml:space="preserve"> </w:t>
+      </w:r>
+      <w:r>
+        <w:rPr>
+          <w:rFonts w:ascii="宋体" w:eastAsia="宋体" w:hAnsi="宋体" w:cs="宋体" w:hint="eastAsia"/>
+          <w:bCs/>
+          <w:sz w:val="21"/>
+          <w:szCs w:val="21"/>
+        </w:rPr>
+        <w:t>负责算法生成</w:t>
+      </w:r>
+      <w:r>
+        <w:rPr>
+          <w:rFonts w:ascii="宋体" w:eastAsia="宋体" w:hAnsi="宋体" w:cs="宋体"/>
+          <w:bCs/>
+          <w:sz w:val="21"/>
+          <w:szCs w:val="21"/>
+        </w:rPr>
+        <w:t>(java</w:t>
+      </w:r>
+      <w:r>
+        <w:rPr>
+          <w:rFonts w:ascii="宋体" w:eastAsia="宋体" w:hAnsi="宋体" w:cs="宋体" w:hint="eastAsia"/>
+          <w:bCs/>
+          <w:sz w:val="21"/>
+          <w:szCs w:val="21"/>
+        </w:rPr>
+        <w:t>代码动态生成</w:t>
+      </w:r>
+      <w:proofErr w:type="spellStart"/>
+      <w:r>
+        <w:rPr>
+          <w:rFonts w:ascii="宋体" w:eastAsia="宋体" w:hAnsi="宋体" w:cs="宋体" w:hint="eastAsia"/>
+          <w:bCs/>
+          <w:sz w:val="21"/>
+          <w:szCs w:val="21"/>
+        </w:rPr>
+        <w:t>c++</w:t>
+      </w:r>
+      <w:proofErr w:type="spellEnd"/>
+      <w:r>
+        <w:rPr>
+          <w:rFonts w:ascii="宋体" w:eastAsia="宋体" w:hAnsi="宋体" w:cs="宋体" w:hint="eastAsia"/>
+          <w:bCs/>
+          <w:sz w:val="21"/>
+          <w:szCs w:val="21"/>
+        </w:rPr>
+        <w:t>代码</w:t>
+      </w:r>
+      <w:r>
+        <w:rPr>
+          <w:rFonts w:ascii="宋体" w:eastAsia="宋体" w:hAnsi="宋体" w:cs="宋体"/>
+          <w:bCs/>
+          <w:sz w:val="21"/>
+          <w:szCs w:val="21"/>
+        </w:rPr>
+        <w:t>)</w:t>
+      </w:r>
+      <w:r>
+        <w:rPr>
+          <w:rFonts w:ascii="宋体" w:eastAsia="宋体" w:hAnsi="宋体" w:cs="宋体" w:hint="eastAsia"/>
+          <w:bCs/>
+          <w:sz w:val="21"/>
+          <w:szCs w:val="21"/>
+        </w:rPr>
+        <w:t>模块、算法提交模块、数据清洗任务参数校验框架等多个核心模块方案的设计和实现</w:t>
+      </w:r>
+      <w:r>
+        <w:rPr>
+          <w:rFonts w:ascii="宋体" w:eastAsia="宋体" w:hAnsi="宋体" w:cs="宋体" w:hint="eastAsia"/>
+          <w:bCs/>
+          <w:sz w:val="21"/>
+          <w:szCs w:val="21"/>
+        </w:rPr>
+        <w:t>。</w:t>
+      </w:r>
+      <w:bookmarkStart w:id="1" w:name="_GoBack"/>
+      <w:bookmarkEnd w:id="1"/>
     </w:p>
     <w:p>
       <w:pPr>
@@ -1875,11 +2674,652 @@
         </w:tabs>
         <w:spacing w:line="244" w:lineRule="exact"/>
         <w:rPr>
-          <w:rFonts w:hint="default" w:ascii="宋体" w:hAnsi="宋体" w:eastAsia="宋体" w:cs="宋体"/>
-          <w:bCs/>
-          <w:sz w:val="21"/>
-          <w:szCs w:val="21"/>
-          <w:lang w:val="en-US" w:eastAsia="zh-CN"/>
+          <w:rFonts w:ascii="宋体" w:eastAsia="宋体" w:hAnsi="宋体" w:cs="宋体"/>
+          <w:b/>
+          <w:bCs/>
+          <w:sz w:val="24"/>
+          <w:szCs w:val="24"/>
+        </w:rPr>
+      </w:pPr>
+      <w:r>
+        <w:rPr>
+          <w:rFonts w:ascii="宋体" w:eastAsia="宋体" w:hAnsi="宋体" w:cs="宋体" w:hint="eastAsia"/>
+          <w:b/>
+          <w:bCs/>
+          <w:sz w:val="24"/>
+          <w:szCs w:val="24"/>
+        </w:rPr>
+        <w:t>上海数烨数据科技有限公司</w:t>
+      </w:r>
+      <w:r>
+        <w:rPr>
+          <w:rFonts w:ascii="宋体" w:eastAsia="宋体" w:hAnsi="宋体" w:cs="宋体" w:hint="eastAsia"/>
+          <w:b/>
+          <w:bCs/>
+          <w:sz w:val="24"/>
+          <w:szCs w:val="24"/>
+        </w:rPr>
+        <w:tab/>
+      </w:r>
+    </w:p>
+    <w:p>
+      <w:pPr>
+        <w:tabs>
+          <w:tab w:val="left" w:pos="1740"/>
+        </w:tabs>
+        <w:spacing w:line="244" w:lineRule="exact"/>
+        <w:rPr>
+          <w:rFonts w:ascii="宋体" w:eastAsia="宋体" w:hAnsi="宋体" w:cs="宋体"/>
+          <w:b/>
+          <w:bCs/>
+          <w:sz w:val="21"/>
+          <w:szCs w:val="21"/>
+        </w:rPr>
+      </w:pPr>
+      <w:r>
+        <w:rPr>
+          <w:rFonts w:ascii="宋体" w:eastAsia="宋体" w:hAnsi="宋体" w:cs="宋体" w:hint="eastAsia"/>
+          <w:b/>
+          <w:bCs/>
+          <w:sz w:val="21"/>
+          <w:szCs w:val="21"/>
+        </w:rPr>
+        <w:t>20</w:t>
+      </w:r>
+      <w:r>
+        <w:rPr>
+          <w:rFonts w:ascii="宋体" w:eastAsia="宋体" w:hAnsi="宋体" w:cs="宋体"/>
+          <w:b/>
+          <w:bCs/>
+          <w:sz w:val="21"/>
+          <w:szCs w:val="21"/>
+        </w:rPr>
+        <w:t>18</w:t>
+      </w:r>
+      <w:r>
+        <w:rPr>
+          <w:rFonts w:ascii="宋体" w:eastAsia="宋体" w:hAnsi="宋体" w:cs="宋体" w:hint="eastAsia"/>
+          <w:b/>
+          <w:bCs/>
+          <w:sz w:val="21"/>
+          <w:szCs w:val="21"/>
+        </w:rPr>
+        <w:t>.</w:t>
+      </w:r>
+      <w:r>
+        <w:rPr>
+          <w:rFonts w:ascii="宋体" w:eastAsia="宋体" w:hAnsi="宋体" w:cs="宋体"/>
+          <w:b/>
+          <w:bCs/>
+          <w:sz w:val="21"/>
+          <w:szCs w:val="21"/>
+        </w:rPr>
+        <w:t>6</w:t>
+      </w:r>
+      <w:r>
+        <w:rPr>
+          <w:rFonts w:ascii="宋体" w:eastAsia="宋体" w:hAnsi="宋体" w:cs="宋体" w:hint="eastAsia"/>
+          <w:b/>
+          <w:bCs/>
+          <w:sz w:val="21"/>
+          <w:szCs w:val="21"/>
+        </w:rPr>
+        <w:t xml:space="preserve"> </w:t>
+      </w:r>
+      <w:r>
+        <w:rPr>
+          <w:rFonts w:ascii="宋体" w:eastAsia="宋体" w:hAnsi="宋体" w:cs="宋体"/>
+          <w:b/>
+          <w:bCs/>
+          <w:sz w:val="21"/>
+          <w:szCs w:val="21"/>
+        </w:rPr>
+        <w:t>–</w:t>
+      </w:r>
+      <w:r>
+        <w:rPr>
+          <w:rFonts w:ascii="宋体" w:eastAsia="宋体" w:hAnsi="宋体" w:cs="宋体" w:hint="eastAsia"/>
+          <w:b/>
+          <w:bCs/>
+          <w:sz w:val="21"/>
+          <w:szCs w:val="21"/>
+        </w:rPr>
+        <w:t xml:space="preserve"> </w:t>
+      </w:r>
+      <w:r>
+        <w:rPr>
+          <w:rFonts w:ascii="宋体" w:eastAsia="宋体" w:hAnsi="宋体" w:cs="宋体" w:hint="eastAsia"/>
+          <w:b/>
+          <w:bCs/>
+          <w:sz w:val="21"/>
+          <w:szCs w:val="21"/>
+        </w:rPr>
+        <w:t>2</w:t>
+      </w:r>
+      <w:r>
+        <w:rPr>
+          <w:rFonts w:ascii="宋体" w:eastAsia="宋体" w:hAnsi="宋体" w:cs="宋体"/>
+          <w:b/>
+          <w:bCs/>
+          <w:sz w:val="21"/>
+          <w:szCs w:val="21"/>
+        </w:rPr>
+        <w:t>019.9</w:t>
+      </w:r>
+      <w:r>
+        <w:rPr>
+          <w:rFonts w:ascii="宋体" w:eastAsia="宋体" w:hAnsi="宋体" w:cs="宋体" w:hint="eastAsia"/>
+          <w:b/>
+          <w:bCs/>
+          <w:sz w:val="21"/>
+          <w:szCs w:val="21"/>
+        </w:rPr>
+        <w:t xml:space="preserve"> | </w:t>
+      </w:r>
+      <w:r>
+        <w:rPr>
+          <w:rFonts w:ascii="宋体" w:eastAsia="宋体" w:hAnsi="宋体" w:cs="宋体" w:hint="eastAsia"/>
+          <w:b/>
+          <w:bCs/>
+          <w:sz w:val="21"/>
+          <w:szCs w:val="21"/>
+        </w:rPr>
+        <w:t>新智能零售管理平台2.0</w:t>
+      </w:r>
+      <w:r>
+        <w:rPr>
+          <w:rFonts w:ascii="宋体" w:eastAsia="宋体" w:hAnsi="宋体" w:cs="宋体" w:hint="eastAsia"/>
+          <w:b/>
+          <w:bCs/>
+          <w:sz w:val="21"/>
+          <w:szCs w:val="21"/>
+        </w:rPr>
+        <w:t xml:space="preserve"> | 软件开发工程师</w:t>
+      </w:r>
+    </w:p>
+    <w:p>
+      <w:pPr>
+        <w:tabs>
+          <w:tab w:val="left" w:pos="1740"/>
+        </w:tabs>
+        <w:spacing w:line="244" w:lineRule="exact"/>
+        <w:rPr>
+          <w:rFonts w:ascii="宋体" w:eastAsia="宋体" w:hAnsi="宋体" w:cs="宋体"/>
+          <w:bCs/>
+          <w:sz w:val="21"/>
+          <w:szCs w:val="21"/>
+        </w:rPr>
+      </w:pPr>
+      <w:r>
+        <w:rPr>
+          <w:rFonts w:ascii="宋体" w:eastAsia="宋体" w:hAnsi="宋体" w:cs="宋体" w:hint="eastAsia"/>
+          <w:bCs/>
+          <w:sz w:val="21"/>
+          <w:szCs w:val="21"/>
+        </w:rPr>
+        <w:t>项目介绍：</w:t>
+      </w:r>
+      <w:r>
+        <w:rPr>
+          <w:rFonts w:ascii="宋体" w:eastAsia="宋体" w:hAnsi="宋体" w:cs="宋体" w:hint="eastAsia"/>
+          <w:bCs/>
+          <w:sz w:val="21"/>
+          <w:szCs w:val="21"/>
+        </w:rPr>
+        <w:t>该项目致力于在智能零售无人售货机领域，为商户提供软硬件一体化解决方案。</w:t>
+      </w:r>
+      <w:r>
+        <w:rPr>
+          <w:rFonts w:ascii="宋体" w:eastAsia="宋体" w:hAnsi="宋体" w:cs="宋体"/>
+          <w:bCs/>
+          <w:sz w:val="21"/>
+          <w:szCs w:val="21"/>
+        </w:rPr>
+        <w:t xml:space="preserve"> </w:t>
+      </w:r>
+      <w:r>
+        <w:rPr>
+          <w:rFonts w:ascii="宋体" w:eastAsia="宋体" w:hAnsi="宋体" w:cs="宋体" w:hint="eastAsia"/>
+          <w:bCs/>
+          <w:sz w:val="21"/>
+          <w:szCs w:val="21"/>
+        </w:rPr>
+        <w:t>消费用户可以通过(</w:t>
+      </w:r>
+      <w:proofErr w:type="gramStart"/>
+      <w:r>
+        <w:rPr>
+          <w:rFonts w:ascii="宋体" w:eastAsia="宋体" w:hAnsi="宋体" w:cs="宋体" w:hint="eastAsia"/>
+          <w:bCs/>
+          <w:sz w:val="21"/>
+          <w:szCs w:val="21"/>
+        </w:rPr>
+        <w:t>微信</w:t>
+      </w:r>
+      <w:proofErr w:type="gramEnd"/>
+      <w:r>
+        <w:rPr>
+          <w:rFonts w:ascii="宋体" w:eastAsia="宋体" w:hAnsi="宋体" w:cs="宋体" w:hint="eastAsia"/>
+          <w:bCs/>
+          <w:sz w:val="21"/>
+          <w:szCs w:val="21"/>
+        </w:rPr>
+        <w:t>/支付宝)</w:t>
+      </w:r>
+      <w:proofErr w:type="gramStart"/>
+      <w:r>
+        <w:rPr>
+          <w:rFonts w:ascii="宋体" w:eastAsia="宋体" w:hAnsi="宋体" w:cs="宋体" w:hint="eastAsia"/>
+          <w:bCs/>
+          <w:sz w:val="21"/>
+          <w:szCs w:val="21"/>
+        </w:rPr>
+        <w:t>扫码</w:t>
+      </w:r>
+      <w:proofErr w:type="gramEnd"/>
+      <w:r>
+        <w:rPr>
+          <w:rFonts w:ascii="宋体" w:eastAsia="宋体" w:hAnsi="宋体" w:cs="宋体" w:hint="eastAsia"/>
+          <w:bCs/>
+          <w:sz w:val="21"/>
+          <w:szCs w:val="21"/>
+        </w:rPr>
+        <w:t>/刷脸开门消费、关门自动结算扣款</w:t>
+      </w:r>
+      <w:r>
+        <w:rPr>
+          <w:rFonts w:ascii="宋体" w:eastAsia="宋体" w:hAnsi="宋体" w:cs="宋体" w:hint="eastAsia"/>
+          <w:bCs/>
+          <w:sz w:val="21"/>
+          <w:szCs w:val="21"/>
+        </w:rPr>
+        <w:t>。商户可以通过管理后台查看设备运营状态、故障告警、商品库管理、交易模块等；运营人员可以通过在管理后台向更新设备广告；补货师傅可以从</w:t>
+      </w:r>
+      <w:proofErr w:type="gramStart"/>
+      <w:r>
+        <w:rPr>
+          <w:rFonts w:ascii="宋体" w:eastAsia="宋体" w:hAnsi="宋体" w:cs="宋体" w:hint="eastAsia"/>
+          <w:bCs/>
+          <w:sz w:val="21"/>
+          <w:szCs w:val="21"/>
+        </w:rPr>
+        <w:t>通过微信小</w:t>
+      </w:r>
+      <w:proofErr w:type="gramEnd"/>
+      <w:r>
+        <w:rPr>
+          <w:rFonts w:ascii="宋体" w:eastAsia="宋体" w:hAnsi="宋体" w:cs="宋体" w:hint="eastAsia"/>
+          <w:bCs/>
+          <w:sz w:val="21"/>
+          <w:szCs w:val="21"/>
+        </w:rPr>
+        <w:t>程序进行补货、理货等</w:t>
+      </w:r>
+      <w:r>
+        <w:rPr>
+          <w:rFonts w:ascii="宋体" w:eastAsia="宋体" w:hAnsi="宋体" w:cs="宋体" w:hint="eastAsia"/>
+          <w:bCs/>
+          <w:sz w:val="21"/>
+          <w:szCs w:val="21"/>
+        </w:rPr>
+        <w:t>，</w:t>
+      </w:r>
+      <w:r>
+        <w:rPr>
+          <w:rFonts w:ascii="宋体" w:eastAsia="宋体" w:hAnsi="宋体" w:cs="宋体" w:hint="eastAsia"/>
+          <w:bCs/>
+          <w:sz w:val="21"/>
+          <w:szCs w:val="21"/>
+        </w:rPr>
+        <w:t>平台通过使用</w:t>
+      </w:r>
+      <w:proofErr w:type="spellStart"/>
+      <w:r>
+        <w:rPr>
+          <w:rFonts w:ascii="宋体" w:eastAsia="宋体" w:hAnsi="宋体" w:cs="宋体" w:hint="eastAsia"/>
+          <w:bCs/>
+          <w:sz w:val="21"/>
+          <w:szCs w:val="21"/>
+        </w:rPr>
+        <w:t>netty</w:t>
+      </w:r>
+      <w:proofErr w:type="spellEnd"/>
+      <w:r>
+        <w:rPr>
+          <w:rFonts w:ascii="宋体" w:eastAsia="宋体" w:hAnsi="宋体" w:cs="宋体" w:hint="eastAsia"/>
+          <w:bCs/>
+          <w:sz w:val="21"/>
+          <w:szCs w:val="21"/>
+        </w:rPr>
+        <w:t>开源框架搭建TCP服务器与设备之间进行通信,可同时支持10万量级设备同时在线,通信稳定性、可靠性大大提高。</w:t>
+      </w:r>
+    </w:p>
+    <w:p>
+      <w:pPr>
+        <w:tabs>
+          <w:tab w:val="left" w:pos="1740"/>
+        </w:tabs>
+        <w:spacing w:line="244" w:lineRule="exact"/>
+        <w:rPr>
+          <w:rFonts w:ascii="宋体" w:eastAsia="宋体" w:hAnsi="宋体" w:cs="宋体"/>
+          <w:bCs/>
+          <w:sz w:val="21"/>
+          <w:szCs w:val="21"/>
+        </w:rPr>
+      </w:pPr>
+      <w:r>
+        <w:rPr>
+          <w:rFonts w:ascii="宋体" w:eastAsia="宋体" w:hAnsi="宋体" w:cs="宋体" w:hint="eastAsia"/>
+          <w:bCs/>
+          <w:sz w:val="21"/>
+          <w:szCs w:val="21"/>
+        </w:rPr>
+        <w:t>技术</w:t>
+      </w:r>
+      <w:proofErr w:type="gramStart"/>
+      <w:r>
+        <w:rPr>
+          <w:rFonts w:ascii="宋体" w:eastAsia="宋体" w:hAnsi="宋体" w:cs="宋体" w:hint="eastAsia"/>
+          <w:bCs/>
+          <w:sz w:val="21"/>
+          <w:szCs w:val="21"/>
+        </w:rPr>
+        <w:t>栈</w:t>
+      </w:r>
+      <w:proofErr w:type="gramEnd"/>
+      <w:r>
+        <w:rPr>
+          <w:rFonts w:ascii="宋体" w:eastAsia="宋体" w:hAnsi="宋体" w:cs="宋体" w:hint="eastAsia"/>
+          <w:bCs/>
+          <w:sz w:val="21"/>
+          <w:szCs w:val="21"/>
+        </w:rPr>
+        <w:t>：</w:t>
+      </w:r>
+      <w:r>
+        <w:rPr>
+          <w:rFonts w:ascii="宋体" w:eastAsia="宋体" w:hAnsi="宋体" w:cs="宋体" w:hint="eastAsia"/>
+          <w:bCs/>
+          <w:sz w:val="21"/>
+          <w:szCs w:val="21"/>
+        </w:rPr>
+        <w:t>Spring cloud微服务、</w:t>
+      </w:r>
+      <w:proofErr w:type="spellStart"/>
+      <w:r>
+        <w:rPr>
+          <w:rFonts w:ascii="宋体" w:eastAsia="宋体" w:hAnsi="宋体" w:cs="宋体" w:hint="eastAsia"/>
+          <w:bCs/>
+          <w:sz w:val="21"/>
+          <w:szCs w:val="21"/>
+        </w:rPr>
+        <w:t>Vue+Element</w:t>
+      </w:r>
+      <w:proofErr w:type="spellEnd"/>
+      <w:r>
+        <w:rPr>
+          <w:rFonts w:ascii="宋体" w:eastAsia="宋体" w:hAnsi="宋体" w:cs="宋体" w:hint="eastAsia"/>
+          <w:bCs/>
+          <w:sz w:val="21"/>
+          <w:szCs w:val="21"/>
+        </w:rPr>
+        <w:t xml:space="preserve"> UI前端、Docker化部署、前后端分离等</w:t>
+      </w:r>
+    </w:p>
+    <w:p>
+      <w:pPr>
+        <w:tabs>
+          <w:tab w:val="left" w:pos="1740"/>
+        </w:tabs>
+        <w:spacing w:line="244" w:lineRule="exact"/>
+        <w:rPr>
+          <w:rFonts w:ascii="宋体" w:eastAsia="宋体" w:hAnsi="宋体" w:cs="宋体"/>
+          <w:bCs/>
+          <w:sz w:val="21"/>
+          <w:szCs w:val="21"/>
+        </w:rPr>
+      </w:pPr>
+      <w:r>
+        <w:rPr>
+          <w:rFonts w:ascii="宋体" w:eastAsia="宋体" w:hAnsi="宋体" w:cs="宋体" w:hint="eastAsia"/>
+          <w:bCs/>
+          <w:sz w:val="21"/>
+          <w:szCs w:val="21"/>
+        </w:rPr>
+        <w:t>项目经验：</w:t>
+      </w:r>
+      <w:r>
+        <w:rPr>
+          <w:rFonts w:ascii="宋体" w:eastAsia="宋体" w:hAnsi="宋体" w:cs="宋体" w:hint="eastAsia"/>
+          <w:bCs/>
+          <w:sz w:val="21"/>
+          <w:szCs w:val="21"/>
+        </w:rPr>
+        <w:t>独立开发广告</w:t>
+      </w:r>
+      <w:r>
+        <w:rPr>
+          <w:rFonts w:ascii="宋体" w:eastAsia="宋体" w:hAnsi="宋体" w:cs="宋体" w:hint="eastAsia"/>
+          <w:bCs/>
+          <w:sz w:val="21"/>
+          <w:szCs w:val="21"/>
+        </w:rPr>
+        <w:t>管理功能，运营人员可以在管理后台；负责管理后台设备管理、故障告警、商品库管理等多个模块的前后端开发工作。</w:t>
+      </w:r>
+    </w:p>
+    <w:p>
+      <w:pPr>
+        <w:spacing w:line="240" w:lineRule="exact"/>
+        <w:ind w:left="140"/>
+        <w:rPr>
+          <w:rFonts w:ascii="宋体" w:eastAsia="宋体" w:hAnsi="宋体" w:cs="宋体"/>
+          <w:b/>
+          <w:bCs/>
+          <w:color w:val="FFFFFF"/>
+          <w:sz w:val="21"/>
+          <w:szCs w:val="21"/>
+        </w:rPr>
+      </w:pPr>
+      <w:r>
+        <w:rPr>
+          <w:noProof/>
+          <w:sz w:val="24"/>
+          <w:szCs w:val="24"/>
+        </w:rPr>
+        <w:drawing>
+          <wp:anchor distT="0" distB="0" distL="114300" distR="114300" simplePos="0" relativeHeight="251667456" behindDoc="1" locked="0" layoutInCell="0" allowOverlap="1" wp14:anchorId="4B42AB0A" wp14:editId="57A87CF7">
+            <wp:simplePos x="0" y="0"/>
+            <wp:positionH relativeFrom="column">
+              <wp:posOffset>0</wp:posOffset>
+            </wp:positionH>
+            <wp:positionV relativeFrom="paragraph">
+              <wp:posOffset>78740</wp:posOffset>
+            </wp:positionV>
+            <wp:extent cx="6310800" cy="298800"/>
+            <wp:effectExtent l="0" t="0" r="0" b="6350"/>
+            <wp:wrapNone/>
+            <wp:docPr id="4" name="Picture 5"/>
+            <wp:cNvGraphicFramePr>
+              <a:graphicFrameLocks xmlns:a="http://schemas.openxmlformats.org/drawingml/2006/main" noChangeAspect="1"/>
+            </wp:cNvGraphicFramePr>
+            <a:graphic xmlns:a="http://schemas.openxmlformats.org/drawingml/2006/main">
+              <a:graphicData uri="http://schemas.openxmlformats.org/drawingml/2006/picture">
+                <pic:pic xmlns:pic="http://schemas.openxmlformats.org/drawingml/2006/picture">
+                  <pic:nvPicPr>
+                    <pic:cNvPr id="0" name="Picture 5"/>
+                    <pic:cNvPicPr>
+                      <a:picLocks noChangeAspect="1" noChangeArrowheads="1"/>
+                    </pic:cNvPicPr>
+                  </pic:nvPicPr>
+                  <pic:blipFill>
+                    <a:blip r:embed="rId9">
+                      <a:extLst/>
+                    </a:blip>
+                    <a:srcRect/>
+                    <a:stretch>
+                      <a:fillRect/>
+                    </a:stretch>
+                  </pic:blipFill>
+                  <pic:spPr bwMode="auto">
+                    <a:xfrm>
+                      <a:off x="0" y="0"/>
+                      <a:ext cx="6310800" cy="298800"/>
+                    </a:xfrm>
+                    <a:prstGeom prst="rect">
+                      <a:avLst/>
+                    </a:prstGeom>
+                    <a:noFill/>
+                  </pic:spPr>
+                </pic:pic>
+              </a:graphicData>
+            </a:graphic>
+            <wp14:sizeRelH relativeFrom="margin">
+              <wp14:pctWidth>0</wp14:pctWidth>
+            </wp14:sizeRelH>
+            <wp14:sizeRelV relativeFrom="margin">
+              <wp14:pctHeight>0</wp14:pctHeight>
+            </wp14:sizeRelV>
+          </wp:anchor>
+        </w:drawing>
+      </w:r>
+    </w:p>
+    <w:p>
+      <w:pPr>
+        <w:spacing w:line="240" w:lineRule="exact"/>
+        <w:ind w:left="140"/>
+        <w:rPr>
+          <w:sz w:val="20"/>
+          <w:szCs w:val="20"/>
+        </w:rPr>
+      </w:pPr>
+      <w:r>
+        <w:rPr>
+          <w:rFonts w:ascii="宋体" w:eastAsia="宋体" w:hAnsi="宋体" w:cs="宋体"/>
+          <w:b/>
+          <w:bCs/>
+          <w:color w:val="FFFFFF"/>
+          <w:sz w:val="21"/>
+          <w:szCs w:val="21"/>
+        </w:rPr>
+        <w:t>个人技能</w:t>
+      </w:r>
+    </w:p>
+    <w:p>
+      <w:pPr>
+        <w:spacing w:line="239" w:lineRule="exact"/>
+        <w:rPr>
+          <w:sz w:val="24"/>
+          <w:szCs w:val="24"/>
+        </w:rPr>
+      </w:pPr>
+    </w:p>
+    <w:p>
+      <w:pPr>
+        <w:tabs>
+          <w:tab w:val="left" w:pos="1350"/>
+        </w:tabs>
+        <w:spacing w:line="256" w:lineRule="exact"/>
+        <w:ind w:left="1260" w:hangingChars="600" w:hanging="1260"/>
+        <w:rPr>
+          <w:sz w:val="20"/>
+          <w:szCs w:val="20"/>
+        </w:rPr>
+      </w:pPr>
+      <w:r>
+        <w:rPr>
+          <w:rFonts w:ascii="宋体" w:eastAsia="宋体" w:hAnsi="宋体" w:cs="宋体"/>
+          <w:sz w:val="21"/>
+          <w:szCs w:val="21"/>
+        </w:rPr>
+        <w:t>英语能力：</w:t>
+      </w:r>
+      <w:r>
+        <w:rPr>
+          <w:rFonts w:ascii="宋体" w:eastAsia="宋体" w:hAnsi="宋体" w:cs="宋体" w:hint="eastAsia"/>
+          <w:sz w:val="21"/>
+          <w:szCs w:val="21"/>
+        </w:rPr>
+        <w:t>顺利通过CET4和CET6，</w:t>
+      </w:r>
+      <w:r>
+        <w:rPr>
+          <w:rFonts w:ascii="宋体" w:eastAsia="宋体" w:hAnsi="宋体" w:cs="宋体"/>
+          <w:sz w:val="21"/>
+          <w:szCs w:val="21"/>
+        </w:rPr>
+        <w:t>具备良好的英语听、说、读、写能力；</w:t>
+      </w:r>
+      <w:r>
+        <w:rPr>
+          <w:sz w:val="20"/>
+          <w:szCs w:val="20"/>
+        </w:rPr>
+        <w:t xml:space="preserve"> </w:t>
+      </w:r>
+    </w:p>
+    <w:p>
+      <w:pPr>
+        <w:spacing w:line="89" w:lineRule="exact"/>
+        <w:rPr>
+          <w:sz w:val="24"/>
+          <w:szCs w:val="24"/>
+        </w:rPr>
+      </w:pPr>
+    </w:p>
+    <w:p>
+      <w:pPr>
+        <w:spacing w:line="268" w:lineRule="exact"/>
+        <w:ind w:left="1260" w:hangingChars="600" w:hanging="1260"/>
+        <w:rPr>
+          <w:rFonts w:ascii="宋体" w:eastAsia="宋体" w:hAnsi="宋体" w:cs="宋体"/>
+          <w:sz w:val="21"/>
+          <w:szCs w:val="21"/>
+        </w:rPr>
+      </w:pPr>
+      <w:r>
+        <w:rPr>
+          <w:rFonts w:ascii="宋体" w:eastAsia="宋体" w:hAnsi="宋体" w:cs="宋体"/>
+          <w:sz w:val="21"/>
+          <w:szCs w:val="21"/>
+        </w:rPr>
+        <w:t>计算机能力：通过计算机二级（</w:t>
+      </w:r>
+      <w:r>
+        <w:rPr>
+          <w:rFonts w:eastAsia="Times New Roman"/>
+          <w:sz w:val="21"/>
+          <w:szCs w:val="21"/>
+        </w:rPr>
+        <w:t>C</w:t>
+      </w:r>
+      <w:r>
+        <w:rPr>
+          <w:rFonts w:ascii="宋体" w:eastAsia="宋体" w:hAnsi="宋体" w:cs="宋体"/>
+          <w:sz w:val="21"/>
+          <w:szCs w:val="21"/>
+        </w:rPr>
+        <w:t>语言）等级考试</w:t>
+      </w:r>
+      <w:r>
+        <w:rPr>
+          <w:rFonts w:ascii="宋体" w:eastAsia="宋体" w:hAnsi="宋体" w:cs="宋体" w:hint="eastAsia"/>
+          <w:sz w:val="21"/>
+          <w:szCs w:val="21"/>
+        </w:rPr>
+        <w:t>；</w:t>
+      </w:r>
+    </w:p>
+    <w:p>
+      <w:pPr>
+        <w:tabs>
+          <w:tab w:val="left" w:pos="1740"/>
+        </w:tabs>
+        <w:spacing w:line="244" w:lineRule="exact"/>
+        <w:rPr>
+          <w:rFonts w:ascii="宋体" w:eastAsia="宋体" w:hAnsi="宋体" w:cs="宋体"/>
+          <w:bCs/>
+          <w:sz w:val="21"/>
+          <w:szCs w:val="21"/>
         </w:rPr>
       </w:pPr>
     </w:p>
@@ -1887,7 +3327,7 @@
       <w:type w:val="continuous"/>
       <w:pgSz w:w="11900" w:h="16838"/>
       <w:pgMar w:top="776" w:right="746" w:bottom="188" w:left="720" w:header="0" w:footer="0" w:gutter="0"/>
-      <w:cols w:equalWidth="0" w:num="1">
+      <w:cols w:space="720" w:equalWidth="0">
         <w:col w:w="10440"/>
       </w:cols>
     </w:sectPr>
@@ -1896,308 +3336,454 @@
 </file>
 
 <file path=word/styles.xml><?xml version="1.0" encoding="utf-8"?>
-<w:styles xmlns:mc="http://schemas.openxmlformats.org/markup-compatibility/2006" xmlns:o="urn:schemas-microsoft-com:office:office" xmlns:r="http://schemas.openxmlformats.org/officeDocument/2006/relationships" xmlns:m="http://schemas.openxmlformats.org/officeDocument/2006/math" xmlns:v="urn:schemas-microsoft-com:vml" xmlns:w="http://schemas.openxmlformats.org/wordprocessingml/2006/main" xmlns:w14="http://schemas.microsoft.com/office/word/2010/wordml" xmlns:w10="urn:schemas-microsoft-com:office:word" xmlns:sl="http://schemas.openxmlformats.org/schemaLibrary/2006/main" xmlns:wpsCustomData="http://www.wps.cn/officeDocument/2013/wpsCustomData" mc:Ignorable="w14">
+<w:styles xmlns:mc="http://schemas.openxmlformats.org/markup-compatibility/2006" xmlns:r="http://schemas.openxmlformats.org/officeDocument/2006/relationships" xmlns:w="http://schemas.openxmlformats.org/wordprocessingml/2006/main" xmlns:w14="http://schemas.microsoft.com/office/word/2010/wordml" xmlns:w15="http://schemas.microsoft.com/office/word/2012/wordml" xmlns:w16cid="http://schemas.microsoft.com/office/word/2016/wordml/cid" xmlns:w16se="http://schemas.microsoft.com/office/word/2015/wordml/symex" mc:Ignorable="w14 w15 w16se w16cid">
   <w:docDefaults>
     <w:rPrDefault>
       <w:rPr>
-        <w:rFonts w:ascii="Times New Roman" w:hAnsi="Times New Roman" w:eastAsia="宋体" w:cs="Times New Roman"/>
+        <w:rFonts w:ascii="Times New Roman" w:eastAsia="宋体" w:hAnsi="Times New Roman" w:cs="Times New Roman"/>
+        <w:lang w:val="en-US" w:eastAsia="zh-CN" w:bidi="ar-SA"/>
       </w:rPr>
     </w:rPrDefault>
     <w:pPrDefault/>
   </w:docDefaults>
-  <w:latentStyles w:count="260" w:defQFormat="0" w:defUnhideWhenUsed="1" w:defSemiHidden="1" w:defUIPriority="99" w:defLockedState="0">
-    <w:lsdException w:qFormat="1" w:unhideWhenUsed="0" w:uiPriority="0" w:semiHidden="0" w:name="Normal"/>
-    <w:lsdException w:qFormat="1" w:unhideWhenUsed="0" w:uiPriority="9" w:semiHidden="0" w:name="heading 1"/>
-    <w:lsdException w:qFormat="1" w:uiPriority="9" w:name="heading 2"/>
-    <w:lsdException w:qFormat="1" w:uiPriority="9" w:name="heading 3"/>
-    <w:lsdException w:qFormat="1" w:uiPriority="9" w:name="heading 4"/>
-    <w:lsdException w:qFormat="1" w:uiPriority="9" w:name="heading 5"/>
-    <w:lsdException w:qFormat="1" w:uiPriority="9" w:name="heading 6"/>
-    <w:lsdException w:qFormat="1" w:uiPriority="9" w:name="heading 7"/>
-    <w:lsdException w:qFormat="1" w:uiPriority="9" w:name="heading 8"/>
-    <w:lsdException w:qFormat="1" w:uiPriority="9" w:name="heading 9"/>
-    <w:lsdException w:uiPriority="99" w:name="index 1"/>
-    <w:lsdException w:uiPriority="99" w:name="index 2"/>
-    <w:lsdException w:uiPriority="99" w:name="index 3"/>
-    <w:lsdException w:uiPriority="99" w:name="index 4"/>
-    <w:lsdException w:uiPriority="99" w:name="index 5"/>
-    <w:lsdException w:uiPriority="99" w:name="index 6"/>
-    <w:lsdException w:uiPriority="99" w:name="index 7"/>
-    <w:lsdException w:uiPriority="99" w:name="index 8"/>
-    <w:lsdException w:uiPriority="99" w:name="index 9"/>
-    <w:lsdException w:uiPriority="39" w:name="toc 1"/>
-    <w:lsdException w:uiPriority="39" w:name="toc 2"/>
-    <w:lsdException w:uiPriority="39" w:name="toc 3"/>
-    <w:lsdException w:uiPriority="39" w:name="toc 4"/>
-    <w:lsdException w:uiPriority="39" w:name="toc 5"/>
-    <w:lsdException w:uiPriority="39" w:name="toc 6"/>
-    <w:lsdException w:uiPriority="39" w:name="toc 7"/>
-    <w:lsdException w:uiPriority="39" w:name="toc 8"/>
-    <w:lsdException w:uiPriority="39" w:name="toc 9"/>
-    <w:lsdException w:uiPriority="99" w:name="Normal Indent"/>
-    <w:lsdException w:uiPriority="99" w:name="footnote text"/>
-    <w:lsdException w:uiPriority="99" w:name="annotation text"/>
-    <w:lsdException w:uiPriority="99" w:semiHidden="0" w:name="header"/>
-    <w:lsdException w:uiPriority="99" w:semiHidden="0" w:name="footer"/>
-    <w:lsdException w:uiPriority="99" w:name="index heading"/>
-    <w:lsdException w:qFormat="1" w:uiPriority="35" w:name="caption"/>
-    <w:lsdException w:uiPriority="99" w:name="table of figures"/>
-    <w:lsdException w:uiPriority="99" w:name="envelope address"/>
-    <w:lsdException w:uiPriority="99" w:name="envelope return"/>
-    <w:lsdException w:uiPriority="99" w:name="footnote reference"/>
-    <w:lsdException w:uiPriority="99" w:name="annotation reference"/>
-    <w:lsdException w:uiPriority="99" w:name="line number"/>
-    <w:lsdException w:uiPriority="99" w:name="page number"/>
-    <w:lsdException w:uiPriority="99" w:name="endnote reference"/>
-    <w:lsdException w:uiPriority="99" w:name="endnote text"/>
-    <w:lsdException w:uiPriority="99" w:name="table of authorities"/>
-    <w:lsdException w:uiPriority="99" w:name="macro"/>
-    <w:lsdException w:uiPriority="99" w:name="toa heading"/>
-    <w:lsdException w:uiPriority="99" w:name="List"/>
-    <w:lsdException w:uiPriority="99" w:name="List Bullet"/>
-    <w:lsdException w:uiPriority="99" w:name="List Number"/>
-    <w:lsdException w:uiPriority="99" w:name="List 2"/>
-    <w:lsdException w:uiPriority="99" w:name="List 3"/>
-    <w:lsdException w:uiPriority="99" w:name="List 4"/>
-    <w:lsdException w:uiPriority="99" w:name="List 5"/>
-    <w:lsdException w:uiPriority="99" w:name="List Bullet 2"/>
-    <w:lsdException w:uiPriority="99" w:name="List Bullet 3"/>
-    <w:lsdException w:uiPriority="99" w:name="List Bullet 4"/>
-    <w:lsdException w:uiPriority="99" w:name="List Bullet 5"/>
-    <w:lsdException w:uiPriority="99" w:name="List Number 2"/>
-    <w:lsdException w:uiPriority="99" w:name="List Number 3"/>
-    <w:lsdException w:uiPriority="99" w:name="List Number 4"/>
-    <w:lsdException w:uiPriority="99" w:name="List Number 5"/>
-    <w:lsdException w:qFormat="1" w:unhideWhenUsed="0" w:uiPriority="10" w:semiHidden="0" w:name="Title"/>
-    <w:lsdException w:uiPriority="99" w:name="Closing"/>
-    <w:lsdException w:uiPriority="99" w:name="Signature"/>
-    <w:lsdException w:uiPriority="1" w:name="Default Paragraph Font"/>
-    <w:lsdException w:uiPriority="99" w:name="Body Text"/>
-    <w:lsdException w:uiPriority="99" w:name="Body Text Indent"/>
-    <w:lsdException w:uiPriority="99" w:name="List Continue"/>
-    <w:lsdException w:uiPriority="99" w:name="List Continue 2"/>
-    <w:lsdException w:uiPriority="99" w:name="List Continue 3"/>
-    <w:lsdException w:uiPriority="99" w:name="List Continue 4"/>
-    <w:lsdException w:uiPriority="99" w:name="List Continue 5"/>
-    <w:lsdException w:uiPriority="99" w:name="Message Header"/>
-    <w:lsdException w:qFormat="1" w:unhideWhenUsed="0" w:uiPriority="11" w:semiHidden="0" w:name="Subtitle"/>
-    <w:lsdException w:uiPriority="99" w:name="Salutation"/>
-    <w:lsdException w:uiPriority="99" w:name="Date"/>
-    <w:lsdException w:uiPriority="99" w:name="Body Text First Indent"/>
-    <w:lsdException w:uiPriority="99" w:name="Body Text First Indent 2"/>
-    <w:lsdException w:uiPriority="99" w:name="Note Heading"/>
-    <w:lsdException w:uiPriority="99" w:name="Body Text 2"/>
-    <w:lsdException w:uiPriority="99" w:name="Body Text 3"/>
-    <w:lsdException w:uiPriority="99" w:name="Body Text Indent 2"/>
-    <w:lsdException w:uiPriority="99" w:name="Body Text Indent 3"/>
-    <w:lsdException w:uiPriority="99" w:name="Block Text"/>
-    <w:lsdException w:uiPriority="99" w:name="Hyperlink"/>
-    <w:lsdException w:uiPriority="99" w:name="FollowedHyperlink"/>
-    <w:lsdException w:qFormat="1" w:unhideWhenUsed="0" w:uiPriority="22" w:semiHidden="0" w:name="Strong"/>
-    <w:lsdException w:qFormat="1" w:unhideWhenUsed="0" w:uiPriority="20" w:semiHidden="0" w:name="Emphasis"/>
-    <w:lsdException w:uiPriority="99" w:name="Document Map"/>
-    <w:lsdException w:uiPriority="99" w:name="Plain Text"/>
-    <w:lsdException w:uiPriority="99" w:name="E-mail Signature"/>
-    <w:lsdException w:uiPriority="99" w:name="Normal (Web)"/>
-    <w:lsdException w:uiPriority="99" w:name="HTML Acronym"/>
-    <w:lsdException w:uiPriority="99" w:name="HTML Address"/>
-    <w:lsdException w:uiPriority="99" w:name="HTML Cite"/>
-    <w:lsdException w:uiPriority="99" w:name="HTML Code"/>
-    <w:lsdException w:uiPriority="99" w:name="HTML Definition"/>
-    <w:lsdException w:uiPriority="99" w:name="HTML Keyboard"/>
-    <w:lsdException w:uiPriority="99" w:name="HTML Preformatted"/>
-    <w:lsdException w:uiPriority="99" w:name="HTML Sample"/>
-    <w:lsdException w:uiPriority="99" w:name="HTML Typewriter"/>
-    <w:lsdException w:uiPriority="99" w:name="HTML Variable"/>
-    <w:lsdException w:uiPriority="99" w:name="Normal Table"/>
-    <w:lsdException w:uiPriority="99" w:name="annotation subject"/>
-    <w:lsdException w:uiPriority="99" w:name="Table Simple 1"/>
-    <w:lsdException w:uiPriority="99" w:name="Table Simple 2"/>
-    <w:lsdException w:uiPriority="99" w:name="Table Simple 3"/>
-    <w:lsdException w:uiPriority="99" w:name="Table Classic 1"/>
-    <w:lsdException w:uiPriority="99" w:name="Table Classic 2"/>
-    <w:lsdException w:uiPriority="99" w:name="Table Classic 3"/>
-    <w:lsdException w:uiPriority="99" w:name="Table Classic 4"/>
-    <w:lsdException w:uiPriority="99" w:name="Table Colorful 1"/>
-    <w:lsdException w:uiPriority="99" w:name="Table Colorful 2"/>
-    <w:lsdException w:uiPriority="99" w:name="Table Colorful 3"/>
-    <w:lsdException w:uiPriority="99" w:name="Table Columns 1"/>
-    <w:lsdException w:uiPriority="99" w:name="Table Columns 2"/>
-    <w:lsdException w:uiPriority="99" w:name="Table Columns 3"/>
-    <w:lsdException w:uiPriority="99" w:name="Table Columns 4"/>
-    <w:lsdException w:uiPriority="99" w:name="Table Columns 5"/>
-    <w:lsdException w:uiPriority="99" w:name="Table Grid 1"/>
-    <w:lsdException w:uiPriority="99" w:name="Table Grid 2"/>
-    <w:lsdException w:uiPriority="99" w:name="Table Grid 3"/>
-    <w:lsdException w:uiPriority="99" w:name="Table Grid 4"/>
-    <w:lsdException w:uiPriority="99" w:name="Table Grid 5"/>
-    <w:lsdException w:uiPriority="99" w:name="Table Grid 6"/>
-    <w:lsdException w:uiPriority="99" w:name="Table Grid 7"/>
-    <w:lsdException w:uiPriority="99" w:name="Table Grid 8"/>
-    <w:lsdException w:uiPriority="99" w:name="Table List 1"/>
-    <w:lsdException w:uiPriority="99" w:name="Table List 2"/>
-    <w:lsdException w:uiPriority="99" w:name="Table List 3"/>
-    <w:lsdException w:uiPriority="99" w:name="Table List 4"/>
-    <w:lsdException w:uiPriority="99" w:name="Table List 5"/>
-    <w:lsdException w:uiPriority="99" w:name="Table List 6"/>
-    <w:lsdException w:uiPriority="99" w:name="Table List 7"/>
-    <w:lsdException w:uiPriority="99" w:name="Table List 8"/>
-    <w:lsdException w:uiPriority="99" w:name="Table 3D effects 1"/>
-    <w:lsdException w:uiPriority="99" w:name="Table 3D effects 2"/>
-    <w:lsdException w:uiPriority="99" w:name="Table 3D effects 3"/>
-    <w:lsdException w:uiPriority="99" w:name="Table Contemporary"/>
-    <w:lsdException w:uiPriority="99" w:name="Table Elegant"/>
-    <w:lsdException w:uiPriority="99" w:name="Table Professional"/>
-    <w:lsdException w:uiPriority="99" w:name="Table Subtle 1"/>
-    <w:lsdException w:uiPriority="99" w:name="Table Subtle 2"/>
-    <w:lsdException w:uiPriority="99" w:name="Table Web 1"/>
-    <w:lsdException w:uiPriority="99" w:name="Table Web 2"/>
-    <w:lsdException w:uiPriority="99" w:name="Table Web 3"/>
-    <w:lsdException w:uiPriority="99" w:name="Balloon Text"/>
-    <w:lsdException w:unhideWhenUsed="0" w:uiPriority="59" w:semiHidden="0" w:name="Table Grid"/>
-    <w:lsdException w:uiPriority="99" w:name="Table Theme"/>
-    <w:lsdException w:unhideWhenUsed="0" w:uiPriority="60" w:semiHidden="0" w:name="Light Shading"/>
-    <w:lsdException w:unhideWhenUsed="0" w:uiPriority="61" w:semiHidden="0" w:name="Light List"/>
-    <w:lsdException w:unhideWhenUsed="0" w:uiPriority="62" w:semiHidden="0" w:name="Light Grid"/>
-    <w:lsdException w:unhideWhenUsed="0" w:uiPriority="63" w:semiHidden="0" w:name="Medium Shading 1"/>
-    <w:lsdException w:unhideWhenUsed="0" w:uiPriority="64" w:semiHidden="0" w:name="Medium Shading 2"/>
-    <w:lsdException w:unhideWhenUsed="0" w:uiPriority="65" w:semiHidden="0" w:name="Medium List 1"/>
-    <w:lsdException w:unhideWhenUsed="0" w:uiPriority="66" w:semiHidden="0" w:name="Medium List 2"/>
-    <w:lsdException w:unhideWhenUsed="0" w:uiPriority="67" w:semiHidden="0" w:name="Medium Grid 1"/>
-    <w:lsdException w:unhideWhenUsed="0" w:uiPriority="68" w:semiHidden="0" w:name="Medium Grid 2"/>
-    <w:lsdException w:unhideWhenUsed="0" w:uiPriority="69" w:semiHidden="0" w:name="Medium Grid 3"/>
-    <w:lsdException w:unhideWhenUsed="0" w:uiPriority="70" w:semiHidden="0" w:name="Dark List"/>
-    <w:lsdException w:unhideWhenUsed="0" w:uiPriority="71" w:semiHidden="0" w:name="Colorful Shading"/>
-    <w:lsdException w:unhideWhenUsed="0" w:uiPriority="72" w:semiHidden="0" w:name="Colorful List"/>
-    <w:lsdException w:unhideWhenUsed="0" w:uiPriority="73" w:semiHidden="0" w:name="Colorful Grid"/>
-    <w:lsdException w:unhideWhenUsed="0" w:uiPriority="60" w:semiHidden="0" w:name="Light Shading Accent 1"/>
-    <w:lsdException w:unhideWhenUsed="0" w:uiPriority="61" w:semiHidden="0" w:name="Light List Accent 1"/>
-    <w:lsdException w:unhideWhenUsed="0" w:uiPriority="62" w:semiHidden="0" w:name="Light Grid Accent 1"/>
-    <w:lsdException w:unhideWhenUsed="0" w:uiPriority="63" w:semiHidden="0" w:name="Medium Shading 1 Accent 1"/>
-    <w:lsdException w:unhideWhenUsed="0" w:uiPriority="64" w:semiHidden="0" w:name="Medium Shading 2 Accent 1"/>
-    <w:lsdException w:unhideWhenUsed="0" w:uiPriority="65" w:semiHidden="0" w:name="Medium List 1 Accent 1"/>
-    <w:lsdException w:unhideWhenUsed="0" w:uiPriority="66" w:semiHidden="0" w:name="Medium List 2 Accent 1"/>
-    <w:lsdException w:unhideWhenUsed="0" w:uiPriority="67" w:semiHidden="0" w:name="Medium Grid 1 Accent 1"/>
-    <w:lsdException w:unhideWhenUsed="0" w:uiPriority="68" w:semiHidden="0" w:name="Medium Grid 2 Accent 1"/>
-    <w:lsdException w:unhideWhenUsed="0" w:uiPriority="69" w:semiHidden="0" w:name="Medium Grid 3 Accent 1"/>
-    <w:lsdException w:unhideWhenUsed="0" w:uiPriority="70" w:semiHidden="0" w:name="Dark List Accent 1"/>
-    <w:lsdException w:unhideWhenUsed="0" w:uiPriority="71" w:semiHidden="0" w:name="Colorful Shading Accent 1"/>
-    <w:lsdException w:unhideWhenUsed="0" w:uiPriority="72" w:semiHidden="0" w:name="Colorful List Accent 1"/>
-    <w:lsdException w:unhideWhenUsed="0" w:uiPriority="73" w:semiHidden="0" w:name="Colorful Grid Accent 1"/>
-    <w:lsdException w:unhideWhenUsed="0" w:uiPriority="60" w:semiHidden="0" w:name="Light Shading Accent 2"/>
-    <w:lsdException w:unhideWhenUsed="0" w:uiPriority="61" w:semiHidden="0" w:name="Light List Accent 2"/>
-    <w:lsdException w:unhideWhenUsed="0" w:uiPriority="62" w:semiHidden="0" w:name="Light Grid Accent 2"/>
-    <w:lsdException w:unhideWhenUsed="0" w:uiPriority="63" w:semiHidden="0" w:name="Medium Shading 1 Accent 2"/>
-    <w:lsdException w:unhideWhenUsed="0" w:uiPriority="64" w:semiHidden="0" w:name="Medium Shading 2 Accent 2"/>
-    <w:lsdException w:unhideWhenUsed="0" w:uiPriority="65" w:semiHidden="0" w:name="Medium List 1 Accent 2"/>
-    <w:lsdException w:unhideWhenUsed="0" w:uiPriority="66" w:semiHidden="0" w:name="Medium List 2 Accent 2"/>
-    <w:lsdException w:unhideWhenUsed="0" w:uiPriority="67" w:semiHidden="0" w:name="Medium Grid 1 Accent 2"/>
-    <w:lsdException w:unhideWhenUsed="0" w:uiPriority="68" w:semiHidden="0" w:name="Medium Grid 2 Accent 2"/>
-    <w:lsdException w:unhideWhenUsed="0" w:uiPriority="69" w:semiHidden="0" w:name="Medium Grid 3 Accent 2"/>
-    <w:lsdException w:unhideWhenUsed="0" w:uiPriority="70" w:semiHidden="0" w:name="Dark List Accent 2"/>
-    <w:lsdException w:unhideWhenUsed="0" w:uiPriority="71" w:semiHidden="0" w:name="Colorful Shading Accent 2"/>
-    <w:lsdException w:unhideWhenUsed="0" w:uiPriority="72" w:semiHidden="0" w:name="Colorful List Accent 2"/>
-    <w:lsdException w:unhideWhenUsed="0" w:uiPriority="73" w:semiHidden="0" w:name="Colorful Grid Accent 2"/>
-    <w:lsdException w:unhideWhenUsed="0" w:uiPriority="60" w:semiHidden="0" w:name="Light Shading Accent 3"/>
-    <w:lsdException w:unhideWhenUsed="0" w:uiPriority="61" w:semiHidden="0" w:name="Light List Accent 3"/>
-    <w:lsdException w:unhideWhenUsed="0" w:uiPriority="62" w:semiHidden="0" w:name="Light Grid Accent 3"/>
-    <w:lsdException w:unhideWhenUsed="0" w:uiPriority="63" w:semiHidden="0" w:name="Medium Shading 1 Accent 3"/>
-    <w:lsdException w:unhideWhenUsed="0" w:uiPriority="64" w:semiHidden="0" w:name="Medium Shading 2 Accent 3"/>
-    <w:lsdException w:unhideWhenUsed="0" w:uiPriority="65" w:semiHidden="0" w:name="Medium List 1 Accent 3"/>
-    <w:lsdException w:unhideWhenUsed="0" w:uiPriority="66" w:semiHidden="0" w:name="Medium List 2 Accent 3"/>
-    <w:lsdException w:unhideWhenUsed="0" w:uiPriority="67" w:semiHidden="0" w:name="Medium Grid 1 Accent 3"/>
-    <w:lsdException w:unhideWhenUsed="0" w:uiPriority="68" w:semiHidden="0" w:name="Medium Grid 2 Accent 3"/>
-    <w:lsdException w:unhideWhenUsed="0" w:uiPriority="69" w:semiHidden="0" w:name="Medium Grid 3 Accent 3"/>
-    <w:lsdException w:unhideWhenUsed="0" w:uiPriority="70" w:semiHidden="0" w:name="Dark List Accent 3"/>
-    <w:lsdException w:unhideWhenUsed="0" w:uiPriority="71" w:semiHidden="0" w:name="Colorful Shading Accent 3"/>
-    <w:lsdException w:unhideWhenUsed="0" w:uiPriority="72" w:semiHidden="0" w:name="Colorful List Accent 3"/>
-    <w:lsdException w:unhideWhenUsed="0" w:uiPriority="73" w:semiHidden="0" w:name="Colorful Grid Accent 3"/>
-    <w:lsdException w:unhideWhenUsed="0" w:uiPriority="60" w:semiHidden="0" w:name="Light Shading Accent 4"/>
-    <w:lsdException w:unhideWhenUsed="0" w:uiPriority="61" w:semiHidden="0" w:name="Light List Accent 4"/>
-    <w:lsdException w:unhideWhenUsed="0" w:uiPriority="62" w:semiHidden="0" w:name="Light Grid Accent 4"/>
-    <w:lsdException w:unhideWhenUsed="0" w:uiPriority="63" w:semiHidden="0" w:name="Medium Shading 1 Accent 4"/>
-    <w:lsdException w:unhideWhenUsed="0" w:uiPriority="64" w:semiHidden="0" w:name="Medium Shading 2 Accent 4"/>
-    <w:lsdException w:unhideWhenUsed="0" w:uiPriority="65" w:semiHidden="0" w:name="Medium List 1 Accent 4"/>
-    <w:lsdException w:unhideWhenUsed="0" w:uiPriority="66" w:semiHidden="0" w:name="Medium List 2 Accent 4"/>
-    <w:lsdException w:unhideWhenUsed="0" w:uiPriority="67" w:semiHidden="0" w:name="Medium Grid 1 Accent 4"/>
-    <w:lsdException w:unhideWhenUsed="0" w:uiPriority="68" w:semiHidden="0" w:name="Medium Grid 2 Accent 4"/>
-    <w:lsdException w:unhideWhenUsed="0" w:uiPriority="69" w:semiHidden="0" w:name="Medium Grid 3 Accent 4"/>
-    <w:lsdException w:unhideWhenUsed="0" w:uiPriority="70" w:semiHidden="0" w:name="Dark List Accent 4"/>
-    <w:lsdException w:unhideWhenUsed="0" w:uiPriority="71" w:semiHidden="0" w:name="Colorful Shading Accent 4"/>
-    <w:lsdException w:unhideWhenUsed="0" w:uiPriority="72" w:semiHidden="0" w:name="Colorful List Accent 4"/>
-    <w:lsdException w:unhideWhenUsed="0" w:uiPriority="73" w:semiHidden="0" w:name="Colorful Grid Accent 4"/>
-    <w:lsdException w:unhideWhenUsed="0" w:uiPriority="60" w:semiHidden="0" w:name="Light Shading Accent 5"/>
-    <w:lsdException w:unhideWhenUsed="0" w:uiPriority="61" w:semiHidden="0" w:name="Light List Accent 5"/>
-    <w:lsdException w:unhideWhenUsed="0" w:uiPriority="62" w:semiHidden="0" w:name="Light Grid Accent 5"/>
-    <w:lsdException w:unhideWhenUsed="0" w:uiPriority="63" w:semiHidden="0" w:name="Medium Shading 1 Accent 5"/>
-    <w:lsdException w:unhideWhenUsed="0" w:uiPriority="64" w:semiHidden="0" w:name="Medium Shading 2 Accent 5"/>
-    <w:lsdException w:unhideWhenUsed="0" w:uiPriority="65" w:semiHidden="0" w:name="Medium List 1 Accent 5"/>
-    <w:lsdException w:unhideWhenUsed="0" w:uiPriority="66" w:semiHidden="0" w:name="Medium List 2 Accent 5"/>
-    <w:lsdException w:unhideWhenUsed="0" w:uiPriority="67" w:semiHidden="0" w:name="Medium Grid 1 Accent 5"/>
-    <w:lsdException w:unhideWhenUsed="0" w:uiPriority="68" w:semiHidden="0" w:name="Medium Grid 2 Accent 5"/>
-    <w:lsdException w:unhideWhenUsed="0" w:uiPriority="69" w:semiHidden="0" w:name="Medium Grid 3 Accent 5"/>
-    <w:lsdException w:unhideWhenUsed="0" w:uiPriority="70" w:semiHidden="0" w:name="Dark List Accent 5"/>
-    <w:lsdException w:unhideWhenUsed="0" w:uiPriority="71" w:semiHidden="0" w:name="Colorful Shading Accent 5"/>
-    <w:lsdException w:unhideWhenUsed="0" w:uiPriority="72" w:semiHidden="0" w:name="Colorful List Accent 5"/>
-    <w:lsdException w:unhideWhenUsed="0" w:uiPriority="73" w:semiHidden="0" w:name="Colorful Grid Accent 5"/>
-    <w:lsdException w:unhideWhenUsed="0" w:uiPriority="60" w:semiHidden="0" w:name="Light Shading Accent 6"/>
-    <w:lsdException w:unhideWhenUsed="0" w:uiPriority="61" w:semiHidden="0" w:name="Light List Accent 6"/>
-    <w:lsdException w:unhideWhenUsed="0" w:uiPriority="62" w:semiHidden="0" w:name="Light Grid Accent 6"/>
-    <w:lsdException w:unhideWhenUsed="0" w:uiPriority="63" w:semiHidden="0" w:name="Medium Shading 1 Accent 6"/>
-    <w:lsdException w:unhideWhenUsed="0" w:uiPriority="64" w:semiHidden="0" w:name="Medium Shading 2 Accent 6"/>
-    <w:lsdException w:unhideWhenUsed="0" w:uiPriority="65" w:semiHidden="0" w:name="Medium List 1 Accent 6"/>
-    <w:lsdException w:unhideWhenUsed="0" w:uiPriority="66" w:semiHidden="0" w:name="Medium List 2 Accent 6"/>
-    <w:lsdException w:unhideWhenUsed="0" w:uiPriority="67" w:semiHidden="0" w:name="Medium Grid 1 Accent 6"/>
-    <w:lsdException w:unhideWhenUsed="0" w:uiPriority="68" w:semiHidden="0" w:name="Medium Grid 2 Accent 6"/>
-    <w:lsdException w:unhideWhenUsed="0" w:uiPriority="69" w:semiHidden="0" w:name="Medium Grid 3 Accent 6"/>
-    <w:lsdException w:unhideWhenUsed="0" w:uiPriority="70" w:semiHidden="0" w:name="Dark List Accent 6"/>
-    <w:lsdException w:unhideWhenUsed="0" w:uiPriority="71" w:semiHidden="0" w:name="Colorful Shading Accent 6"/>
-    <w:lsdException w:unhideWhenUsed="0" w:uiPriority="72" w:semiHidden="0" w:name="Colorful List Accent 6"/>
-    <w:lsdException w:unhideWhenUsed="0" w:uiPriority="73" w:semiHidden="0" w:name="Colorful Grid Accent 6"/>
+  <w:latentStyles w:defLockedState="0" w:defUIPriority="99" w:defSemiHidden="0" w:defUnhideWhenUsed="0" w:defQFormat="0" w:count="375">
+    <w:lsdException w:name="Normal" w:uiPriority="0" w:qFormat="1"/>
+    <w:lsdException w:name="heading 1" w:uiPriority="9" w:qFormat="1"/>
+    <w:lsdException w:name="heading 2" w:semiHidden="1" w:uiPriority="9" w:unhideWhenUsed="1" w:qFormat="1"/>
+    <w:lsdException w:name="heading 3" w:semiHidden="1" w:uiPriority="9" w:unhideWhenUsed="1" w:qFormat="1"/>
+    <w:lsdException w:name="heading 4" w:semiHidden="1" w:uiPriority="9" w:unhideWhenUsed="1" w:qFormat="1"/>
+    <w:lsdException w:name="heading 5" w:semiHidden="1" w:uiPriority="9" w:unhideWhenUsed="1" w:qFormat="1"/>
+    <w:lsdException w:name="heading 6" w:semiHidden="1" w:uiPriority="9" w:unhideWhenUsed="1" w:qFormat="1"/>
+    <w:lsdException w:name="heading 7" w:semiHidden="1" w:uiPriority="9" w:unhideWhenUsed="1" w:qFormat="1"/>
+    <w:lsdException w:name="heading 8" w:semiHidden="1" w:uiPriority="9" w:unhideWhenUsed="1" w:qFormat="1"/>
+    <w:lsdException w:name="heading 9" w:semiHidden="1" w:uiPriority="9" w:unhideWhenUsed="1" w:qFormat="1"/>
+    <w:lsdException w:name="index 1" w:semiHidden="1" w:unhideWhenUsed="1"/>
+    <w:lsdException w:name="index 2" w:semiHidden="1" w:unhideWhenUsed="1"/>
+    <w:lsdException w:name="index 3" w:semiHidden="1" w:unhideWhenUsed="1"/>
+    <w:lsdException w:name="index 4" w:semiHidden="1" w:unhideWhenUsed="1"/>
+    <w:lsdException w:name="index 5" w:semiHidden="1" w:unhideWhenUsed="1"/>
+    <w:lsdException w:name="index 6" w:semiHidden="1" w:unhideWhenUsed="1"/>
+    <w:lsdException w:name="index 7" w:semiHidden="1" w:unhideWhenUsed="1"/>
+    <w:lsdException w:name="index 8" w:semiHidden="1" w:unhideWhenUsed="1"/>
+    <w:lsdException w:name="index 9" w:semiHidden="1" w:unhideWhenUsed="1"/>
+    <w:lsdException w:name="toc 1" w:semiHidden="1" w:uiPriority="39" w:unhideWhenUsed="1"/>
+    <w:lsdException w:name="toc 2" w:semiHidden="1" w:uiPriority="39" w:unhideWhenUsed="1"/>
+    <w:lsdException w:name="toc 3" w:semiHidden="1" w:uiPriority="39" w:unhideWhenUsed="1"/>
+    <w:lsdException w:name="toc 4" w:semiHidden="1" w:uiPriority="39" w:unhideWhenUsed="1"/>
+    <w:lsdException w:name="toc 5" w:semiHidden="1" w:uiPriority="39" w:unhideWhenUsed="1"/>
+    <w:lsdException w:name="toc 6" w:semiHidden="1" w:uiPriority="39" w:unhideWhenUsed="1"/>
+    <w:lsdException w:name="toc 7" w:semiHidden="1" w:uiPriority="39" w:unhideWhenUsed="1"/>
+    <w:lsdException w:name="toc 8" w:semiHidden="1" w:uiPriority="39" w:unhideWhenUsed="1"/>
+    <w:lsdException w:name="toc 9" w:semiHidden="1" w:uiPriority="39" w:unhideWhenUsed="1"/>
+    <w:lsdException w:name="Normal Indent" w:semiHidden="1" w:unhideWhenUsed="1"/>
+    <w:lsdException w:name="footnote text" w:semiHidden="1" w:unhideWhenUsed="1"/>
+    <w:lsdException w:name="annotation text" w:semiHidden="1" w:unhideWhenUsed="1"/>
+    <w:lsdException w:name="header" w:unhideWhenUsed="1"/>
+    <w:lsdException w:name="footer" w:unhideWhenUsed="1"/>
+    <w:lsdException w:name="index heading" w:semiHidden="1" w:unhideWhenUsed="1"/>
+    <w:lsdException w:name="caption" w:semiHidden="1" w:uiPriority="35" w:unhideWhenUsed="1" w:qFormat="1"/>
+    <w:lsdException w:name="table of figures" w:semiHidden="1" w:unhideWhenUsed="1"/>
+    <w:lsdException w:name="envelope address" w:semiHidden="1" w:unhideWhenUsed="1"/>
+    <w:lsdException w:name="envelope return" w:semiHidden="1" w:unhideWhenUsed="1"/>
+    <w:lsdException w:name="footnote reference" w:semiHidden="1" w:unhideWhenUsed="1"/>
+    <w:lsdException w:name="annotation reference" w:semiHidden="1" w:unhideWhenUsed="1"/>
+    <w:lsdException w:name="line number" w:semiHidden="1" w:unhideWhenUsed="1"/>
+    <w:lsdException w:name="page number" w:semiHidden="1" w:unhideWhenUsed="1"/>
+    <w:lsdException w:name="endnote reference" w:semiHidden="1" w:unhideWhenUsed="1"/>
+    <w:lsdException w:name="endnote text" w:semiHidden="1" w:unhideWhenUsed="1"/>
+    <w:lsdException w:name="table of authorities" w:semiHidden="1" w:unhideWhenUsed="1"/>
+    <w:lsdException w:name="macro" w:semiHidden="1" w:unhideWhenUsed="1"/>
+    <w:lsdException w:name="toa heading" w:semiHidden="1" w:unhideWhenUsed="1"/>
+    <w:lsdException w:name="List" w:semiHidden="1" w:unhideWhenUsed="1"/>
+    <w:lsdException w:name="List Bullet" w:semiHidden="1" w:unhideWhenUsed="1"/>
+    <w:lsdException w:name="List Number" w:semiHidden="1" w:unhideWhenUsed="1"/>
+    <w:lsdException w:name="List 2" w:semiHidden="1" w:unhideWhenUsed="1"/>
+    <w:lsdException w:name="List 3" w:semiHidden="1" w:unhideWhenUsed="1"/>
+    <w:lsdException w:name="List 4" w:semiHidden="1" w:unhideWhenUsed="1"/>
+    <w:lsdException w:name="List 5" w:semiHidden="1" w:unhideWhenUsed="1"/>
+    <w:lsdException w:name="List Bullet 2" w:semiHidden="1" w:unhideWhenUsed="1"/>
+    <w:lsdException w:name="List Bullet 3" w:semiHidden="1" w:unhideWhenUsed="1"/>
+    <w:lsdException w:name="List Bullet 4" w:semiHidden="1" w:unhideWhenUsed="1"/>
+    <w:lsdException w:name="List Bullet 5" w:semiHidden="1" w:unhideWhenUsed="1"/>
+    <w:lsdException w:name="List Number 2" w:semiHidden="1" w:unhideWhenUsed="1"/>
+    <w:lsdException w:name="List Number 3" w:semiHidden="1" w:unhideWhenUsed="1"/>
+    <w:lsdException w:name="List Number 4" w:semiHidden="1" w:unhideWhenUsed="1"/>
+    <w:lsdException w:name="List Number 5" w:semiHidden="1" w:unhideWhenUsed="1"/>
+    <w:lsdException w:name="Title" w:uiPriority="10" w:qFormat="1"/>
+    <w:lsdException w:name="Closing" w:semiHidden="1" w:unhideWhenUsed="1"/>
+    <w:lsdException w:name="Signature" w:semiHidden="1" w:unhideWhenUsed="1"/>
+    <w:lsdException w:name="Default Paragraph Font" w:semiHidden="1" w:uiPriority="1" w:unhideWhenUsed="1"/>
+    <w:lsdException w:name="Body Text" w:semiHidden="1" w:unhideWhenUsed="1"/>
+    <w:lsdException w:name="Body Text Indent" w:semiHidden="1" w:unhideWhenUsed="1"/>
+    <w:lsdException w:name="List Continue" w:semiHidden="1" w:unhideWhenUsed="1"/>
+    <w:lsdException w:name="List Continue 2" w:semiHidden="1" w:unhideWhenUsed="1"/>
+    <w:lsdException w:name="List Continue 3" w:semiHidden="1" w:unhideWhenUsed="1"/>
+    <w:lsdException w:name="List Continue 4" w:semiHidden="1" w:unhideWhenUsed="1"/>
+    <w:lsdException w:name="List Continue 5" w:semiHidden="1" w:unhideWhenUsed="1"/>
+    <w:lsdException w:name="Message Header" w:semiHidden="1" w:unhideWhenUsed="1"/>
+    <w:lsdException w:name="Subtitle" w:uiPriority="11" w:qFormat="1"/>
+    <w:lsdException w:name="Salutation" w:semiHidden="1" w:unhideWhenUsed="1"/>
+    <w:lsdException w:name="Date" w:semiHidden="1" w:unhideWhenUsed="1"/>
+    <w:lsdException w:name="Body Text First Indent" w:semiHidden="1" w:unhideWhenUsed="1"/>
+    <w:lsdException w:name="Body Text First Indent 2" w:semiHidden="1" w:unhideWhenUsed="1"/>
+    <w:lsdException w:name="Note Heading" w:semiHidden="1" w:unhideWhenUsed="1"/>
+    <w:lsdException w:name="Body Text 2" w:semiHidden="1" w:unhideWhenUsed="1"/>
+    <w:lsdException w:name="Body Text 3" w:semiHidden="1" w:unhideWhenUsed="1"/>
+    <w:lsdException w:name="Body Text Indent 2" w:semiHidden="1" w:unhideWhenUsed="1"/>
+    <w:lsdException w:name="Body Text Indent 3" w:semiHidden="1" w:unhideWhenUsed="1"/>
+    <w:lsdException w:name="Block Text" w:semiHidden="1" w:unhideWhenUsed="1"/>
+    <w:lsdException w:name="Hyperlink" w:semiHidden="1" w:unhideWhenUsed="1"/>
+    <w:lsdException w:name="FollowedHyperlink" w:semiHidden="1" w:unhideWhenUsed="1"/>
+    <w:lsdException w:name="Strong" w:uiPriority="22" w:qFormat="1"/>
+    <w:lsdException w:name="Emphasis" w:uiPriority="20" w:qFormat="1"/>
+    <w:lsdException w:name="Document Map" w:semiHidden="1" w:unhideWhenUsed="1"/>
+    <w:lsdException w:name="Plain Text" w:semiHidden="1" w:unhideWhenUsed="1"/>
+    <w:lsdException w:name="E-mail Signature" w:semiHidden="1" w:unhideWhenUsed="1"/>
+    <w:lsdException w:name="HTML Top of Form" w:semiHidden="1" w:unhideWhenUsed="1"/>
+    <w:lsdException w:name="HTML Bottom of Form" w:semiHidden="1" w:unhideWhenUsed="1"/>
+    <w:lsdException w:name="Normal (Web)" w:semiHidden="1" w:unhideWhenUsed="1"/>
+    <w:lsdException w:name="HTML Acronym" w:semiHidden="1" w:unhideWhenUsed="1"/>
+    <w:lsdException w:name="HTML Address" w:semiHidden="1" w:unhideWhenUsed="1"/>
+    <w:lsdException w:name="HTML Cite" w:semiHidden="1" w:unhideWhenUsed="1"/>
+    <w:lsdException w:name="HTML Code" w:semiHidden="1" w:unhideWhenUsed="1"/>
+    <w:lsdException w:name="HTML Definition" w:semiHidden="1" w:unhideWhenUsed="1"/>
+    <w:lsdException w:name="HTML Keyboard" w:semiHidden="1" w:unhideWhenUsed="1"/>
+    <w:lsdException w:name="HTML Preformatted" w:semiHidden="1" w:unhideWhenUsed="1"/>
+    <w:lsdException w:name="HTML Sample" w:semiHidden="1" w:unhideWhenUsed="1"/>
+    <w:lsdException w:name="HTML Typewriter" w:semiHidden="1" w:unhideWhenUsed="1"/>
+    <w:lsdException w:name="HTML Variable" w:semiHidden="1" w:unhideWhenUsed="1"/>
+    <w:lsdException w:name="Normal Table" w:semiHidden="1" w:unhideWhenUsed="1"/>
+    <w:lsdException w:name="annotation subject" w:semiHidden="1" w:unhideWhenUsed="1"/>
+    <w:lsdException w:name="No List" w:semiHidden="1" w:unhideWhenUsed="1"/>
+    <w:lsdException w:name="Outline List 1" w:semiHidden="1" w:unhideWhenUsed="1"/>
+    <w:lsdException w:name="Outline List 2" w:semiHidden="1" w:unhideWhenUsed="1"/>
+    <w:lsdException w:name="Outline List 3" w:semiHidden="1" w:unhideWhenUsed="1"/>
+    <w:lsdException w:name="Table Simple 1" w:semiHidden="1" w:unhideWhenUsed="1"/>
+    <w:lsdException w:name="Table Simple 2" w:semiHidden="1" w:unhideWhenUsed="1"/>
+    <w:lsdException w:name="Table Simple 3" w:semiHidden="1" w:unhideWhenUsed="1"/>
+    <w:lsdException w:name="Table Classic 1" w:semiHidden="1" w:unhideWhenUsed="1"/>
+    <w:lsdException w:name="Table Classic 2" w:semiHidden="1" w:unhideWhenUsed="1"/>
+    <w:lsdException w:name="Table Classic 3" w:semiHidden="1" w:unhideWhenUsed="1"/>
+    <w:lsdException w:name="Table Classic 4" w:semiHidden="1" w:unhideWhenUsed="1"/>
+    <w:lsdException w:name="Table Colorful 1" w:semiHidden="1" w:unhideWhenUsed="1"/>
+    <w:lsdException w:name="Table Colorful 2" w:semiHidden="1" w:unhideWhenUsed="1"/>
+    <w:lsdException w:name="Table Colorful 3" w:semiHidden="1" w:unhideWhenUsed="1"/>
+    <w:lsdException w:name="Table Columns 1" w:semiHidden="1" w:unhideWhenUsed="1"/>
+    <w:lsdException w:name="Table Columns 2" w:semiHidden="1" w:unhideWhenUsed="1"/>
+    <w:lsdException w:name="Table Columns 3" w:semiHidden="1" w:unhideWhenUsed="1"/>
+    <w:lsdException w:name="Table Columns 4" w:semiHidden="1" w:unhideWhenUsed="1"/>
+    <w:lsdException w:name="Table Columns 5" w:semiHidden="1" w:unhideWhenUsed="1"/>
+    <w:lsdException w:name="Table Grid 1" w:semiHidden="1" w:unhideWhenUsed="1"/>
+    <w:lsdException w:name="Table Grid 2" w:semiHidden="1" w:unhideWhenUsed="1"/>
+    <w:lsdException w:name="Table Grid 3" w:semiHidden="1" w:unhideWhenUsed="1"/>
+    <w:lsdException w:name="Table Grid 4" w:semiHidden="1" w:unhideWhenUsed="1"/>
+    <w:lsdException w:name="Table Grid 5" w:semiHidden="1" w:unhideWhenUsed="1"/>
+    <w:lsdException w:name="Table Grid 6" w:semiHidden="1" w:unhideWhenUsed="1"/>
+    <w:lsdException w:name="Table Grid 7" w:semiHidden="1" w:unhideWhenUsed="1"/>
+    <w:lsdException w:name="Table Grid 8" w:semiHidden="1" w:unhideWhenUsed="1"/>
+    <w:lsdException w:name="Table List 1" w:semiHidden="1" w:unhideWhenUsed="1"/>
+    <w:lsdException w:name="Table List 2" w:semiHidden="1" w:unhideWhenUsed="1"/>
+    <w:lsdException w:name="Table List 3" w:semiHidden="1" w:unhideWhenUsed="1"/>
+    <w:lsdException w:name="Table List 4" w:semiHidden="1" w:unhideWhenUsed="1"/>
+    <w:lsdException w:name="Table List 5" w:semiHidden="1" w:unhideWhenUsed="1"/>
+    <w:lsdException w:name="Table List 6" w:semiHidden="1" w:unhideWhenUsed="1"/>
+    <w:lsdException w:name="Table List 7" w:semiHidden="1" w:unhideWhenUsed="1"/>
+    <w:lsdException w:name="Table List 8" w:semiHidden="1" w:unhideWhenUsed="1"/>
+    <w:lsdException w:name="Table 3D effects 1" w:semiHidden="1" w:unhideWhenUsed="1"/>
+    <w:lsdException w:name="Table 3D effects 2" w:semiHidden="1" w:unhideWhenUsed="1"/>
+    <w:lsdException w:name="Table 3D effects 3" w:semiHidden="1" w:unhideWhenUsed="1"/>
+    <w:lsdException w:name="Table Contemporary" w:semiHidden="1" w:unhideWhenUsed="1"/>
+    <w:lsdException w:name="Table Elegant" w:semiHidden="1" w:unhideWhenUsed="1"/>
+    <w:lsdException w:name="Table Professional" w:semiHidden="1" w:unhideWhenUsed="1"/>
+    <w:lsdException w:name="Table Subtle 1" w:semiHidden="1" w:unhideWhenUsed="1"/>
+    <w:lsdException w:name="Table Subtle 2" w:semiHidden="1" w:unhideWhenUsed="1"/>
+    <w:lsdException w:name="Table Web 1" w:semiHidden="1" w:unhideWhenUsed="1"/>
+    <w:lsdException w:name="Table Web 2" w:semiHidden="1" w:unhideWhenUsed="1"/>
+    <w:lsdException w:name="Table Web 3" w:semiHidden="1" w:unhideWhenUsed="1"/>
+    <w:lsdException w:name="Balloon Text" w:semiHidden="1" w:unhideWhenUsed="1"/>
+    <w:lsdException w:name="Table Grid" w:uiPriority="59"/>
+    <w:lsdException w:name="Table Theme" w:semiHidden="1" w:unhideWhenUsed="1"/>
+    <w:lsdException w:name="Placeholder Text" w:semiHidden="1"/>
+    <w:lsdException w:name="Light Shading" w:uiPriority="60"/>
+    <w:lsdException w:name="Light List" w:uiPriority="61"/>
+    <w:lsdException w:name="Light Grid" w:uiPriority="62"/>
+    <w:lsdException w:name="Medium Shading 1" w:uiPriority="63"/>
+    <w:lsdException w:name="Medium Shading 2" w:uiPriority="64"/>
+    <w:lsdException w:name="Medium List 1" w:uiPriority="65"/>
+    <w:lsdException w:name="Medium List 2" w:uiPriority="66"/>
+    <w:lsdException w:name="Medium Grid 1" w:uiPriority="67"/>
+    <w:lsdException w:name="Medium Grid 2" w:uiPriority="68"/>
+    <w:lsdException w:name="Medium Grid 3" w:uiPriority="69"/>
+    <w:lsdException w:name="Dark List" w:uiPriority="70"/>
+    <w:lsdException w:name="Colorful Shading" w:uiPriority="71"/>
+    <w:lsdException w:name="Colorful List" w:uiPriority="72"/>
+    <w:lsdException w:name="Colorful Grid" w:uiPriority="73"/>
+    <w:lsdException w:name="Light Shading Accent 1" w:uiPriority="60"/>
+    <w:lsdException w:name="Light List Accent 1" w:uiPriority="61"/>
+    <w:lsdException w:name="Light Grid Accent 1" w:uiPriority="62"/>
+    <w:lsdException w:name="Medium Shading 1 Accent 1" w:uiPriority="63"/>
+    <w:lsdException w:name="Medium Shading 2 Accent 1" w:uiPriority="64"/>
+    <w:lsdException w:name="Medium List 1 Accent 1" w:uiPriority="65"/>
+    <w:lsdException w:name="Revision" w:semiHidden="1"/>
+    <w:lsdException w:name="Medium List 2 Accent 1" w:uiPriority="66"/>
+    <w:lsdException w:name="Medium Grid 1 Accent 1" w:uiPriority="67"/>
+    <w:lsdException w:name="Medium Grid 2 Accent 1" w:uiPriority="68"/>
+    <w:lsdException w:name="Medium Grid 3 Accent 1" w:uiPriority="69"/>
+    <w:lsdException w:name="Dark List Accent 1" w:uiPriority="70"/>
+    <w:lsdException w:name="Colorful Shading Accent 1" w:uiPriority="71"/>
+    <w:lsdException w:name="Colorful List Accent 1" w:uiPriority="72"/>
+    <w:lsdException w:name="Colorful Grid Accent 1" w:uiPriority="73"/>
+    <w:lsdException w:name="Light Shading Accent 2" w:uiPriority="60"/>
+    <w:lsdException w:name="Light List Accent 2" w:uiPriority="61"/>
+    <w:lsdException w:name="Light Grid Accent 2" w:uiPriority="62"/>
+    <w:lsdException w:name="Medium Shading 1 Accent 2" w:uiPriority="63"/>
+    <w:lsdException w:name="Medium Shading 2 Accent 2" w:uiPriority="64"/>
+    <w:lsdException w:name="Medium List 1 Accent 2" w:uiPriority="65"/>
+    <w:lsdException w:name="Medium List 2 Accent 2" w:uiPriority="66"/>
+    <w:lsdException w:name="Medium Grid 1 Accent 2" w:uiPriority="67"/>
+    <w:lsdException w:name="Medium Grid 2 Accent 2" w:uiPriority="68"/>
+    <w:lsdException w:name="Medium Grid 3 Accent 2" w:uiPriority="69"/>
+    <w:lsdException w:name="Dark List Accent 2" w:uiPriority="70"/>
+    <w:lsdException w:name="Colorful Shading Accent 2" w:uiPriority="71"/>
+    <w:lsdException w:name="Colorful List Accent 2" w:uiPriority="72"/>
+    <w:lsdException w:name="Colorful Grid Accent 2" w:uiPriority="73"/>
+    <w:lsdException w:name="Light Shading Accent 3" w:uiPriority="60"/>
+    <w:lsdException w:name="Light List Accent 3" w:uiPriority="61"/>
+    <w:lsdException w:name="Light Grid Accent 3" w:uiPriority="62"/>
+    <w:lsdException w:name="Medium Shading 1 Accent 3" w:uiPriority="63"/>
+    <w:lsdException w:name="Medium Shading 2 Accent 3" w:uiPriority="64"/>
+    <w:lsdException w:name="Medium List 1 Accent 3" w:uiPriority="65"/>
+    <w:lsdException w:name="Medium List 2 Accent 3" w:uiPriority="66"/>
+    <w:lsdException w:name="Medium Grid 1 Accent 3" w:uiPriority="67"/>
+    <w:lsdException w:name="Medium Grid 2 Accent 3" w:uiPriority="68"/>
+    <w:lsdException w:name="Medium Grid 3 Accent 3" w:uiPriority="69"/>
+    <w:lsdException w:name="Dark List Accent 3" w:uiPriority="70"/>
+    <w:lsdException w:name="Colorful Shading Accent 3" w:uiPriority="71"/>
+    <w:lsdException w:name="Colorful List Accent 3" w:uiPriority="72"/>
+    <w:lsdException w:name="Colorful Grid Accent 3" w:uiPriority="73"/>
+    <w:lsdException w:name="Light Shading Accent 4" w:uiPriority="60"/>
+    <w:lsdException w:name="Light List Accent 4" w:uiPriority="61"/>
+    <w:lsdException w:name="Light Grid Accent 4" w:uiPriority="62"/>
+    <w:lsdException w:name="Medium Shading 1 Accent 4" w:uiPriority="63"/>
+    <w:lsdException w:name="Medium Shading 2 Accent 4" w:uiPriority="64"/>
+    <w:lsdException w:name="Medium List 1 Accent 4" w:uiPriority="65"/>
+    <w:lsdException w:name="Medium List 2 Accent 4" w:uiPriority="66"/>
+    <w:lsdException w:name="Medium Grid 1 Accent 4" w:uiPriority="67"/>
+    <w:lsdException w:name="Medium Grid 2 Accent 4" w:uiPriority="68"/>
+    <w:lsdException w:name="Medium Grid 3 Accent 4" w:uiPriority="69"/>
+    <w:lsdException w:name="Dark List Accent 4" w:uiPriority="70"/>
+    <w:lsdException w:name="Colorful Shading Accent 4" w:uiPriority="71"/>
+    <w:lsdException w:name="Colorful List Accent 4" w:uiPriority="72"/>
+    <w:lsdException w:name="Colorful Grid Accent 4" w:uiPriority="73"/>
+    <w:lsdException w:name="Light Shading Accent 5" w:uiPriority="60"/>
+    <w:lsdException w:name="Light List Accent 5" w:uiPriority="61"/>
+    <w:lsdException w:name="Light Grid Accent 5" w:uiPriority="62"/>
+    <w:lsdException w:name="Medium Shading 1 Accent 5" w:uiPriority="63"/>
+    <w:lsdException w:name="Medium Shading 2 Accent 5" w:uiPriority="64"/>
+    <w:lsdException w:name="Medium List 1 Accent 5" w:uiPriority="65"/>
+    <w:lsdException w:name="Medium List 2 Accent 5" w:uiPriority="66"/>
+    <w:lsdException w:name="Medium Grid 1 Accent 5" w:uiPriority="67"/>
+    <w:lsdException w:name="Medium Grid 2 Accent 5" w:uiPriority="68"/>
+    <w:lsdException w:name="Medium Grid 3 Accent 5" w:uiPriority="69"/>
+    <w:lsdException w:name="Dark List Accent 5" w:uiPriority="70"/>
+    <w:lsdException w:name="Colorful Shading Accent 5" w:uiPriority="71"/>
+    <w:lsdException w:name="Colorful List Accent 5" w:uiPriority="72"/>
+    <w:lsdException w:name="Colorful Grid Accent 5" w:uiPriority="73"/>
+    <w:lsdException w:name="Light Shading Accent 6" w:uiPriority="60"/>
+    <w:lsdException w:name="Light List Accent 6" w:uiPriority="61"/>
+    <w:lsdException w:name="Light Grid Accent 6" w:uiPriority="62"/>
+    <w:lsdException w:name="Medium Shading 1 Accent 6" w:uiPriority="63"/>
+    <w:lsdException w:name="Medium Shading 2 Accent 6" w:uiPriority="64"/>
+    <w:lsdException w:name="Medium List 1 Accent 6" w:uiPriority="65"/>
+    <w:lsdException w:name="Medium List 2 Accent 6" w:uiPriority="66"/>
+    <w:lsdException w:name="Medium Grid 1 Accent 6" w:uiPriority="67"/>
+    <w:lsdException w:name="Medium Grid 2 Accent 6" w:uiPriority="68"/>
+    <w:lsdException w:name="Medium Grid 3 Accent 6" w:uiPriority="69"/>
+    <w:lsdException w:name="Dark List Accent 6" w:uiPriority="70"/>
+    <w:lsdException w:name="Colorful Shading Accent 6" w:uiPriority="71"/>
+    <w:lsdException w:name="Colorful List Accent 6" w:uiPriority="72"/>
+    <w:lsdException w:name="Colorful Grid Accent 6" w:uiPriority="73"/>
+    <w:lsdException w:name="Subtle Emphasis" w:uiPriority="19" w:qFormat="1"/>
+    <w:lsdException w:name="Intense Emphasis" w:uiPriority="21" w:qFormat="1"/>
+    <w:lsdException w:name="Subtle Reference" w:uiPriority="31" w:qFormat="1"/>
+    <w:lsdException w:name="Intense Reference" w:uiPriority="32" w:qFormat="1"/>
+    <w:lsdException w:name="Book Title" w:uiPriority="33" w:qFormat="1"/>
+    <w:lsdException w:name="Bibliography" w:semiHidden="1" w:uiPriority="37" w:unhideWhenUsed="1"/>
+    <w:lsdException w:name="TOC Heading" w:semiHidden="1" w:uiPriority="39" w:unhideWhenUsed="1" w:qFormat="1"/>
+    <w:lsdException w:name="Plain Table 1" w:uiPriority="41"/>
+    <w:lsdException w:name="Plain Table 2" w:uiPriority="42"/>
+    <w:lsdException w:name="Plain Table 3" w:uiPriority="43"/>
+    <w:lsdException w:name="Plain Table 4" w:uiPriority="44"/>
+    <w:lsdException w:name="Plain Table 5" w:uiPriority="45"/>
+    <w:lsdException w:name="Grid Table Light" w:uiPriority="40"/>
+    <w:lsdException w:name="Grid Table 1 Light" w:uiPriority="46"/>
+    <w:lsdException w:name="Grid Table 2" w:uiPriority="47"/>
+    <w:lsdException w:name="Grid Table 3" w:uiPriority="48"/>
+    <w:lsdException w:name="Grid Table 4" w:uiPriority="49"/>
+    <w:lsdException w:name="Grid Table 5 Dark" w:uiPriority="50"/>
+    <w:lsdException w:name="Grid Table 6 Colorful" w:uiPriority="51"/>
+    <w:lsdException w:name="Grid Table 7 Colorful" w:uiPriority="52"/>
+    <w:lsdException w:name="Grid Table 1 Light Accent 1" w:uiPriority="46"/>
+    <w:lsdException w:name="Grid Table 2 Accent 1" w:uiPriority="47"/>
+    <w:lsdException w:name="Grid Table 3 Accent 1" w:uiPriority="48"/>
+    <w:lsdException w:name="Grid Table 4 Accent 1" w:uiPriority="49"/>
+    <w:lsdException w:name="Grid Table 5 Dark Accent 1" w:uiPriority="50"/>
+    <w:lsdException w:name="Grid Table 6 Colorful Accent 1" w:uiPriority="51"/>
+    <w:lsdException w:name="Grid Table 7 Colorful Accent 1" w:uiPriority="52"/>
+    <w:lsdException w:name="Grid Table 1 Light Accent 2" w:uiPriority="46"/>
+    <w:lsdException w:name="Grid Table 2 Accent 2" w:uiPriority="47"/>
+    <w:lsdException w:name="Grid Table 3 Accent 2" w:uiPriority="48"/>
+    <w:lsdException w:name="Grid Table 4 Accent 2" w:uiPriority="49"/>
+    <w:lsdException w:name="Grid Table 5 Dark Accent 2" w:uiPriority="50"/>
+    <w:lsdException w:name="Grid Table 6 Colorful Accent 2" w:uiPriority="51"/>
+    <w:lsdException w:name="Grid Table 7 Colorful Accent 2" w:uiPriority="52"/>
+    <w:lsdException w:name="Grid Table 1 Light Accent 3" w:uiPriority="46"/>
+    <w:lsdException w:name="Grid Table 2 Accent 3" w:uiPriority="47"/>
+    <w:lsdException w:name="Grid Table 3 Accent 3" w:uiPriority="48"/>
+    <w:lsdException w:name="Grid Table 4 Accent 3" w:uiPriority="49"/>
+    <w:lsdException w:name="Grid Table 5 Dark Accent 3" w:uiPriority="50"/>
+    <w:lsdException w:name="Grid Table 6 Colorful Accent 3" w:uiPriority="51"/>
+    <w:lsdException w:name="Grid Table 7 Colorful Accent 3" w:uiPriority="52"/>
+    <w:lsdException w:name="Grid Table 1 Light Accent 4" w:uiPriority="46"/>
+    <w:lsdException w:name="Grid Table 2 Accent 4" w:uiPriority="47"/>
+    <w:lsdException w:name="Grid Table 3 Accent 4" w:uiPriority="48"/>
+    <w:lsdException w:name="Grid Table 4 Accent 4" w:uiPriority="49"/>
+    <w:lsdException w:name="Grid Table 5 Dark Accent 4" w:uiPriority="50"/>
+    <w:lsdException w:name="Grid Table 6 Colorful Accent 4" w:uiPriority="51"/>
+    <w:lsdException w:name="Grid Table 7 Colorful Accent 4" w:uiPriority="52"/>
+    <w:lsdException w:name="Grid Table 1 Light Accent 5" w:uiPriority="46"/>
+    <w:lsdException w:name="Grid Table 2 Accent 5" w:uiPriority="47"/>
+    <w:lsdException w:name="Grid Table 3 Accent 5" w:uiPriority="48"/>
+    <w:lsdException w:name="Grid Table 4 Accent 5" w:uiPriority="49"/>
+    <w:lsdException w:name="Grid Table 5 Dark Accent 5" w:uiPriority="50"/>
+    <w:lsdException w:name="Grid Table 6 Colorful Accent 5" w:uiPriority="51"/>
+    <w:lsdException w:name="Grid Table 7 Colorful Accent 5" w:uiPriority="52"/>
+    <w:lsdException w:name="Grid Table 1 Light Accent 6" w:uiPriority="46"/>
+    <w:lsdException w:name="Grid Table 2 Accent 6" w:uiPriority="47"/>
+    <w:lsdException w:name="Grid Table 3 Accent 6" w:uiPriority="48"/>
+    <w:lsdException w:name="Grid Table 4 Accent 6" w:uiPriority="49"/>
+    <w:lsdException w:name="Grid Table 5 Dark Accent 6" w:uiPriority="50"/>
+    <w:lsdException w:name="Grid Table 6 Colorful Accent 6" w:uiPriority="51"/>
+    <w:lsdException w:name="Grid Table 7 Colorful Accent 6" w:uiPriority="52"/>
+    <w:lsdException w:name="List Table 1 Light" w:uiPriority="46"/>
+    <w:lsdException w:name="List Table 2" w:uiPriority="47"/>
+    <w:lsdException w:name="List Table 3" w:uiPriority="48"/>
+    <w:lsdException w:name="List Table 4" w:uiPriority="49"/>
+    <w:lsdException w:name="List Table 5 Dark" w:uiPriority="50"/>
+    <w:lsdException w:name="List Table 6 Colorful" w:uiPriority="51"/>
+    <w:lsdException w:name="List Table 7 Colorful" w:uiPriority="52"/>
+    <w:lsdException w:name="List Table 1 Light Accent 1" w:uiPriority="46"/>
+    <w:lsdException w:name="List Table 2 Accent 1" w:uiPriority="47"/>
+    <w:lsdException w:name="List Table 3 Accent 1" w:uiPriority="48"/>
+    <w:lsdException w:name="List Table 4 Accent 1" w:uiPriority="49"/>
+    <w:lsdException w:name="List Table 5 Dark Accent 1" w:uiPriority="50"/>
+    <w:lsdException w:name="List Table 6 Colorful Accent 1" w:uiPriority="51"/>
+    <w:lsdException w:name="List Table 7 Colorful Accent 1" w:uiPriority="52"/>
+    <w:lsdException w:name="List Table 1 Light Accent 2" w:uiPriority="46"/>
+    <w:lsdException w:name="List Table 2 Accent 2" w:uiPriority="47"/>
+    <w:lsdException w:name="List Table 3 Accent 2" w:uiPriority="48"/>
+    <w:lsdException w:name="List Table 4 Accent 2" w:uiPriority="49"/>
+    <w:lsdException w:name="List Table 5 Dark Accent 2" w:uiPriority="50"/>
+    <w:lsdException w:name="List Table 6 Colorful Accent 2" w:uiPriority="51"/>
+    <w:lsdException w:name="List Table 7 Colorful Accent 2" w:uiPriority="52"/>
+    <w:lsdException w:name="List Table 1 Light Accent 3" w:uiPriority="46"/>
+    <w:lsdException w:name="List Table 2 Accent 3" w:uiPriority="47"/>
+    <w:lsdException w:name="List Table 3 Accent 3" w:uiPriority="48"/>
+    <w:lsdException w:name="List Table 4 Accent 3" w:uiPriority="49"/>
+    <w:lsdException w:name="List Table 5 Dark Accent 3" w:uiPriority="50"/>
+    <w:lsdException w:name="List Table 6 Colorful Accent 3" w:uiPriority="51"/>
+    <w:lsdException w:name="List Table 7 Colorful Accent 3" w:uiPriority="52"/>
+    <w:lsdException w:name="List Table 1 Light Accent 4" w:uiPriority="46"/>
+    <w:lsdException w:name="List Table 2 Accent 4" w:uiPriority="47"/>
+    <w:lsdException w:name="List Table 3 Accent 4" w:uiPriority="48"/>
+    <w:lsdException w:name="List Table 4 Accent 4" w:uiPriority="49"/>
+    <w:lsdException w:name="List Table 5 Dark Accent 4" w:uiPriority="50"/>
+    <w:lsdException w:name="List Table 6 Colorful Accent 4" w:uiPriority="51"/>
+    <w:lsdException w:name="List Table 7 Colorful Accent 4" w:uiPriority="52"/>
+    <w:lsdException w:name="List Table 1 Light Accent 5" w:uiPriority="46"/>
+    <w:lsdException w:name="List Table 2 Accent 5" w:uiPriority="47"/>
+    <w:lsdException w:name="List Table 3 Accent 5" w:uiPriority="48"/>
+    <w:lsdException w:name="List Table 4 Accent 5" w:uiPriority="49"/>
+    <w:lsdException w:name="List Table 5 Dark Accent 5" w:uiPriority="50"/>
+    <w:lsdException w:name="List Table 6 Colorful Accent 5" w:uiPriority="51"/>
+    <w:lsdException w:name="List Table 7 Colorful Accent 5" w:uiPriority="52"/>
+    <w:lsdException w:name="List Table 1 Light Accent 6" w:uiPriority="46"/>
+    <w:lsdException w:name="List Table 2 Accent 6" w:uiPriority="47"/>
+    <w:lsdException w:name="List Table 3 Accent 6" w:uiPriority="48"/>
+    <w:lsdException w:name="List Table 4 Accent 6" w:uiPriority="49"/>
+    <w:lsdException w:name="List Table 5 Dark Accent 6" w:uiPriority="50"/>
+    <w:lsdException w:name="List Table 6 Colorful Accent 6" w:uiPriority="51"/>
+    <w:lsdException w:name="List Table 7 Colorful Accent 6" w:uiPriority="52"/>
+    <w:lsdException w:name="Mention" w:semiHidden="1" w:unhideWhenUsed="1"/>
+    <w:lsdException w:name="Smart Hyperlink" w:semiHidden="1" w:unhideWhenUsed="1"/>
+    <w:lsdException w:name="Hashtag" w:semiHidden="1" w:unhideWhenUsed="1"/>
+    <w:lsdException w:name="Unresolved Mention" w:semiHidden="1" w:unhideWhenUsed="1"/>
   </w:latentStyles>
-  <w:style w:type="paragraph" w:default="1" w:styleId="1">
+  <w:style w:type="paragraph" w:default="1" w:styleId="a">
     <w:name w:val="Normal"/>
     <w:qFormat/>
-    <w:uiPriority w:val="0"/>
     <w:rPr>
-      <w:rFonts w:ascii="Times New Roman" w:hAnsi="Times New Roman" w:cs="Times New Roman" w:eastAsiaTheme="minorEastAsia"/>
+      <w:rFonts w:eastAsiaTheme="minorEastAsia"/>
       <w:sz w:val="22"/>
       <w:szCs w:val="22"/>
-      <w:lang w:val="en-US" w:eastAsia="zh-CN" w:bidi="ar-SA"/>
     </w:rPr>
   </w:style>
-  <w:style w:type="paragraph" w:styleId="2">
+  <w:style w:type="paragraph" w:styleId="1">
     <w:name w:val="heading 1"/>
-    <w:basedOn w:val="1"/>
-    <w:next w:val="1"/>
+    <w:basedOn w:val="a"/>
+    <w:next w:val="a"/>
+    <w:uiPriority w:val="9"/>
     <w:qFormat/>
-    <w:uiPriority w:val="9"/>
     <w:pPr>
-      <w:spacing w:before="0" w:beforeAutospacing="1" w:after="0" w:afterAutospacing="1"/>
-      <w:jc w:val="left"/>
+      <w:spacing w:beforeAutospacing="1" w:afterAutospacing="1"/>
+      <w:outlineLvl w:val="0"/>
     </w:pPr>
     <w:rPr>
-      <w:rFonts w:hint="eastAsia" w:ascii="宋体" w:hAnsi="宋体" w:eastAsia="宋体" w:cs="宋体"/>
+      <w:rFonts w:ascii="宋体" w:eastAsia="宋体" w:hAnsi="宋体" w:hint="eastAsia"/>
       <w:b/>
       <w:bCs/>
       <w:kern w:val="44"/>
       <w:sz w:val="48"/>
       <w:szCs w:val="48"/>
-      <w:lang w:val="en-US" w:eastAsia="zh-CN" w:bidi="ar"/>
     </w:rPr>
   </w:style>
-  <w:style w:type="character" w:default="1" w:styleId="7">
-    <w:name w:val="Default Paragraph Font"/>
+  <w:style w:type="paragraph" w:styleId="2">
+    <w:name w:val="heading 2"/>
+    <w:basedOn w:val="a"/>
+    <w:next w:val="a"/>
+    <w:link w:val="20"/>
+    <w:uiPriority w:val="9"/>
     <w:semiHidden/>
     <w:unhideWhenUsed/>
+    <w:qFormat/>
+    <w:rsid w:val="00603F8F"/>
+    <w:pPr>
+      <w:keepNext/>
+      <w:keepLines/>
+      <w:spacing w:before="260" w:after="260" w:line="416" w:lineRule="auto"/>
+      <w:outlineLvl w:val="1"/>
+    </w:pPr>
+    <w:rPr>
+      <w:rFonts w:asciiTheme="majorHAnsi" w:eastAsiaTheme="majorEastAsia" w:hAnsiTheme="majorHAnsi" w:cstheme="majorBidi"/>
+      <w:b/>
+      <w:bCs/>
+      <w:sz w:val="32"/>
+      <w:szCs w:val="32"/>
+    </w:rPr>
+  </w:style>
+  <w:style w:type="character" w:default="1" w:styleId="a0">
+    <w:name w:val="Default Paragraph Font"/>
     <w:uiPriority w:val="1"/>
-  </w:style>
-  <w:style w:type="table" w:default="1" w:styleId="6">
-    <w:name w:val="Normal Table"/>
     <w:semiHidden/>
     <w:unhideWhenUsed/>
+  </w:style>
+  <w:style w:type="table" w:default="1" w:styleId="a1">
+    <w:name w:val="Normal Table"/>
     <w:uiPriority w:val="99"/>
+    <w:semiHidden/>
+    <w:unhideWhenUsed/>
     <w:tblPr>
+      <w:tblInd w:w="0" w:type="dxa"/>
       <w:tblCellMar>
         <w:top w:w="0" w:type="dxa"/>
         <w:left w:w="108" w:type="dxa"/>
@@ -2206,24 +3792,30 @@
       </w:tblCellMar>
     </w:tblPr>
   </w:style>
-  <w:style w:type="paragraph" w:styleId="3">
-    <w:name w:val="Balloon Text"/>
-    <w:basedOn w:val="1"/>
-    <w:link w:val="8"/>
+  <w:style w:type="numbering" w:default="1" w:styleId="a2">
+    <w:name w:val="No List"/>
+    <w:uiPriority w:val="99"/>
     <w:semiHidden/>
     <w:unhideWhenUsed/>
+  </w:style>
+  <w:style w:type="paragraph" w:styleId="a3">
+    <w:name w:val="Balloon Text"/>
+    <w:basedOn w:val="a"/>
+    <w:link w:val="a4"/>
     <w:uiPriority w:val="99"/>
+    <w:semiHidden/>
+    <w:unhideWhenUsed/>
     <w:rPr>
       <w:sz w:val="18"/>
       <w:szCs w:val="18"/>
     </w:rPr>
   </w:style>
-  <w:style w:type="paragraph" w:styleId="4">
+  <w:style w:type="paragraph" w:styleId="a5">
     <w:name w:val="footer"/>
-    <w:basedOn w:val="1"/>
-    <w:link w:val="10"/>
+    <w:basedOn w:val="a"/>
+    <w:link w:val="a6"/>
+    <w:uiPriority w:val="99"/>
     <w:unhideWhenUsed/>
-    <w:uiPriority w:val="99"/>
     <w:pPr>
       <w:tabs>
         <w:tab w:val="center" w:pos="4153"/>
@@ -2236,15 +3828,15 @@
       <w:szCs w:val="18"/>
     </w:rPr>
   </w:style>
-  <w:style w:type="paragraph" w:styleId="5">
+  <w:style w:type="paragraph" w:styleId="a7">
     <w:name w:val="header"/>
-    <w:basedOn w:val="1"/>
-    <w:link w:val="9"/>
+    <w:basedOn w:val="a"/>
+    <w:link w:val="a8"/>
+    <w:uiPriority w:val="99"/>
     <w:unhideWhenUsed/>
-    <w:uiPriority w:val="99"/>
     <w:pPr>
       <w:pBdr>
-        <w:bottom w:val="single" w:color="auto" w:sz="6" w:space="1"/>
+        <w:bottom w:val="single" w:sz="6" w:space="1" w:color="auto"/>
       </w:pBdr>
       <w:tabs>
         <w:tab w:val="center" w:pos="4153"/>
@@ -2258,35 +3850,50 @@
       <w:szCs w:val="18"/>
     </w:rPr>
   </w:style>
-  <w:style w:type="character" w:customStyle="1" w:styleId="8">
-    <w:name w:val="批注框文本 Char"/>
-    <w:basedOn w:val="7"/>
-    <w:link w:val="3"/>
+  <w:style w:type="character" w:customStyle="1" w:styleId="a4">
+    <w:name w:val="批注框文本 字符"/>
+    <w:basedOn w:val="a0"/>
+    <w:link w:val="a3"/>
+    <w:uiPriority w:val="99"/>
     <w:semiHidden/>
+    <w:rPr>
+      <w:sz w:val="18"/>
+      <w:szCs w:val="18"/>
+    </w:rPr>
+  </w:style>
+  <w:style w:type="character" w:customStyle="1" w:styleId="a8">
+    <w:name w:val="页眉 字符"/>
+    <w:basedOn w:val="a0"/>
+    <w:link w:val="a7"/>
     <w:uiPriority w:val="99"/>
     <w:rPr>
       <w:sz w:val="18"/>
       <w:szCs w:val="18"/>
     </w:rPr>
   </w:style>
-  <w:style w:type="character" w:customStyle="1" w:styleId="9">
-    <w:name w:val="页眉 Char"/>
-    <w:basedOn w:val="7"/>
-    <w:link w:val="5"/>
+  <w:style w:type="character" w:customStyle="1" w:styleId="a6">
+    <w:name w:val="页脚 字符"/>
+    <w:basedOn w:val="a0"/>
+    <w:link w:val="a5"/>
     <w:uiPriority w:val="99"/>
     <w:rPr>
       <w:sz w:val="18"/>
       <w:szCs w:val="18"/>
     </w:rPr>
   </w:style>
-  <w:style w:type="character" w:customStyle="1" w:styleId="10">
-    <w:name w:val="页脚 Char"/>
-    <w:basedOn w:val="7"/>
-    <w:link w:val="4"/>
-    <w:uiPriority w:val="99"/>
+  <w:style w:type="character" w:customStyle="1" w:styleId="20">
+    <w:name w:val="标题 2 字符"/>
+    <w:basedOn w:val="a0"/>
+    <w:link w:val="2"/>
+    <w:uiPriority w:val="9"/>
+    <w:semiHidden/>
+    <w:rsid w:val="00603F8F"/>
     <w:rPr>
-      <w:sz w:val="18"/>
-      <w:szCs w:val="18"/>
+      <w:rFonts w:asciiTheme="majorHAnsi" w:eastAsiaTheme="majorEastAsia" w:hAnsiTheme="majorHAnsi" w:cstheme="majorBidi"/>
+      <w:b/>
+      <w:bCs/>
+      <w:sz w:val="32"/>
+      <w:szCs w:val="32"/>
     </w:rPr>
   </w:style>
 </w:styles>
@@ -2573,5 +4180,6 @@
     </a:fmtScheme>
   </a:themeElements>
   <a:objectDefaults/>
+  <a:extraClrSchemeLst/>
 </a:theme>
 </file>